--- a/Report/Jar_Growth_Intern_Assignment_Report.docx
+++ b/Report/Jar_Growth_Intern_Assignment_Report.docx
@@ -4,7 +4,7 @@
   <w:body>
     <w:p>
       <w:pPr>
-        <w:spacing w:line="276" w:lineRule="auto" w:before="360" w:after="360"/>
+        <w:spacing w:before="360" w:after="360" w:line="276" w:lineRule="auto"/>
         <w:jc w:val="center"/>
         <w:rPr>
           <w:b/>
@@ -23,7 +23,7 @@
     </w:p>
     <w:p>
       <w:pPr>
-        <w:spacing w:line="276" w:lineRule="auto" w:before="360" w:after="360"/>
+        <w:spacing w:before="360" w:after="360" w:line="276" w:lineRule="auto"/>
         <w:jc w:val="center"/>
         <w:rPr>
           <w:b/>
@@ -42,21 +42,20 @@
     </w:p>
     <w:p>
       <w:pPr>
-        <w:spacing w:line="276" w:lineRule="auto" w:before="120" w:after="120"/>
-      </w:pPr>
-      <w:r>
-        <w:rPr>
-          <w:rFonts w:ascii="Calibri" w:hAnsi="Calibri"/>
-          <w:sz w:val="22"/>
+        <w:spacing w:before="120" w:after="120" w:line="276" w:lineRule="auto"/>
+      </w:pPr>
+      <w:r>
+        <w:rPr>
+          <w:rFonts w:ascii="Calibri" w:hAnsi="Calibri"/>
         </w:rPr>
         <w:pict w14:anchorId="44BD18CC">
-          <v:rect id="_x0000_i1163" style="width:0;height:1.5pt" o:hralign="center" o:hrstd="t" o:hr="t" fillcolor="#a0a0a0" stroked="f"/>
+          <v:rect id="_x0000_i1025" style="width:0;height:1.5pt" o:hralign="center" o:hrstd="t" o:hr="t" fillcolor="#a0a0a0" stroked="f"/>
         </w:pict>
       </w:r>
     </w:p>
     <w:p>
       <w:pPr>
-        <w:spacing w:line="276" w:lineRule="auto" w:before="240" w:after="120"/>
+        <w:spacing w:before="240" w:after="120" w:line="276" w:lineRule="auto"/>
         <w:jc w:val="center"/>
         <w:rPr>
           <w:b/>
@@ -75,7 +74,7 @@
     </w:p>
     <w:p>
       <w:pPr>
-        <w:spacing w:line="276" w:lineRule="auto" w:before="120" w:after="120"/>
+        <w:spacing w:before="120" w:after="120" w:line="276" w:lineRule="auto"/>
         <w:jc w:val="center"/>
       </w:pPr>
       <w:r>
@@ -90,7 +89,7 @@
     </w:p>
     <w:p>
       <w:pPr>
-        <w:spacing w:line="276" w:lineRule="auto" w:before="240" w:after="120"/>
+        <w:spacing w:before="240" w:after="120" w:line="276" w:lineRule="auto"/>
         <w:jc w:val="center"/>
         <w:rPr>
           <w:b/>
@@ -113,12 +112,11 @@
           <w:ilvl w:val="0"/>
           <w:numId w:val="1"/>
         </w:numPr>
-        <w:spacing w:line="276" w:lineRule="auto" w:before="120" w:after="120"/>
-      </w:pPr>
-      <w:r>
-        <w:rPr>
-          <w:rFonts w:ascii="Calibri" w:hAnsi="Calibri"/>
-          <w:sz w:val="22"/>
+        <w:spacing w:before="120" w:after="120" w:line="276" w:lineRule="auto"/>
+      </w:pPr>
+      <w:r>
+        <w:rPr>
+          <w:rFonts w:ascii="Calibri" w:hAnsi="Calibri"/>
         </w:rPr>
         <w:t xml:space="preserve">Python </w:t>
       </w:r>
@@ -129,12 +127,11 @@
           <w:ilvl w:val="0"/>
           <w:numId w:val="1"/>
         </w:numPr>
-        <w:spacing w:line="276" w:lineRule="auto" w:before="120" w:after="120"/>
-      </w:pPr>
-      <w:r>
-        <w:rPr>
-          <w:rFonts w:ascii="Calibri" w:hAnsi="Calibri"/>
-          <w:sz w:val="22"/>
+        <w:spacing w:before="120" w:after="120" w:line="276" w:lineRule="auto"/>
+      </w:pPr>
+      <w:r>
+        <w:rPr>
+          <w:rFonts w:ascii="Calibri" w:hAnsi="Calibri"/>
         </w:rPr>
         <w:t xml:space="preserve">Pandas </w:t>
       </w:r>
@@ -145,12 +142,11 @@
           <w:ilvl w:val="0"/>
           <w:numId w:val="1"/>
         </w:numPr>
-        <w:spacing w:line="276" w:lineRule="auto" w:before="120" w:after="120"/>
-      </w:pPr>
-      <w:r>
-        <w:rPr>
-          <w:rFonts w:ascii="Calibri" w:hAnsi="Calibri"/>
-          <w:sz w:val="22"/>
+        <w:spacing w:before="120" w:after="120" w:line="276" w:lineRule="auto"/>
+      </w:pPr>
+      <w:r>
+        <w:rPr>
+          <w:rFonts w:ascii="Calibri" w:hAnsi="Calibri"/>
         </w:rPr>
         <w:t xml:space="preserve">Matplotlib </w:t>
       </w:r>
@@ -161,12 +157,11 @@
           <w:ilvl w:val="0"/>
           <w:numId w:val="1"/>
         </w:numPr>
-        <w:spacing w:line="276" w:lineRule="auto" w:before="120" w:after="120"/>
-      </w:pPr>
-      <w:r>
-        <w:rPr>
-          <w:rFonts w:ascii="Calibri" w:hAnsi="Calibri"/>
-          <w:sz w:val="22"/>
+        <w:spacing w:before="120" w:after="120" w:line="276" w:lineRule="auto"/>
+      </w:pPr>
+      <w:r>
+        <w:rPr>
+          <w:rFonts w:ascii="Calibri" w:hAnsi="Calibri"/>
         </w:rPr>
         <w:t xml:space="preserve">Microsoft Excel </w:t>
       </w:r>
@@ -177,19 +172,18 @@
           <w:ilvl w:val="0"/>
           <w:numId w:val="1"/>
         </w:numPr>
-        <w:spacing w:line="276" w:lineRule="auto" w:before="120" w:after="120"/>
-      </w:pPr>
-      <w:r>
-        <w:rPr>
-          <w:rFonts w:ascii="Calibri" w:hAnsi="Calibri"/>
-          <w:sz w:val="22"/>
+        <w:spacing w:before="120" w:after="120" w:line="276" w:lineRule="auto"/>
+      </w:pPr>
+      <w:r>
+        <w:rPr>
+          <w:rFonts w:ascii="Calibri" w:hAnsi="Calibri"/>
         </w:rPr>
         <w:t xml:space="preserve">Microsoft Word </w:t>
       </w:r>
     </w:p>
     <w:p>
       <w:pPr>
-        <w:spacing w:line="276" w:lineRule="auto" w:before="240" w:after="120"/>
+        <w:spacing w:before="240" w:after="120" w:line="276" w:lineRule="auto"/>
         <w:jc w:val="center"/>
         <w:rPr>
           <w:b/>
@@ -208,45 +202,42 @@
     </w:p>
     <w:p>
       <w:pPr>
-        <w:spacing w:line="276" w:lineRule="auto" w:before="120" w:after="120"/>
+        <w:spacing w:before="120" w:after="120" w:line="276" w:lineRule="auto"/>
         <w:jc w:val="center"/>
       </w:pPr>
       <w:r>
         <w:rPr>
           <w:rFonts w:ascii="Calibri" w:hAnsi="Calibri"/>
-          <w:sz w:val="22"/>
         </w:rPr>
         <w:t>20 July 2026</w:t>
       </w:r>
     </w:p>
     <w:p>
       <w:pPr>
-        <w:spacing w:line="276" w:lineRule="auto" w:before="120" w:after="120"/>
-      </w:pPr>
-      <w:r>
-        <w:rPr>
-          <w:rFonts w:ascii="Calibri" w:hAnsi="Calibri"/>
-          <w:sz w:val="22"/>
+        <w:spacing w:before="120" w:after="120" w:line="276" w:lineRule="auto"/>
+      </w:pPr>
+      <w:r>
+        <w:rPr>
+          <w:rFonts w:ascii="Calibri" w:hAnsi="Calibri"/>
         </w:rPr>
         <w:pict w14:anchorId="256D1198">
-          <v:rect id="_x0000_i1164" style="width:0;height:1.5pt" o:hralign="center" o:hrstd="t" o:hr="t" fillcolor="#a0a0a0" stroked="f"/>
+          <v:rect id="_x0000_i1026" style="width:0;height:1.5pt" o:hralign="center" o:hrstd="t" o:hr="t" fillcolor="#a0a0a0" stroked="f"/>
         </w:pict>
       </w:r>
     </w:p>
     <w:p>
       <w:pPr>
-        <w:spacing w:line="276" w:lineRule="auto" w:before="120" w:after="120"/>
-        <w:rPr>
-          <w:b/>
-          <w:bCs/>
-        </w:rPr>
-      </w:pPr>
-      <w:r>
-        <w:rPr>
-          <w:rFonts w:ascii="Calibri" w:hAnsi="Calibri"/>
-          <w:b/>
-          <w:bCs/>
-          <w:sz w:val="22"/>
+        <w:spacing w:before="120" w:after="120" w:line="276" w:lineRule="auto"/>
+        <w:rPr>
+          <w:b/>
+          <w:bCs/>
+        </w:rPr>
+      </w:pPr>
+      <w:r>
+        <w:rPr>
+          <w:rFonts w:ascii="Calibri" w:hAnsi="Calibri"/>
+          <w:b/>
+          <w:bCs/>
         </w:rPr>
         <w:t>Table of Contents</w:t>
       </w:r>
@@ -257,12 +248,11 @@
           <w:ilvl w:val="0"/>
           <w:numId w:val="2"/>
         </w:numPr>
-        <w:spacing w:line="276" w:lineRule="auto" w:before="120" w:after="120"/>
-      </w:pPr>
-      <w:r>
-        <w:rPr>
-          <w:rFonts w:ascii="Calibri" w:hAnsi="Calibri"/>
-          <w:sz w:val="22"/>
+        <w:spacing w:before="120" w:after="120" w:line="276" w:lineRule="auto"/>
+      </w:pPr>
+      <w:r>
+        <w:rPr>
+          <w:rFonts w:ascii="Calibri" w:hAnsi="Calibri"/>
         </w:rPr>
         <w:t xml:space="preserve">Question 1 – Sales Performance Analysis </w:t>
       </w:r>
@@ -273,12 +263,11 @@
           <w:ilvl w:val="1"/>
           <w:numId w:val="2"/>
         </w:numPr>
-        <w:spacing w:line="276" w:lineRule="auto" w:before="120" w:after="120"/>
-      </w:pPr>
-      <w:r>
-        <w:rPr>
-          <w:rFonts w:ascii="Calibri" w:hAnsi="Calibri"/>
-          <w:sz w:val="22"/>
+        <w:spacing w:before="120" w:after="120" w:line="276" w:lineRule="auto"/>
+      </w:pPr>
+      <w:r>
+        <w:rPr>
+          <w:rFonts w:ascii="Calibri" w:hAnsi="Calibri"/>
         </w:rPr>
         <w:t xml:space="preserve">Part 1 – Sales &amp; Profitability Analysis </w:t>
       </w:r>
@@ -289,12 +278,11 @@
           <w:ilvl w:val="1"/>
           <w:numId w:val="2"/>
         </w:numPr>
-        <w:spacing w:line="276" w:lineRule="auto" w:before="120" w:after="120"/>
-      </w:pPr>
-      <w:r>
-        <w:rPr>
-          <w:rFonts w:ascii="Calibri" w:hAnsi="Calibri"/>
-          <w:sz w:val="22"/>
+        <w:spacing w:before="120" w:after="120" w:line="276" w:lineRule="auto"/>
+      </w:pPr>
+      <w:r>
+        <w:rPr>
+          <w:rFonts w:ascii="Calibri" w:hAnsi="Calibri"/>
         </w:rPr>
         <w:t xml:space="preserve">Part 2 – Target Achievement Analysis </w:t>
       </w:r>
@@ -305,12 +293,11 @@
           <w:ilvl w:val="1"/>
           <w:numId w:val="2"/>
         </w:numPr>
-        <w:spacing w:line="276" w:lineRule="auto" w:before="120" w:after="120"/>
-      </w:pPr>
-      <w:r>
-        <w:rPr>
-          <w:rFonts w:ascii="Calibri" w:hAnsi="Calibri"/>
-          <w:sz w:val="22"/>
+        <w:spacing w:before="120" w:after="120" w:line="276" w:lineRule="auto"/>
+      </w:pPr>
+      <w:r>
+        <w:rPr>
+          <w:rFonts w:ascii="Calibri" w:hAnsi="Calibri"/>
         </w:rPr>
         <w:t xml:space="preserve">Part 3 – Regional Performance Analysis </w:t>
       </w:r>
@@ -321,12 +308,11 @@
           <w:ilvl w:val="0"/>
           <w:numId w:val="2"/>
         </w:numPr>
-        <w:spacing w:line="276" w:lineRule="auto" w:before="120" w:after="120"/>
-      </w:pPr>
-      <w:r>
-        <w:rPr>
-          <w:rFonts w:ascii="Calibri" w:hAnsi="Calibri"/>
-          <w:sz w:val="22"/>
+        <w:spacing w:before="120" w:after="120" w:line="276" w:lineRule="auto"/>
+      </w:pPr>
+      <w:r>
+        <w:rPr>
+          <w:rFonts w:ascii="Calibri" w:hAnsi="Calibri"/>
         </w:rPr>
         <w:t xml:space="preserve">Question 2 – Jar App Exploration </w:t>
       </w:r>
@@ -337,12 +323,11 @@
           <w:ilvl w:val="0"/>
           <w:numId w:val="2"/>
         </w:numPr>
-        <w:spacing w:line="276" w:lineRule="auto" w:before="120" w:after="120"/>
-      </w:pPr>
-      <w:r>
-        <w:rPr>
-          <w:rFonts w:ascii="Calibri" w:hAnsi="Calibri"/>
-          <w:sz w:val="22"/>
+        <w:spacing w:before="120" w:after="120" w:line="276" w:lineRule="auto"/>
+      </w:pPr>
+      <w:r>
+        <w:rPr>
+          <w:rFonts w:ascii="Calibri" w:hAnsi="Calibri"/>
         </w:rPr>
         <w:t xml:space="preserve">Question 3 – Business Opportunities </w:t>
       </w:r>
@@ -353,7 +338,7 @@
           <w:ilvl w:val="0"/>
           <w:numId w:val="2"/>
         </w:numPr>
-        <w:spacing w:line="276" w:lineRule="auto" w:before="180" w:after="120"/>
+        <w:spacing w:before="180" w:after="120" w:line="276" w:lineRule="auto"/>
       </w:pPr>
       <w:r>
         <w:rPr>
@@ -366,57 +351,54 @@
     </w:p>
     <w:p>
       <w:pPr>
-        <w:spacing w:line="276" w:lineRule="auto" w:before="120" w:after="120"/>
-      </w:pPr>
-      <w:r>
-        <w:rPr>
-          <w:rFonts w:ascii="Calibri" w:hAnsi="Calibri"/>
-          <w:sz w:val="22"/>
+        <w:spacing w:before="120" w:after="120" w:line="276" w:lineRule="auto"/>
+      </w:pPr>
+      <w:r>
+        <w:rPr>
+          <w:rFonts w:ascii="Calibri" w:hAnsi="Calibri"/>
         </w:rPr>
         <w:pict w14:anchorId="6448B2A2">
-          <v:rect id="_x0000_i1165" style="width:0;height:1.5pt" o:hralign="center" o:hrstd="t" o:hr="t" fillcolor="#a0a0a0" stroked="f"/>
+          <v:rect id="_x0000_i1027" style="width:0;height:1.5pt" o:hralign="center" o:hrstd="t" o:hr="t" fillcolor="#a0a0a0" stroked="f"/>
         </w:pict>
       </w:r>
     </w:p>
     <w:p>
       <w:pPr>
-        <w:spacing w:line="276" w:lineRule="auto" w:before="120" w:after="120"/>
-        <w:rPr>
-          <w:b/>
-          <w:bCs/>
-        </w:rPr>
-      </w:pPr>
-      <w:r>
-        <w:rPr>
-          <w:rFonts w:ascii="Calibri" w:hAnsi="Calibri"/>
-          <w:b/>
-          <w:bCs/>
-          <w:sz w:val="22"/>
+        <w:spacing w:before="120" w:after="120" w:line="276" w:lineRule="auto"/>
+        <w:rPr>
+          <w:b/>
+          <w:bCs/>
+        </w:rPr>
+      </w:pPr>
+      <w:r>
+        <w:rPr>
+          <w:rFonts w:ascii="Calibri" w:hAnsi="Calibri"/>
+          <w:b/>
+          <w:bCs/>
         </w:rPr>
         <w:t>Question 1</w:t>
       </w:r>
     </w:p>
     <w:p>
       <w:pPr>
-        <w:spacing w:line="276" w:lineRule="auto" w:before="120" w:after="120"/>
-        <w:rPr>
-          <w:b/>
-          <w:bCs/>
-        </w:rPr>
-      </w:pPr>
-      <w:r>
-        <w:rPr>
-          <w:rFonts w:ascii="Calibri" w:hAnsi="Calibri"/>
-          <w:b/>
-          <w:bCs/>
-          <w:sz w:val="22"/>
+        <w:spacing w:before="120" w:after="120" w:line="276" w:lineRule="auto"/>
+        <w:rPr>
+          <w:b/>
+          <w:bCs/>
+        </w:rPr>
+      </w:pPr>
+      <w:r>
+        <w:rPr>
+          <w:rFonts w:ascii="Calibri" w:hAnsi="Calibri"/>
+          <w:b/>
+          <w:bCs/>
         </w:rPr>
         <w:t>Part 1 – Sales and Profitability Analysis</w:t>
       </w:r>
     </w:p>
     <w:p>
       <w:pPr>
-        <w:spacing w:line="276" w:lineRule="auto" w:before="180" w:after="120"/>
+        <w:spacing w:before="180" w:after="120" w:line="276" w:lineRule="auto"/>
         <w:rPr>
           <w:b/>
           <w:bCs/>
@@ -434,33 +416,32 @@
     </w:p>
     <w:p>
       <w:pPr>
-        <w:spacing w:line="276" w:lineRule="auto" w:before="120" w:after="120"/>
-      </w:pPr>
-      <w:r>
-        <w:rPr>
-          <w:rFonts w:ascii="Calibri" w:hAnsi="Calibri"/>
-          <w:sz w:val="22"/>
-        </w:rPr>
+        <w:spacing w:before="120" w:after="120" w:line="276" w:lineRule="auto"/>
+      </w:pPr>
+      <w:r>
+        <w:rPr>
+          <w:rFonts w:ascii="Calibri" w:hAnsi="Calibri"/>
+        </w:rPr>
+        <w:lastRenderedPageBreak/>
         <w:t>The objective of this analysis is to understand the company's sales performance across different product categories. The analysis focuses on identifying high-performing categories, measuring profitability, and providing business recommendations based on the available sales data.</w:t>
       </w:r>
     </w:p>
     <w:p>
       <w:pPr>
-        <w:spacing w:line="276" w:lineRule="auto" w:before="120" w:after="120"/>
-      </w:pPr>
-      <w:r>
-        <w:rPr>
-          <w:rFonts w:ascii="Calibri" w:hAnsi="Calibri"/>
-          <w:sz w:val="22"/>
+        <w:spacing w:before="120" w:after="120" w:line="276" w:lineRule="auto"/>
+      </w:pPr>
+      <w:r>
+        <w:rPr>
+          <w:rFonts w:ascii="Calibri" w:hAnsi="Calibri"/>
         </w:rPr>
         <w:pict w14:anchorId="53F9D674">
-          <v:rect id="_x0000_i1166" style="width:0;height:1.5pt" o:hralign="center" o:hrstd="t" o:hr="t" fillcolor="#a0a0a0" stroked="f"/>
+          <v:rect id="_x0000_i1028" style="width:0;height:1.5pt" o:hralign="center" o:hrstd="t" o:hr="t" fillcolor="#a0a0a0" stroked="f"/>
         </w:pict>
       </w:r>
     </w:p>
     <w:p>
       <w:pPr>
-        <w:spacing w:line="276" w:lineRule="auto" w:before="180" w:after="120"/>
+        <w:spacing w:before="180" w:after="120" w:line="276" w:lineRule="auto"/>
         <w:rPr>
           <w:b/>
           <w:bCs/>
@@ -474,20 +455,6 @@
           <w:sz w:val="24"/>
         </w:rPr>
         <w:t>Summary Table</w:t>
-      </w:r>
-    </w:p>
-    <w:p>
-      <w:pPr>
-        <w:spacing w:line="276" w:lineRule="auto" w:before="120" w:after="120"/>
-      </w:pPr>
-      <w:r>
-        <w:rPr>
-          <w:rFonts w:ascii="Calibri" w:hAnsi="Calibri"/>
-          <w:b/>
-          <w:bCs/>
-          <w:sz w:val="22"/>
-        </w:rPr>
-        <w:t>(Insert the summary table generated from Python here. It is better to create it as a Word table instead of pasting console output.)</w:t>
       </w:r>
     </w:p>
     <w:tbl>
@@ -503,10 +470,10 @@
         <w:tblLook w:val="04A0" w:firstRow="1" w:lastRow="0" w:firstColumn="1" w:lastColumn="0" w:noHBand="0" w:noVBand="1"/>
       </w:tblPr>
       <w:tblGrid>
-        <w:gridCol w:w="1044"/>
-        <w:gridCol w:w="1020"/>
-        <w:gridCol w:w="1355"/>
-        <w:gridCol w:w="1634"/>
+        <w:gridCol w:w="976"/>
+        <w:gridCol w:w="953"/>
+        <w:gridCol w:w="1257"/>
+        <w:gridCol w:w="1513"/>
       </w:tblGrid>
       <w:tr>
         <w:trPr>
@@ -516,6 +483,13 @@
         <w:tc>
           <w:tcPr>
             <w:tcW w:w="0" w:type="auto"/>
+            <w:tcBorders>
+              <w:top w:val="single" w:sz="4" w:space="0" w:color="000000"/>
+              <w:left w:val="single" w:sz="4" w:space="0" w:color="000000"/>
+              <w:bottom w:val="single" w:sz="4" w:space="0" w:color="000000"/>
+              <w:right w:val="single" w:sz="4" w:space="0" w:color="000000"/>
+            </w:tcBorders>
+            <w:shd w:val="clear" w:color="auto" w:fill="ADD8E6"/>
             <w:vAlign w:val="center"/>
             <w:hideMark/>
           </w:tcPr>
@@ -541,6 +515,13 @@
         <w:tc>
           <w:tcPr>
             <w:tcW w:w="0" w:type="auto"/>
+            <w:tcBorders>
+              <w:top w:val="single" w:sz="4" w:space="0" w:color="000000"/>
+              <w:left w:val="single" w:sz="4" w:space="0" w:color="000000"/>
+              <w:bottom w:val="single" w:sz="4" w:space="0" w:color="000000"/>
+              <w:right w:val="single" w:sz="4" w:space="0" w:color="000000"/>
+            </w:tcBorders>
+            <w:shd w:val="clear" w:color="auto" w:fill="ADD8E6"/>
             <w:vAlign w:val="center"/>
             <w:hideMark/>
           </w:tcPr>
@@ -566,6 +547,13 @@
         <w:tc>
           <w:tcPr>
             <w:tcW w:w="0" w:type="auto"/>
+            <w:tcBorders>
+              <w:top w:val="single" w:sz="4" w:space="0" w:color="000000"/>
+              <w:left w:val="single" w:sz="4" w:space="0" w:color="000000"/>
+              <w:bottom w:val="single" w:sz="4" w:space="0" w:color="000000"/>
+              <w:right w:val="single" w:sz="4" w:space="0" w:color="000000"/>
+            </w:tcBorders>
+            <w:shd w:val="clear" w:color="auto" w:fill="ADD8E6"/>
             <w:vAlign w:val="center"/>
             <w:hideMark/>
           </w:tcPr>
@@ -591,6 +579,13 @@
         <w:tc>
           <w:tcPr>
             <w:tcW w:w="0" w:type="auto"/>
+            <w:tcBorders>
+              <w:top w:val="single" w:sz="4" w:space="0" w:color="000000"/>
+              <w:left w:val="single" w:sz="4" w:space="0" w:color="000000"/>
+              <w:bottom w:val="single" w:sz="4" w:space="0" w:color="000000"/>
+              <w:right w:val="single" w:sz="4" w:space="0" w:color="000000"/>
+            </w:tcBorders>
+            <w:shd w:val="clear" w:color="auto" w:fill="ADD8E6"/>
             <w:vAlign w:val="center"/>
             <w:hideMark/>
           </w:tcPr>
@@ -621,6 +616,12 @@
         <w:tc>
           <w:tcPr>
             <w:tcW w:w="0" w:type="auto"/>
+            <w:tcBorders>
+              <w:top w:val="single" w:sz="4" w:space="0" w:color="000000"/>
+              <w:left w:val="single" w:sz="4" w:space="0" w:color="000000"/>
+              <w:bottom w:val="single" w:sz="4" w:space="0" w:color="000000"/>
+              <w:right w:val="single" w:sz="4" w:space="0" w:color="000000"/>
+            </w:tcBorders>
             <w:vAlign w:val="center"/>
             <w:hideMark/>
           </w:tcPr>
@@ -640,6 +641,12 @@
         <w:tc>
           <w:tcPr>
             <w:tcW w:w="0" w:type="auto"/>
+            <w:tcBorders>
+              <w:top w:val="single" w:sz="4" w:space="0" w:color="000000"/>
+              <w:left w:val="single" w:sz="4" w:space="0" w:color="000000"/>
+              <w:bottom w:val="single" w:sz="4" w:space="0" w:color="000000"/>
+              <w:right w:val="single" w:sz="4" w:space="0" w:color="000000"/>
+            </w:tcBorders>
             <w:vAlign w:val="center"/>
             <w:hideMark/>
           </w:tcPr>
@@ -659,6 +666,12 @@
         <w:tc>
           <w:tcPr>
             <w:tcW w:w="0" w:type="auto"/>
+            <w:tcBorders>
+              <w:top w:val="single" w:sz="4" w:space="0" w:color="000000"/>
+              <w:left w:val="single" w:sz="4" w:space="0" w:color="000000"/>
+              <w:bottom w:val="single" w:sz="4" w:space="0" w:color="000000"/>
+              <w:right w:val="single" w:sz="4" w:space="0" w:color="000000"/>
+            </w:tcBorders>
             <w:vAlign w:val="center"/>
             <w:hideMark/>
           </w:tcPr>
@@ -678,6 +691,12 @@
         <w:tc>
           <w:tcPr>
             <w:tcW w:w="0" w:type="auto"/>
+            <w:tcBorders>
+              <w:top w:val="single" w:sz="4" w:space="0" w:color="000000"/>
+              <w:left w:val="single" w:sz="4" w:space="0" w:color="000000"/>
+              <w:bottom w:val="single" w:sz="4" w:space="0" w:color="000000"/>
+              <w:right w:val="single" w:sz="4" w:space="0" w:color="000000"/>
+            </w:tcBorders>
             <w:vAlign w:val="center"/>
             <w:hideMark/>
           </w:tcPr>
@@ -702,6 +721,12 @@
         <w:tc>
           <w:tcPr>
             <w:tcW w:w="0" w:type="auto"/>
+            <w:tcBorders>
+              <w:top w:val="single" w:sz="4" w:space="0" w:color="000000"/>
+              <w:left w:val="single" w:sz="4" w:space="0" w:color="000000"/>
+              <w:bottom w:val="single" w:sz="4" w:space="0" w:color="000000"/>
+              <w:right w:val="single" w:sz="4" w:space="0" w:color="000000"/>
+            </w:tcBorders>
             <w:vAlign w:val="center"/>
             <w:hideMark/>
           </w:tcPr>
@@ -721,6 +746,12 @@
         <w:tc>
           <w:tcPr>
             <w:tcW w:w="0" w:type="auto"/>
+            <w:tcBorders>
+              <w:top w:val="single" w:sz="4" w:space="0" w:color="000000"/>
+              <w:left w:val="single" w:sz="4" w:space="0" w:color="000000"/>
+              <w:bottom w:val="single" w:sz="4" w:space="0" w:color="000000"/>
+              <w:right w:val="single" w:sz="4" w:space="0" w:color="000000"/>
+            </w:tcBorders>
             <w:vAlign w:val="center"/>
             <w:hideMark/>
           </w:tcPr>
@@ -740,6 +771,12 @@
         <w:tc>
           <w:tcPr>
             <w:tcW w:w="0" w:type="auto"/>
+            <w:tcBorders>
+              <w:top w:val="single" w:sz="4" w:space="0" w:color="000000"/>
+              <w:left w:val="single" w:sz="4" w:space="0" w:color="000000"/>
+              <w:bottom w:val="single" w:sz="4" w:space="0" w:color="000000"/>
+              <w:right w:val="single" w:sz="4" w:space="0" w:color="000000"/>
+            </w:tcBorders>
             <w:vAlign w:val="center"/>
             <w:hideMark/>
           </w:tcPr>
@@ -759,6 +796,12 @@
         <w:tc>
           <w:tcPr>
             <w:tcW w:w="0" w:type="auto"/>
+            <w:tcBorders>
+              <w:top w:val="single" w:sz="4" w:space="0" w:color="000000"/>
+              <w:left w:val="single" w:sz="4" w:space="0" w:color="000000"/>
+              <w:bottom w:val="single" w:sz="4" w:space="0" w:color="000000"/>
+              <w:right w:val="single" w:sz="4" w:space="0" w:color="000000"/>
+            </w:tcBorders>
             <w:vAlign w:val="center"/>
             <w:hideMark/>
           </w:tcPr>
@@ -783,6 +826,12 @@
         <w:tc>
           <w:tcPr>
             <w:tcW w:w="0" w:type="auto"/>
+            <w:tcBorders>
+              <w:top w:val="single" w:sz="4" w:space="0" w:color="000000"/>
+              <w:left w:val="single" w:sz="4" w:space="0" w:color="000000"/>
+              <w:bottom w:val="single" w:sz="4" w:space="0" w:color="000000"/>
+              <w:right w:val="single" w:sz="4" w:space="0" w:color="000000"/>
+            </w:tcBorders>
             <w:vAlign w:val="center"/>
             <w:hideMark/>
           </w:tcPr>
@@ -802,6 +851,12 @@
         <w:tc>
           <w:tcPr>
             <w:tcW w:w="0" w:type="auto"/>
+            <w:tcBorders>
+              <w:top w:val="single" w:sz="4" w:space="0" w:color="000000"/>
+              <w:left w:val="single" w:sz="4" w:space="0" w:color="000000"/>
+              <w:bottom w:val="single" w:sz="4" w:space="0" w:color="000000"/>
+              <w:right w:val="single" w:sz="4" w:space="0" w:color="000000"/>
+            </w:tcBorders>
             <w:vAlign w:val="center"/>
             <w:hideMark/>
           </w:tcPr>
@@ -821,6 +876,12 @@
         <w:tc>
           <w:tcPr>
             <w:tcW w:w="0" w:type="auto"/>
+            <w:tcBorders>
+              <w:top w:val="single" w:sz="4" w:space="0" w:color="000000"/>
+              <w:left w:val="single" w:sz="4" w:space="0" w:color="000000"/>
+              <w:bottom w:val="single" w:sz="4" w:space="0" w:color="000000"/>
+              <w:right w:val="single" w:sz="4" w:space="0" w:color="000000"/>
+            </w:tcBorders>
             <w:vAlign w:val="center"/>
             <w:hideMark/>
           </w:tcPr>
@@ -840,6 +901,12 @@
         <w:tc>
           <w:tcPr>
             <w:tcW w:w="0" w:type="auto"/>
+            <w:tcBorders>
+              <w:top w:val="single" w:sz="4" w:space="0" w:color="000000"/>
+              <w:left w:val="single" w:sz="4" w:space="0" w:color="000000"/>
+              <w:bottom w:val="single" w:sz="4" w:space="0" w:color="000000"/>
+              <w:right w:val="single" w:sz="4" w:space="0" w:color="000000"/>
+            </w:tcBorders>
             <w:vAlign w:val="center"/>
             <w:hideMark/>
           </w:tcPr>
@@ -860,21 +927,20 @@
     </w:tbl>
     <w:p>
       <w:pPr>
-        <w:spacing w:line="276" w:lineRule="auto" w:before="120" w:after="120"/>
-      </w:pPr>
-      <w:r>
-        <w:rPr>
-          <w:rFonts w:ascii="Calibri" w:hAnsi="Calibri"/>
-          <w:sz w:val="22"/>
+        <w:spacing w:before="120" w:after="120" w:line="276" w:lineRule="auto"/>
+      </w:pPr>
+      <w:r>
+        <w:rPr>
+          <w:rFonts w:ascii="Calibri" w:hAnsi="Calibri"/>
         </w:rPr>
         <w:pict w14:anchorId="32A505AB">
-          <v:rect id="_x0000_i1167" style="width:0;height:1.5pt" o:hralign="center" o:hrstd="t" o:hr="t" fillcolor="#a0a0a0" stroked="f"/>
+          <v:rect id="_x0000_i1029" style="width:0;height:1.5pt" o:hralign="center" o:hrstd="t" o:hr="t" fillcolor="#a0a0a0" stroked="f"/>
         </w:pict>
       </w:r>
     </w:p>
     <w:p>
       <w:pPr>
-        <w:spacing w:line="276" w:lineRule="auto" w:before="180" w:after="120"/>
+        <w:spacing w:before="180" w:after="120" w:line="276" w:lineRule="auto"/>
         <w:rPr>
           <w:b/>
           <w:bCs/>
@@ -892,149 +958,142 @@
     </w:p>
     <w:p>
       <w:pPr>
-        <w:spacing w:line="276" w:lineRule="auto" w:before="120" w:after="120"/>
-        <w:rPr>
-          <w:b/>
-          <w:bCs/>
-        </w:rPr>
-      </w:pPr>
-      <w:r>
-        <w:rPr>
-          <w:rFonts w:ascii="Calibri" w:hAnsi="Calibri"/>
-          <w:b/>
-          <w:bCs/>
-          <w:sz w:val="22"/>
+        <w:spacing w:before="120" w:after="120" w:line="276" w:lineRule="auto"/>
+        <w:rPr>
+          <w:b/>
+          <w:bCs/>
+        </w:rPr>
+      </w:pPr>
+      <w:r>
+        <w:rPr>
+          <w:rFonts w:ascii="Calibri" w:hAnsi="Calibri"/>
+          <w:b/>
+          <w:bCs/>
         </w:rPr>
         <w:t>Top Performing Category</w:t>
       </w:r>
     </w:p>
     <w:p>
       <w:pPr>
-        <w:spacing w:line="276" w:lineRule="auto" w:before="120" w:after="120"/>
-      </w:pPr>
-      <w:r>
-        <w:rPr>
-          <w:rFonts w:ascii="Calibri" w:hAnsi="Calibri"/>
-          <w:b/>
-          <w:bCs/>
-          <w:sz w:val="22"/>
+        <w:spacing w:before="120" w:after="120" w:line="276" w:lineRule="auto"/>
+      </w:pPr>
+      <w:r>
+        <w:rPr>
+          <w:rFonts w:ascii="Calibri" w:hAnsi="Calibri"/>
+          <w:b/>
+          <w:bCs/>
         </w:rPr>
         <w:t>Clothing</w:t>
       </w:r>
     </w:p>
     <w:p>
       <w:pPr>
-        <w:spacing w:line="276" w:lineRule="auto" w:before="120" w:after="120"/>
-      </w:pPr>
-      <w:r>
-        <w:rPr>
-          <w:rFonts w:ascii="Calibri" w:hAnsi="Calibri"/>
-          <w:sz w:val="22"/>
+        <w:spacing w:before="120" w:after="120" w:line="276" w:lineRule="auto"/>
+      </w:pPr>
+      <w:r>
+        <w:rPr>
+          <w:rFonts w:ascii="Calibri" w:hAnsi="Calibri"/>
         </w:rPr>
         <w:t>The Clothing category achieved the highest profit margin among all categories. Although Electronics generated higher overall sales, Clothing produced better profitability, making it the strongest performing category from a business perspective.</w:t>
       </w:r>
     </w:p>
     <w:p>
       <w:pPr>
-        <w:spacing w:line="276" w:lineRule="auto" w:before="120" w:after="120"/>
-        <w:rPr>
-          <w:b/>
-          <w:bCs/>
-        </w:rPr>
-      </w:pPr>
-      <w:r>
-        <w:rPr>
-          <w:rFonts w:ascii="Calibri" w:hAnsi="Calibri"/>
-          <w:b/>
-          <w:bCs/>
-          <w:sz w:val="22"/>
+        <w:spacing w:before="120" w:after="120" w:line="276" w:lineRule="auto"/>
+        <w:rPr>
+          <w:b/>
+          <w:bCs/>
+        </w:rPr>
+      </w:pPr>
+      <w:r>
+        <w:rPr>
+          <w:rFonts w:ascii="Calibri" w:hAnsi="Calibri"/>
+          <w:b/>
+          <w:bCs/>
         </w:rPr>
         <w:t>Underperforming Category</w:t>
       </w:r>
     </w:p>
     <w:p>
       <w:pPr>
-        <w:spacing w:line="276" w:lineRule="auto" w:before="120" w:after="120"/>
-      </w:pPr>
-      <w:r>
-        <w:rPr>
-          <w:rFonts w:ascii="Calibri" w:hAnsi="Calibri"/>
-          <w:b/>
-          <w:bCs/>
-          <w:sz w:val="22"/>
+        <w:spacing w:before="120" w:after="120" w:line="276" w:lineRule="auto"/>
+      </w:pPr>
+      <w:r>
+        <w:rPr>
+          <w:rFonts w:ascii="Calibri" w:hAnsi="Calibri"/>
+          <w:b/>
+          <w:bCs/>
         </w:rPr>
         <w:t>Furniture</w:t>
       </w:r>
     </w:p>
     <w:p>
       <w:pPr>
-        <w:spacing w:line="276" w:lineRule="auto" w:before="120" w:after="120"/>
-      </w:pPr>
-      <w:r>
-        <w:rPr>
-          <w:rFonts w:ascii="Calibri" w:hAnsi="Calibri"/>
-          <w:sz w:val="22"/>
+        <w:spacing w:before="120" w:after="120" w:line="276" w:lineRule="auto"/>
+      </w:pPr>
+      <w:r>
+        <w:rPr>
+          <w:rFonts w:ascii="Calibri" w:hAnsi="Calibri"/>
+        </w:rPr>
+        <w:t>Furniture generated the lowest profit margin. While the category contributes to total sales, its profitability is comparatively low. This indicates opportunities to improve pricing strategy, supplier costs, or operational efficiency.</w:t>
+      </w:r>
+    </w:p>
+    <w:p>
+      <w:pPr>
+        <w:spacing w:before="120" w:after="120" w:line="276" w:lineRule="auto"/>
+      </w:pPr>
+      <w:r>
+        <w:rPr>
+          <w:rFonts w:ascii="Calibri" w:hAnsi="Calibri"/>
+        </w:rPr>
+        <w:pict w14:anchorId="7FD74FAD">
+          <v:rect id="_x0000_i1030" style="width:0;height:1.5pt" o:hralign="center" o:hrstd="t" o:hr="t" fillcolor="#a0a0a0" stroked="f"/>
+        </w:pict>
+      </w:r>
+    </w:p>
+    <w:p>
+      <w:pPr>
+        <w:spacing w:before="180" w:after="120" w:line="276" w:lineRule="auto"/>
+        <w:rPr>
+          <w:b/>
+          <w:bCs/>
+        </w:rPr>
+      </w:pPr>
+      <w:r>
+        <w:rPr>
+          <w:rFonts w:ascii="Calibri" w:hAnsi="Calibri"/>
+          <w:b/>
+          <w:bCs/>
+          <w:sz w:val="24"/>
+        </w:rPr>
+        <w:t>Category-wise Total Sales</w:t>
+      </w:r>
+    </w:p>
+    <w:p>
+      <w:pPr>
+        <w:spacing w:before="120" w:after="120" w:line="276" w:lineRule="auto"/>
+        <w:rPr>
+          <w:b/>
+          <w:bCs/>
+        </w:rPr>
+      </w:pPr>
+    </w:p>
+    <w:p>
+      <w:pPr>
+        <w:spacing w:before="120" w:after="120" w:line="276" w:lineRule="auto"/>
+        <w:rPr>
+          <w:b/>
+          <w:bCs/>
+        </w:rPr>
+      </w:pPr>
+      <w:r>
+        <w:rPr>
+          <w:rFonts w:ascii="Calibri" w:hAnsi="Calibri"/>
+          <w:b/>
+          <w:bCs/>
+          <w:noProof/>
         </w:rPr>
         <w:lastRenderedPageBreak/>
-        <w:t>Furniture generated the lowest profit margin. While the category contributes to total sales, its profitability is comparatively low. This indicates opportunities to improve pricing strategy, supplier costs, or operational efficiency.</w:t>
-      </w:r>
-    </w:p>
-    <w:p>
-      <w:pPr>
-        <w:spacing w:line="276" w:lineRule="auto" w:before="120" w:after="120"/>
-      </w:pPr>
-      <w:r>
-        <w:rPr>
-          <w:rFonts w:ascii="Calibri" w:hAnsi="Calibri"/>
-          <w:sz w:val="22"/>
-        </w:rPr>
-        <w:pict w14:anchorId="7FD74FAD">
-          <v:rect id="_x0000_i1168" style="width:0;height:1.5pt" o:hralign="center" o:hrstd="t" o:hr="t" fillcolor="#a0a0a0" stroked="f"/>
-        </w:pict>
-      </w:r>
-    </w:p>
-    <w:p>
-      <w:pPr>
-        <w:spacing w:line="276" w:lineRule="auto" w:before="180" w:after="120"/>
-        <w:rPr>
-          <w:b/>
-          <w:bCs/>
-        </w:rPr>
-      </w:pPr>
-      <w:r>
-        <w:rPr>
-          <w:rFonts w:ascii="Calibri" w:hAnsi="Calibri"/>
-          <w:b/>
-          <w:bCs/>
-          <w:sz w:val="24"/>
-        </w:rPr>
-        <w:t>Category-wise Total Sales</w:t>
-      </w:r>
-    </w:p>
-    <w:p>
-      <w:pPr>
-        <w:spacing w:line="276" w:lineRule="auto" w:before="120" w:after="120"/>
-        <w:rPr>
-          <w:b/>
-          <w:bCs/>
-        </w:rPr>
-      </w:pPr>
-    </w:p>
-    <w:p>
-      <w:pPr>
-        <w:spacing w:line="276" w:lineRule="auto" w:before="120" w:after="120"/>
-        <w:rPr>
-          <w:b/>
-          <w:bCs/>
-        </w:rPr>
-      </w:pPr>
-      <w:r>
-        <w:rPr>
-          <w:rFonts w:ascii="Calibri" w:hAnsi="Calibri"/>
-          <w:b/>
-          <w:bCs/>
-          <w:sz w:val="22"/>
-        </w:rPr>
         <w:drawing>
           <wp:inline distT="0" distB="0" distL="0" distR="0" wp14:anchorId="6BBD6881" wp14:editId="64234935">
             <wp:extent cx="5731510" cy="3798570"/>
@@ -1051,7 +1110,7 @@
                     <pic:cNvPicPr/>
                   </pic:nvPicPr>
                   <pic:blipFill>
-                    <a:blip r:embed="rId5"/>
+                    <a:blip r:embed="rId7"/>
                     <a:stretch>
                       <a:fillRect/>
                     </a:stretch>
@@ -1074,30 +1133,29 @@
     </w:p>
     <w:p>
       <w:pPr>
-        <w:spacing w:line="276" w:lineRule="auto" w:before="120" w:after="120"/>
-        <w:rPr>
-          <w:b/>
-          <w:bCs/>
-        </w:rPr>
-      </w:pPr>
-    </w:p>
-    <w:p>
-      <w:pPr>
-        <w:spacing w:line="276" w:lineRule="auto" w:before="120" w:after="120"/>
-      </w:pPr>
-      <w:r>
-        <w:rPr>
-          <w:rFonts w:ascii="Calibri" w:hAnsi="Calibri"/>
-          <w:sz w:val="22"/>
+        <w:spacing w:before="120" w:after="120" w:line="276" w:lineRule="auto"/>
+        <w:rPr>
+          <w:b/>
+          <w:bCs/>
+        </w:rPr>
+      </w:pPr>
+    </w:p>
+    <w:p>
+      <w:pPr>
+        <w:spacing w:before="120" w:after="120" w:line="276" w:lineRule="auto"/>
+      </w:pPr>
+      <w:r>
+        <w:rPr>
+          <w:rFonts w:ascii="Calibri" w:hAnsi="Calibri"/>
         </w:rPr>
         <w:pict w14:anchorId="0218A8E5">
-          <v:rect id="_x0000_i1169" style="width:0;height:1.5pt" o:hralign="center" o:hrstd="t" o:hr="t" fillcolor="#a0a0a0" stroked="f"/>
+          <v:rect id="_x0000_i1031" style="width:0;height:1.5pt" o:hralign="center" o:hrstd="t" o:hr="t" fillcolor="#a0a0a0" stroked="f"/>
         </w:pict>
       </w:r>
     </w:p>
     <w:p>
       <w:pPr>
-        <w:spacing w:line="276" w:lineRule="auto" w:before="180" w:after="120"/>
+        <w:spacing w:before="180" w:after="120" w:line="276" w:lineRule="auto"/>
         <w:rPr>
           <w:b/>
           <w:bCs/>
@@ -1115,12 +1173,11 @@
     </w:p>
     <w:p>
       <w:pPr>
-        <w:spacing w:line="276" w:lineRule="auto" w:before="120" w:after="120"/>
-      </w:pPr>
-      <w:r>
-        <w:rPr>
-          <w:rFonts w:ascii="Calibri" w:hAnsi="Calibri"/>
-          <w:sz w:val="22"/>
+        <w:spacing w:before="120" w:after="120" w:line="276" w:lineRule="auto"/>
+      </w:pPr>
+      <w:r>
+        <w:rPr>
+          <w:rFonts w:ascii="Calibri" w:hAnsi="Calibri"/>
         </w:rPr>
         <w:t>The analysis reveals several important business observations:</w:t>
       </w:r>
@@ -1131,12 +1188,11 @@
           <w:ilvl w:val="0"/>
           <w:numId w:val="3"/>
         </w:numPr>
-        <w:spacing w:line="276" w:lineRule="auto" w:before="120" w:after="120"/>
-      </w:pPr>
-      <w:r>
-        <w:rPr>
-          <w:rFonts w:ascii="Calibri" w:hAnsi="Calibri"/>
-          <w:sz w:val="22"/>
+        <w:spacing w:before="120" w:after="120" w:line="276" w:lineRule="auto"/>
+      </w:pPr>
+      <w:r>
+        <w:rPr>
+          <w:rFonts w:ascii="Calibri" w:hAnsi="Calibri"/>
         </w:rPr>
         <w:t xml:space="preserve">Electronics generated the highest total sales, indicating strong customer demand. </w:t>
       </w:r>
@@ -1147,12 +1203,11 @@
           <w:ilvl w:val="0"/>
           <w:numId w:val="3"/>
         </w:numPr>
-        <w:spacing w:line="276" w:lineRule="auto" w:before="120" w:after="120"/>
-      </w:pPr>
-      <w:r>
-        <w:rPr>
-          <w:rFonts w:ascii="Calibri" w:hAnsi="Calibri"/>
-          <w:sz w:val="22"/>
+        <w:spacing w:before="120" w:after="120" w:line="276" w:lineRule="auto"/>
+      </w:pPr>
+      <w:r>
+        <w:rPr>
+          <w:rFonts w:ascii="Calibri" w:hAnsi="Calibri"/>
         </w:rPr>
         <w:t xml:space="preserve">Clothing delivered the highest profit margin, making it the most profitable category. </w:t>
       </w:r>
@@ -1163,12 +1218,11 @@
           <w:ilvl w:val="0"/>
           <w:numId w:val="3"/>
         </w:numPr>
-        <w:spacing w:line="276" w:lineRule="auto" w:before="120" w:after="120"/>
-      </w:pPr>
-      <w:r>
-        <w:rPr>
-          <w:rFonts w:ascii="Calibri" w:hAnsi="Calibri"/>
-          <w:sz w:val="22"/>
+        <w:spacing w:before="120" w:after="120" w:line="276" w:lineRule="auto"/>
+      </w:pPr>
+      <w:r>
+        <w:rPr>
+          <w:rFonts w:ascii="Calibri" w:hAnsi="Calibri"/>
         </w:rPr>
         <w:t xml:space="preserve">Furniture showed the weakest profitability and requires improvement. </w:t>
       </w:r>
@@ -1179,12 +1233,11 @@
           <w:ilvl w:val="0"/>
           <w:numId w:val="3"/>
         </w:numPr>
-        <w:spacing w:line="276" w:lineRule="auto" w:before="120" w:after="120"/>
-      </w:pPr>
-      <w:r>
-        <w:rPr>
-          <w:rFonts w:ascii="Calibri" w:hAnsi="Calibri"/>
-          <w:sz w:val="22"/>
+        <w:spacing w:before="120" w:after="120" w:line="276" w:lineRule="auto"/>
+      </w:pPr>
+      <w:r>
+        <w:rPr>
+          <w:rFonts w:ascii="Calibri" w:hAnsi="Calibri"/>
         </w:rPr>
         <w:t xml:space="preserve">Increasing inventory for Clothing could improve overall revenue. </w:t>
       </w:r>
@@ -1195,12 +1248,11 @@
           <w:ilvl w:val="0"/>
           <w:numId w:val="3"/>
         </w:numPr>
-        <w:spacing w:line="276" w:lineRule="auto" w:before="120" w:after="120"/>
-      </w:pPr>
-      <w:r>
-        <w:rPr>
-          <w:rFonts w:ascii="Calibri" w:hAnsi="Calibri"/>
-          <w:sz w:val="22"/>
+        <w:spacing w:before="120" w:after="120" w:line="276" w:lineRule="auto"/>
+      </w:pPr>
+      <w:r>
+        <w:rPr>
+          <w:rFonts w:ascii="Calibri" w:hAnsi="Calibri"/>
         </w:rPr>
         <w:t xml:space="preserve">Reviewing Furniture pricing and operational costs may increase profitability. </w:t>
       </w:r>
@@ -1211,33 +1263,31 @@
           <w:ilvl w:val="0"/>
           <w:numId w:val="3"/>
         </w:numPr>
-        <w:spacing w:line="276" w:lineRule="auto" w:before="120" w:after="120"/>
-      </w:pPr>
-      <w:r>
-        <w:rPr>
-          <w:rFonts w:ascii="Calibri" w:hAnsi="Calibri"/>
-          <w:sz w:val="22"/>
+        <w:spacing w:before="120" w:after="120" w:line="276" w:lineRule="auto"/>
+      </w:pPr>
+      <w:r>
+        <w:rPr>
+          <w:rFonts w:ascii="Calibri" w:hAnsi="Calibri"/>
         </w:rPr>
         <w:t xml:space="preserve">Improving Electronics profit margin can further strengthen business performance. </w:t>
       </w:r>
     </w:p>
     <w:p>
       <w:pPr>
-        <w:spacing w:line="276" w:lineRule="auto" w:before="120" w:after="120"/>
-      </w:pPr>
-      <w:r>
-        <w:rPr>
-          <w:rFonts w:ascii="Calibri" w:hAnsi="Calibri"/>
-          <w:sz w:val="22"/>
+        <w:spacing w:before="120" w:after="120" w:line="276" w:lineRule="auto"/>
+      </w:pPr>
+      <w:r>
+        <w:rPr>
+          <w:rFonts w:ascii="Calibri" w:hAnsi="Calibri"/>
         </w:rPr>
         <w:pict w14:anchorId="07141536">
-          <v:rect id="_x0000_i1170" style="width:0;height:1.5pt" o:hralign="center" o:hrstd="t" o:hr="t" fillcolor="#a0a0a0" stroked="f"/>
+          <v:rect id="_x0000_i1032" style="width:0;height:1.5pt" o:hralign="center" o:hrstd="t" o:hr="t" fillcolor="#a0a0a0" stroked="f"/>
         </w:pict>
       </w:r>
     </w:p>
     <w:p>
       <w:pPr>
-        <w:spacing w:line="276" w:lineRule="auto" w:before="180" w:after="120"/>
+        <w:spacing w:before="180" w:after="120" w:line="276" w:lineRule="auto"/>
         <w:rPr>
           <w:b/>
           <w:bCs/>
@@ -1255,69 +1305,66 @@
     </w:p>
     <w:p>
       <w:pPr>
-        <w:spacing w:line="276" w:lineRule="auto" w:before="120" w:after="120"/>
-      </w:pPr>
-      <w:r>
-        <w:rPr>
-          <w:rFonts w:ascii="Calibri" w:hAnsi="Calibri"/>
-          <w:sz w:val="22"/>
+        <w:spacing w:before="120" w:after="120" w:line="276" w:lineRule="auto"/>
+      </w:pPr>
+      <w:r>
+        <w:rPr>
+          <w:rFonts w:ascii="Calibri" w:hAnsi="Calibri"/>
         </w:rPr>
         <w:t>The category analysis highlights that sales volume and profitability are not always the same. While Electronics drives the highest revenue, Clothing contributes the strongest profit margin. Business decisions should therefore consider both sales and profitability when planning future growth.</w:t>
       </w:r>
     </w:p>
     <w:p>
       <w:pPr>
-        <w:spacing w:line="276" w:lineRule="auto" w:before="120" w:after="120"/>
-      </w:pPr>
-      <w:r>
-        <w:rPr>
-          <w:rFonts w:ascii="Calibri" w:hAnsi="Calibri"/>
-          <w:sz w:val="22"/>
+        <w:spacing w:before="120" w:after="120" w:line="276" w:lineRule="auto"/>
+      </w:pPr>
+      <w:r>
+        <w:rPr>
+          <w:rFonts w:ascii="Calibri" w:hAnsi="Calibri"/>
         </w:rPr>
         <w:pict w14:anchorId="287E7F0E">
-          <v:rect id="_x0000_i1171" style="width:0;height:1.5pt" o:hralign="center" o:hrstd="t" o:hr="t" fillcolor="#a0a0a0" stroked="f"/>
+          <v:rect id="_x0000_i1033" style="width:0;height:1.5pt" o:hralign="center" o:hrstd="t" o:hr="t" fillcolor="#a0a0a0" stroked="f"/>
         </w:pict>
       </w:r>
     </w:p>
     <w:p>
       <w:pPr>
-        <w:spacing w:line="276" w:lineRule="auto" w:before="120" w:after="120"/>
-        <w:rPr>
-          <w:b/>
-          <w:bCs/>
-        </w:rPr>
-      </w:pPr>
-      <w:r>
-        <w:rPr>
-          <w:rFonts w:ascii="Calibri" w:hAnsi="Calibri"/>
-          <w:b/>
-          <w:bCs/>
-          <w:sz w:val="22"/>
-        </w:rPr>
+        <w:spacing w:before="120" w:after="120" w:line="276" w:lineRule="auto"/>
+        <w:rPr>
+          <w:b/>
+          <w:bCs/>
+        </w:rPr>
+      </w:pPr>
+      <w:r>
+        <w:rPr>
+          <w:rFonts w:ascii="Calibri" w:hAnsi="Calibri"/>
+          <w:b/>
+          <w:bCs/>
+        </w:rPr>
+        <w:lastRenderedPageBreak/>
         <w:t>Question 1</w:t>
       </w:r>
     </w:p>
     <w:p>
       <w:pPr>
-        <w:spacing w:line="276" w:lineRule="auto" w:before="120" w:after="120"/>
-        <w:rPr>
-          <w:b/>
-          <w:bCs/>
-        </w:rPr>
-      </w:pPr>
-      <w:r>
-        <w:rPr>
-          <w:rFonts w:ascii="Calibri" w:hAnsi="Calibri"/>
-          <w:b/>
-          <w:bCs/>
-          <w:sz w:val="22"/>
+        <w:spacing w:before="120" w:after="120" w:line="276" w:lineRule="auto"/>
+        <w:rPr>
+          <w:b/>
+          <w:bCs/>
+        </w:rPr>
+      </w:pPr>
+      <w:r>
+        <w:rPr>
+          <w:rFonts w:ascii="Calibri" w:hAnsi="Calibri"/>
+          <w:b/>
+          <w:bCs/>
         </w:rPr>
         <w:t>Part 2 – Target Achievement Analysis</w:t>
       </w:r>
     </w:p>
     <w:p>
       <w:pPr>
-        <w:spacing w:line="276" w:lineRule="auto" w:before="180" w:after="120"/>
+        <w:spacing w:before="180" w:after="120" w:line="276" w:lineRule="auto"/>
         <w:rPr>
           <w:b/>
           <w:bCs/>
@@ -1335,34 +1382,31 @@
     </w:p>
     <w:p>
       <w:pPr>
-        <w:spacing w:line="276" w:lineRule="auto" w:before="120" w:after="120"/>
-      </w:pPr>
-      <w:r>
-        <w:rPr>
-          <w:rFonts w:ascii="Calibri" w:hAnsi="Calibri"/>
-          <w:sz w:val="22"/>
+        <w:spacing w:before="120" w:after="120" w:line="276" w:lineRule="auto"/>
+      </w:pPr>
+      <w:r>
+        <w:rPr>
+          <w:rFonts w:ascii="Calibri" w:hAnsi="Calibri"/>
         </w:rPr>
         <w:t>The objective of this analysis is to evaluate monthly sales targets for the Furniture category and identify trends in target growth over time.</w:t>
       </w:r>
     </w:p>
     <w:p>
       <w:pPr>
-        <w:spacing w:line="276" w:lineRule="auto" w:before="120" w:after="120"/>
-      </w:pPr>
-      <w:r>
-        <w:rPr>
-          <w:rFonts w:ascii="Calibri" w:hAnsi="Calibri"/>
-          <w:sz w:val="22"/>
-        </w:rPr>
-        <w:lastRenderedPageBreak/>
+        <w:spacing w:before="120" w:after="120" w:line="276" w:lineRule="auto"/>
+      </w:pPr>
+      <w:r>
+        <w:rPr>
+          <w:rFonts w:ascii="Calibri" w:hAnsi="Calibri"/>
+        </w:rPr>
         <w:pict w14:anchorId="17DCFCAB">
-          <v:rect id="_x0000_i1172" style="width:0;height:1.5pt" o:hralign="center" o:hrstd="t" o:hr="t" fillcolor="#a0a0a0" stroked="f"/>
+          <v:rect id="_x0000_i1034" style="width:0;height:1.5pt" o:hralign="center" o:hrstd="t" o:hr="t" fillcolor="#a0a0a0" stroked="f"/>
         </w:pict>
       </w:r>
     </w:p>
     <w:p>
       <w:pPr>
-        <w:spacing w:line="276" w:lineRule="auto" w:before="180" w:after="120"/>
+        <w:spacing w:before="180" w:after="120" w:line="276" w:lineRule="auto"/>
         <w:rPr>
           <w:b/>
           <w:bCs/>
@@ -1391,8 +1435,8 @@
         <w:tblLook w:val="04A0" w:firstRow="1" w:lastRow="0" w:firstColumn="1" w:lastColumn="0" w:noHBand="0" w:noVBand="1"/>
       </w:tblPr>
       <w:tblGrid>
-        <w:gridCol w:w="2277"/>
-        <w:gridCol w:w="902"/>
+        <w:gridCol w:w="2097"/>
+        <w:gridCol w:w="847"/>
       </w:tblGrid>
       <w:tr>
         <w:trPr>
@@ -1402,6 +1446,13 @@
         <w:tc>
           <w:tcPr>
             <w:tcW w:w="0" w:type="auto"/>
+            <w:tcBorders>
+              <w:top w:val="single" w:sz="4" w:space="0" w:color="000000"/>
+              <w:left w:val="single" w:sz="4" w:space="0" w:color="000000"/>
+              <w:bottom w:val="single" w:sz="4" w:space="0" w:color="000000"/>
+              <w:right w:val="single" w:sz="4" w:space="0" w:color="000000"/>
+            </w:tcBorders>
+            <w:shd w:val="clear" w:color="auto" w:fill="ADD8E6"/>
             <w:vAlign w:val="center"/>
             <w:hideMark/>
           </w:tcPr>
@@ -1427,6 +1478,13 @@
         <w:tc>
           <w:tcPr>
             <w:tcW w:w="0" w:type="auto"/>
+            <w:tcBorders>
+              <w:top w:val="single" w:sz="4" w:space="0" w:color="000000"/>
+              <w:left w:val="single" w:sz="4" w:space="0" w:color="000000"/>
+              <w:bottom w:val="single" w:sz="4" w:space="0" w:color="000000"/>
+              <w:right w:val="single" w:sz="4" w:space="0" w:color="000000"/>
+            </w:tcBorders>
+            <w:shd w:val="clear" w:color="auto" w:fill="ADD8E6"/>
             <w:vAlign w:val="center"/>
             <w:hideMark/>
           </w:tcPr>
@@ -1457,6 +1515,12 @@
         <w:tc>
           <w:tcPr>
             <w:tcW w:w="0" w:type="auto"/>
+            <w:tcBorders>
+              <w:top w:val="single" w:sz="4" w:space="0" w:color="000000"/>
+              <w:left w:val="single" w:sz="4" w:space="0" w:color="000000"/>
+              <w:bottom w:val="single" w:sz="4" w:space="0" w:color="000000"/>
+              <w:right w:val="single" w:sz="4" w:space="0" w:color="000000"/>
+            </w:tcBorders>
             <w:vAlign w:val="center"/>
             <w:hideMark/>
           </w:tcPr>
@@ -1476,6 +1540,12 @@
         <w:tc>
           <w:tcPr>
             <w:tcW w:w="0" w:type="auto"/>
+            <w:tcBorders>
+              <w:top w:val="single" w:sz="4" w:space="0" w:color="000000"/>
+              <w:left w:val="single" w:sz="4" w:space="0" w:color="000000"/>
+              <w:bottom w:val="single" w:sz="4" w:space="0" w:color="000000"/>
+              <w:right w:val="single" w:sz="4" w:space="0" w:color="000000"/>
+            </w:tcBorders>
             <w:vAlign w:val="center"/>
             <w:hideMark/>
           </w:tcPr>
@@ -1500,6 +1570,12 @@
         <w:tc>
           <w:tcPr>
             <w:tcW w:w="0" w:type="auto"/>
+            <w:tcBorders>
+              <w:top w:val="single" w:sz="4" w:space="0" w:color="000000"/>
+              <w:left w:val="single" w:sz="4" w:space="0" w:color="000000"/>
+              <w:bottom w:val="single" w:sz="4" w:space="0" w:color="000000"/>
+              <w:right w:val="single" w:sz="4" w:space="0" w:color="000000"/>
+            </w:tcBorders>
             <w:vAlign w:val="center"/>
             <w:hideMark/>
           </w:tcPr>
@@ -1519,6 +1595,12 @@
         <w:tc>
           <w:tcPr>
             <w:tcW w:w="0" w:type="auto"/>
+            <w:tcBorders>
+              <w:top w:val="single" w:sz="4" w:space="0" w:color="000000"/>
+              <w:left w:val="single" w:sz="4" w:space="0" w:color="000000"/>
+              <w:bottom w:val="single" w:sz="4" w:space="0" w:color="000000"/>
+              <w:right w:val="single" w:sz="4" w:space="0" w:color="000000"/>
+            </w:tcBorders>
             <w:vAlign w:val="center"/>
             <w:hideMark/>
           </w:tcPr>
@@ -1543,6 +1625,12 @@
         <w:tc>
           <w:tcPr>
             <w:tcW w:w="0" w:type="auto"/>
+            <w:tcBorders>
+              <w:top w:val="single" w:sz="4" w:space="0" w:color="000000"/>
+              <w:left w:val="single" w:sz="4" w:space="0" w:color="000000"/>
+              <w:bottom w:val="single" w:sz="4" w:space="0" w:color="000000"/>
+              <w:right w:val="single" w:sz="4" w:space="0" w:color="000000"/>
+            </w:tcBorders>
             <w:vAlign w:val="center"/>
             <w:hideMark/>
           </w:tcPr>
@@ -1562,6 +1650,12 @@
         <w:tc>
           <w:tcPr>
             <w:tcW w:w="0" w:type="auto"/>
+            <w:tcBorders>
+              <w:top w:val="single" w:sz="4" w:space="0" w:color="000000"/>
+              <w:left w:val="single" w:sz="4" w:space="0" w:color="000000"/>
+              <w:bottom w:val="single" w:sz="4" w:space="0" w:color="000000"/>
+              <w:right w:val="single" w:sz="4" w:space="0" w:color="000000"/>
+            </w:tcBorders>
             <w:vAlign w:val="center"/>
             <w:hideMark/>
           </w:tcPr>
@@ -1586,6 +1680,12 @@
         <w:tc>
           <w:tcPr>
             <w:tcW w:w="0" w:type="auto"/>
+            <w:tcBorders>
+              <w:top w:val="single" w:sz="4" w:space="0" w:color="000000"/>
+              <w:left w:val="single" w:sz="4" w:space="0" w:color="000000"/>
+              <w:bottom w:val="single" w:sz="4" w:space="0" w:color="000000"/>
+              <w:right w:val="single" w:sz="4" w:space="0" w:color="000000"/>
+            </w:tcBorders>
             <w:vAlign w:val="center"/>
             <w:hideMark/>
           </w:tcPr>
@@ -1605,6 +1705,12 @@
         <w:tc>
           <w:tcPr>
             <w:tcW w:w="0" w:type="auto"/>
+            <w:tcBorders>
+              <w:top w:val="single" w:sz="4" w:space="0" w:color="000000"/>
+              <w:left w:val="single" w:sz="4" w:space="0" w:color="000000"/>
+              <w:bottom w:val="single" w:sz="4" w:space="0" w:color="000000"/>
+              <w:right w:val="single" w:sz="4" w:space="0" w:color="000000"/>
+            </w:tcBorders>
             <w:vAlign w:val="center"/>
             <w:hideMark/>
           </w:tcPr>
@@ -1629,6 +1735,12 @@
         <w:tc>
           <w:tcPr>
             <w:tcW w:w="0" w:type="auto"/>
+            <w:tcBorders>
+              <w:top w:val="single" w:sz="4" w:space="0" w:color="000000"/>
+              <w:left w:val="single" w:sz="4" w:space="0" w:color="000000"/>
+              <w:bottom w:val="single" w:sz="4" w:space="0" w:color="000000"/>
+              <w:right w:val="single" w:sz="4" w:space="0" w:color="000000"/>
+            </w:tcBorders>
             <w:vAlign w:val="center"/>
             <w:hideMark/>
           </w:tcPr>
@@ -1648,6 +1760,12 @@
         <w:tc>
           <w:tcPr>
             <w:tcW w:w="0" w:type="auto"/>
+            <w:tcBorders>
+              <w:top w:val="single" w:sz="4" w:space="0" w:color="000000"/>
+              <w:left w:val="single" w:sz="4" w:space="0" w:color="000000"/>
+              <w:bottom w:val="single" w:sz="4" w:space="0" w:color="000000"/>
+              <w:right w:val="single" w:sz="4" w:space="0" w:color="000000"/>
+            </w:tcBorders>
             <w:vAlign w:val="center"/>
             <w:hideMark/>
           </w:tcPr>
@@ -1668,21 +1786,20 @@
     </w:tbl>
     <w:p>
       <w:pPr>
-        <w:spacing w:line="276" w:lineRule="auto" w:before="120" w:after="120"/>
-      </w:pPr>
-      <w:r>
-        <w:rPr>
-          <w:rFonts w:ascii="Calibri" w:hAnsi="Calibri"/>
-          <w:sz w:val="22"/>
+        <w:spacing w:before="120" w:after="120" w:line="276" w:lineRule="auto"/>
+      </w:pPr>
+      <w:r>
+        <w:rPr>
+          <w:rFonts w:ascii="Calibri" w:hAnsi="Calibri"/>
         </w:rPr>
         <w:pict w14:anchorId="13D5E662">
-          <v:rect id="_x0000_i1173" style="width:0;height:1.5pt" o:hralign="center" o:hrstd="t" o:hr="t" fillcolor="#a0a0a0" stroked="f"/>
+          <v:rect id="_x0000_i1035" style="width:0;height:1.5pt" o:hralign="center" o:hrstd="t" o:hr="t" fillcolor="#a0a0a0" stroked="f"/>
         </w:pict>
       </w:r>
     </w:p>
     <w:p>
       <w:pPr>
-        <w:spacing w:line="276" w:lineRule="auto" w:before="180" w:after="120"/>
+        <w:spacing w:before="180" w:after="120" w:line="276" w:lineRule="auto"/>
         <w:rPr>
           <w:b/>
           <w:bCs/>
@@ -1700,27 +1817,27 @@
     </w:p>
     <w:p>
       <w:pPr>
-        <w:spacing w:line="276" w:lineRule="auto" w:before="120" w:after="120"/>
-        <w:rPr>
-          <w:b/>
-          <w:bCs/>
-        </w:rPr>
-      </w:pPr>
-    </w:p>
-    <w:p>
-      <w:pPr>
-        <w:spacing w:line="276" w:lineRule="auto" w:before="120" w:after="120"/>
-        <w:rPr>
-          <w:b/>
-          <w:bCs/>
-        </w:rPr>
-      </w:pPr>
-      <w:r>
-        <w:rPr>
-          <w:rFonts w:ascii="Calibri" w:hAnsi="Calibri"/>
-          <w:b/>
-          <w:bCs/>
-          <w:sz w:val="22"/>
+        <w:spacing w:before="120" w:after="120" w:line="276" w:lineRule="auto"/>
+        <w:rPr>
+          <w:b/>
+          <w:bCs/>
+        </w:rPr>
+      </w:pPr>
+    </w:p>
+    <w:p>
+      <w:pPr>
+        <w:spacing w:before="120" w:after="120" w:line="276" w:lineRule="auto"/>
+        <w:rPr>
+          <w:b/>
+          <w:bCs/>
+        </w:rPr>
+      </w:pPr>
+      <w:r>
+        <w:rPr>
+          <w:rFonts w:ascii="Calibri" w:hAnsi="Calibri"/>
+          <w:b/>
+          <w:bCs/>
+          <w:noProof/>
         </w:rPr>
         <w:drawing>
           <wp:inline distT="0" distB="0" distL="0" distR="0" wp14:anchorId="795A5684" wp14:editId="40787622">
@@ -1738,7 +1855,7 @@
                     <pic:cNvPicPr/>
                   </pic:nvPicPr>
                   <pic:blipFill>
-                    <a:blip r:embed="rId6"/>
+                    <a:blip r:embed="rId8"/>
                     <a:stretch>
                       <a:fillRect/>
                     </a:stretch>
@@ -1761,30 +1878,29 @@
     </w:p>
     <w:p>
       <w:pPr>
-        <w:spacing w:line="276" w:lineRule="auto" w:before="120" w:after="120"/>
-        <w:rPr>
-          <w:b/>
-          <w:bCs/>
-        </w:rPr>
-      </w:pPr>
-    </w:p>
-    <w:p>
-      <w:pPr>
-        <w:spacing w:line="276" w:lineRule="auto" w:before="120" w:after="120"/>
-      </w:pPr>
-      <w:r>
-        <w:rPr>
-          <w:rFonts w:ascii="Calibri" w:hAnsi="Calibri"/>
-          <w:sz w:val="22"/>
+        <w:spacing w:before="120" w:after="120" w:line="276" w:lineRule="auto"/>
+        <w:rPr>
+          <w:b/>
+          <w:bCs/>
+        </w:rPr>
+      </w:pPr>
+    </w:p>
+    <w:p>
+      <w:pPr>
+        <w:spacing w:before="120" w:after="120" w:line="276" w:lineRule="auto"/>
+      </w:pPr>
+      <w:r>
+        <w:rPr>
+          <w:rFonts w:ascii="Calibri" w:hAnsi="Calibri"/>
         </w:rPr>
         <w:pict w14:anchorId="0FF3E68E">
-          <v:rect id="_x0000_i1174" style="width:0;height:1.5pt" o:hralign="center" o:hrstd="t" o:hr="t" fillcolor="#a0a0a0" stroked="f"/>
+          <v:rect id="_x0000_i1036" style="width:0;height:1.5pt" o:hralign="center" o:hrstd="t" o:hr="t" fillcolor="#a0a0a0" stroked="f"/>
         </w:pict>
       </w:r>
     </w:p>
     <w:p>
       <w:pPr>
-        <w:spacing w:line="276" w:lineRule="auto" w:before="180" w:after="120"/>
+        <w:spacing w:before="180" w:after="120" w:line="276" w:lineRule="auto"/>
         <w:rPr>
           <w:b/>
           <w:bCs/>
@@ -1797,17 +1913,17 @@
           <w:bCs/>
           <w:sz w:val="24"/>
         </w:rPr>
+        <w:lastRenderedPageBreak/>
         <w:t>Business Insights</w:t>
       </w:r>
     </w:p>
     <w:p>
       <w:pPr>
-        <w:spacing w:line="276" w:lineRule="auto" w:before="120" w:after="120"/>
-      </w:pPr>
-      <w:r>
-        <w:rPr>
-          <w:rFonts w:ascii="Calibri" w:hAnsi="Calibri"/>
-          <w:sz w:val="22"/>
+        <w:spacing w:before="120" w:after="120" w:line="276" w:lineRule="auto"/>
+      </w:pPr>
+      <w:r>
+        <w:rPr>
+          <w:rFonts w:ascii="Calibri" w:hAnsi="Calibri"/>
         </w:rPr>
         <w:t>The target analysis provides valuable information about the company's planning strategy.</w:t>
       </w:r>
@@ -1818,12 +1934,11 @@
           <w:ilvl w:val="0"/>
           <w:numId w:val="4"/>
         </w:numPr>
-        <w:spacing w:line="276" w:lineRule="auto" w:before="120" w:after="120"/>
-      </w:pPr>
-      <w:r>
-        <w:rPr>
-          <w:rFonts w:ascii="Calibri" w:hAnsi="Calibri"/>
-          <w:sz w:val="22"/>
+        <w:spacing w:before="120" w:after="120" w:line="276" w:lineRule="auto"/>
+      </w:pPr>
+      <w:r>
+        <w:rPr>
+          <w:rFonts w:ascii="Calibri" w:hAnsi="Calibri"/>
         </w:rPr>
         <w:t xml:space="preserve">Monthly sales targets increase gradually over time. </w:t>
       </w:r>
@@ -1834,12 +1949,11 @@
           <w:ilvl w:val="0"/>
           <w:numId w:val="4"/>
         </w:numPr>
-        <w:spacing w:line="276" w:lineRule="auto" w:before="120" w:after="120"/>
-      </w:pPr>
-      <w:r>
-        <w:rPr>
-          <w:rFonts w:ascii="Calibri" w:hAnsi="Calibri"/>
-          <w:sz w:val="22"/>
+        <w:spacing w:before="120" w:after="120" w:line="276" w:lineRule="auto"/>
+      </w:pPr>
+      <w:r>
+        <w:rPr>
+          <w:rFonts w:ascii="Calibri" w:hAnsi="Calibri"/>
         </w:rPr>
         <w:t xml:space="preserve">The highest month-over-month growth occurred in July 2026. </w:t>
       </w:r>
@@ -1850,12 +1964,11 @@
           <w:ilvl w:val="0"/>
           <w:numId w:val="4"/>
         </w:numPr>
-        <w:spacing w:line="276" w:lineRule="auto" w:before="120" w:after="120"/>
-      </w:pPr>
-      <w:r>
-        <w:rPr>
-          <w:rFonts w:ascii="Calibri" w:hAnsi="Calibri"/>
-          <w:sz w:val="22"/>
+        <w:spacing w:before="120" w:after="120" w:line="276" w:lineRule="auto"/>
+      </w:pPr>
+      <w:r>
+        <w:rPr>
+          <w:rFonts w:ascii="Calibri" w:hAnsi="Calibri"/>
         </w:rPr>
         <w:t xml:space="preserve">April 2026 experienced the largest decline in monthly target growth. </w:t>
       </w:r>
@@ -1866,12 +1979,11 @@
           <w:ilvl w:val="0"/>
           <w:numId w:val="4"/>
         </w:numPr>
-        <w:spacing w:line="276" w:lineRule="auto" w:before="120" w:after="120"/>
-      </w:pPr>
-      <w:r>
-        <w:rPr>
-          <w:rFonts w:ascii="Calibri" w:hAnsi="Calibri"/>
-          <w:sz w:val="22"/>
+        <w:spacing w:before="120" w:after="120" w:line="276" w:lineRule="auto"/>
+      </w:pPr>
+      <w:r>
+        <w:rPr>
+          <w:rFonts w:ascii="Calibri" w:hAnsi="Calibri"/>
         </w:rPr>
         <w:t xml:space="preserve">Overall target planning appears stable and consistent. </w:t>
       </w:r>
@@ -1882,12 +1994,11 @@
           <w:ilvl w:val="0"/>
           <w:numId w:val="4"/>
         </w:numPr>
-        <w:spacing w:line="276" w:lineRule="auto" w:before="120" w:after="120"/>
-      </w:pPr>
-      <w:r>
-        <w:rPr>
-          <w:rFonts w:ascii="Calibri" w:hAnsi="Calibri"/>
-          <w:sz w:val="22"/>
+        <w:spacing w:before="120" w:after="120" w:line="276" w:lineRule="auto"/>
+      </w:pPr>
+      <w:r>
+        <w:rPr>
+          <w:rFonts w:ascii="Calibri" w:hAnsi="Calibri"/>
         </w:rPr>
         <w:t xml:space="preserve">Seasonal demand should be considered while defining future targets. </w:t>
       </w:r>
@@ -1898,33 +2009,31 @@
           <w:ilvl w:val="0"/>
           <w:numId w:val="4"/>
         </w:numPr>
-        <w:spacing w:line="276" w:lineRule="auto" w:before="120" w:after="120"/>
-      </w:pPr>
-      <w:r>
-        <w:rPr>
-          <w:rFonts w:ascii="Calibri" w:hAnsi="Calibri"/>
-          <w:sz w:val="22"/>
+        <w:spacing w:before="120" w:after="120" w:line="276" w:lineRule="auto"/>
+      </w:pPr>
+      <w:r>
+        <w:rPr>
+          <w:rFonts w:ascii="Calibri" w:hAnsi="Calibri"/>
         </w:rPr>
         <w:t xml:space="preserve">Historical performance should be used to create more realistic sales goals. </w:t>
       </w:r>
     </w:p>
     <w:p>
       <w:pPr>
-        <w:spacing w:line="276" w:lineRule="auto" w:before="120" w:after="120"/>
-      </w:pPr>
-      <w:r>
-        <w:rPr>
-          <w:rFonts w:ascii="Calibri" w:hAnsi="Calibri"/>
-          <w:sz w:val="22"/>
+        <w:spacing w:before="120" w:after="120" w:line="276" w:lineRule="auto"/>
+      </w:pPr>
+      <w:r>
+        <w:rPr>
+          <w:rFonts w:ascii="Calibri" w:hAnsi="Calibri"/>
         </w:rPr>
         <w:pict w14:anchorId="1AE0801C">
-          <v:rect id="_x0000_i1175" style="width:0;height:1.5pt" o:hralign="center" o:hrstd="t" o:hr="t" fillcolor="#a0a0a0" stroked="f"/>
+          <v:rect id="_x0000_i1037" style="width:0;height:1.5pt" o:hralign="center" o:hrstd="t" o:hr="t" fillcolor="#a0a0a0" stroked="f"/>
         </w:pict>
       </w:r>
     </w:p>
     <w:p>
       <w:pPr>
-        <w:spacing w:line="276" w:lineRule="auto" w:before="180" w:after="120"/>
+        <w:spacing w:before="180" w:after="120" w:line="276" w:lineRule="auto"/>
         <w:rPr>
           <w:b/>
           <w:bCs/>
@@ -1942,79 +2051,74 @@
     </w:p>
     <w:p>
       <w:pPr>
-        <w:spacing w:line="276" w:lineRule="auto" w:before="120" w:after="120"/>
-      </w:pPr>
-      <w:r>
-        <w:rPr>
-          <w:rFonts w:ascii="Calibri" w:hAnsi="Calibri"/>
-          <w:sz w:val="22"/>
+        <w:spacing w:before="120" w:after="120" w:line="276" w:lineRule="auto"/>
+      </w:pPr>
+      <w:r>
+        <w:rPr>
+          <w:rFonts w:ascii="Calibri" w:hAnsi="Calibri"/>
         </w:rPr>
         <w:t>The target trend demonstrates that the company follows a steady growth strategy. Continuous monitoring of monthly performance will help improve forecasting accuracy and support better business planning.</w:t>
       </w:r>
     </w:p>
     <w:p>
       <w:pPr>
-        <w:spacing w:line="276" w:lineRule="auto" w:before="120" w:after="120"/>
-        <w:rPr>
-          <w:b/>
-          <w:bCs/>
-        </w:rPr>
-      </w:pPr>
-    </w:p>
-    <w:p>
-      <w:pPr>
-        <w:spacing w:line="276" w:lineRule="auto" w:before="120" w:after="120"/>
-      </w:pPr>
-      <w:r>
-        <w:rPr>
-          <w:rFonts w:ascii="Calibri" w:hAnsi="Calibri"/>
-          <w:sz w:val="22"/>
+        <w:spacing w:before="120" w:after="120" w:line="276" w:lineRule="auto"/>
+        <w:rPr>
+          <w:b/>
+          <w:bCs/>
+        </w:rPr>
+      </w:pPr>
+    </w:p>
+    <w:p>
+      <w:pPr>
+        <w:spacing w:before="120" w:after="120" w:line="276" w:lineRule="auto"/>
+      </w:pPr>
+      <w:r>
+        <w:rPr>
+          <w:rFonts w:ascii="Calibri" w:hAnsi="Calibri"/>
         </w:rPr>
         <w:pict w14:anchorId="319F7BF1">
-          <v:rect id="_x0000_i1176" style="width:0;height:1.5pt" o:hralign="center" o:hrstd="t" o:hr="t" fillcolor="#a0a0a0" stroked="f"/>
+          <v:rect id="_x0000_i1038" style="width:0;height:1.5pt" o:hralign="center" o:hrstd="t" o:hr="t" fillcolor="#a0a0a0" stroked="f"/>
         </w:pict>
       </w:r>
     </w:p>
     <w:p>
       <w:pPr>
-        <w:spacing w:line="276" w:lineRule="auto" w:before="120" w:after="120"/>
-        <w:rPr>
-          <w:b/>
-          <w:bCs/>
-        </w:rPr>
-      </w:pPr>
-      <w:r>
-        <w:rPr>
-          <w:rFonts w:ascii="Calibri" w:hAnsi="Calibri"/>
-          <w:b/>
-          <w:bCs/>
-          <w:sz w:val="22"/>
-        </w:rPr>
-        <w:lastRenderedPageBreak/>
+        <w:spacing w:before="120" w:after="120" w:line="276" w:lineRule="auto"/>
+        <w:rPr>
+          <w:b/>
+          <w:bCs/>
+        </w:rPr>
+      </w:pPr>
+      <w:r>
+        <w:rPr>
+          <w:rFonts w:ascii="Calibri" w:hAnsi="Calibri"/>
+          <w:b/>
+          <w:bCs/>
+        </w:rPr>
         <w:t>Question 1</w:t>
       </w:r>
     </w:p>
     <w:p>
       <w:pPr>
-        <w:spacing w:line="276" w:lineRule="auto" w:before="120" w:after="120"/>
-        <w:rPr>
-          <w:b/>
-          <w:bCs/>
-        </w:rPr>
-      </w:pPr>
-      <w:r>
-        <w:rPr>
-          <w:rFonts w:ascii="Calibri" w:hAnsi="Calibri"/>
-          <w:b/>
-          <w:bCs/>
-          <w:sz w:val="22"/>
+        <w:spacing w:before="120" w:after="120" w:line="276" w:lineRule="auto"/>
+        <w:rPr>
+          <w:b/>
+          <w:bCs/>
+        </w:rPr>
+      </w:pPr>
+      <w:r>
+        <w:rPr>
+          <w:rFonts w:ascii="Calibri" w:hAnsi="Calibri"/>
+          <w:b/>
+          <w:bCs/>
         </w:rPr>
         <w:t>Part 3 – Regional Performance Analysis</w:t>
       </w:r>
     </w:p>
     <w:p>
       <w:pPr>
-        <w:spacing w:line="276" w:lineRule="auto" w:before="180" w:after="120"/>
+        <w:spacing w:before="180" w:after="120" w:line="276" w:lineRule="auto"/>
         <w:rPr>
           <w:b/>
           <w:bCs/>
@@ -2032,33 +2136,31 @@
     </w:p>
     <w:p>
       <w:pPr>
-        <w:spacing w:line="276" w:lineRule="auto" w:before="120" w:after="120"/>
-      </w:pPr>
-      <w:r>
-        <w:rPr>
-          <w:rFonts w:ascii="Calibri" w:hAnsi="Calibri"/>
-          <w:sz w:val="22"/>
+        <w:spacing w:before="120" w:after="120" w:line="276" w:lineRule="auto"/>
+      </w:pPr>
+      <w:r>
+        <w:rPr>
+          <w:rFonts w:ascii="Calibri" w:hAnsi="Calibri"/>
         </w:rPr>
         <w:t>The purpose of this analysis is to evaluate sales performance across different states, identify the strongest and weakest regions, and recommend strategies for business improvement.</w:t>
       </w:r>
     </w:p>
     <w:p>
       <w:pPr>
-        <w:spacing w:line="276" w:lineRule="auto" w:before="120" w:after="120"/>
-      </w:pPr>
-      <w:r>
-        <w:rPr>
-          <w:rFonts w:ascii="Calibri" w:hAnsi="Calibri"/>
-          <w:sz w:val="22"/>
+        <w:spacing w:before="120" w:after="120" w:line="276" w:lineRule="auto"/>
+      </w:pPr>
+      <w:r>
+        <w:rPr>
+          <w:rFonts w:ascii="Calibri" w:hAnsi="Calibri"/>
         </w:rPr>
         <w:pict w14:anchorId="4E628C80">
-          <v:rect id="_x0000_i1177" style="width:0;height:1.5pt" o:hralign="center" o:hrstd="t" o:hr="t" fillcolor="#a0a0a0" stroked="f"/>
+          <v:rect id="_x0000_i1039" style="width:0;height:1.5pt" o:hralign="center" o:hrstd="t" o:hr="t" fillcolor="#a0a0a0" stroked="f"/>
         </w:pict>
       </w:r>
     </w:p>
     <w:p>
       <w:pPr>
-        <w:spacing w:line="276" w:lineRule="auto" w:before="180" w:after="120"/>
+        <w:spacing w:before="180" w:after="120" w:line="276" w:lineRule="auto"/>
         <w:rPr>
           <w:b/>
           <w:bCs/>
@@ -2076,7 +2178,7 @@
     </w:p>
     <w:p>
       <w:pPr>
-        <w:spacing w:line="276" w:lineRule="auto" w:before="120" w:after="120"/>
+        <w:spacing w:before="120" w:after="120" w:line="276" w:lineRule="auto"/>
       </w:pPr>
     </w:p>
     <w:tbl>
@@ -2092,10 +2194,10 @@
         <w:tblLook w:val="04A0" w:firstRow="1" w:lastRow="0" w:firstColumn="1" w:lastColumn="0" w:noHBand="0" w:noVBand="1"/>
       </w:tblPr>
       <w:tblGrid>
-        <w:gridCol w:w="1565"/>
-        <w:gridCol w:w="1187"/>
-        <w:gridCol w:w="1020"/>
-        <w:gridCol w:w="1370"/>
+        <w:gridCol w:w="1450"/>
+        <w:gridCol w:w="1104"/>
+        <w:gridCol w:w="953"/>
+        <w:gridCol w:w="1272"/>
       </w:tblGrid>
       <w:tr>
         <w:trPr>
@@ -2105,6 +2207,13 @@
         <w:tc>
           <w:tcPr>
             <w:tcW w:w="0" w:type="auto"/>
+            <w:tcBorders>
+              <w:top w:val="single" w:sz="4" w:space="0" w:color="000000"/>
+              <w:left w:val="single" w:sz="4" w:space="0" w:color="000000"/>
+              <w:bottom w:val="single" w:sz="4" w:space="0" w:color="000000"/>
+              <w:right w:val="single" w:sz="4" w:space="0" w:color="000000"/>
+            </w:tcBorders>
+            <w:shd w:val="clear" w:color="auto" w:fill="ADD8E6"/>
             <w:vAlign w:val="center"/>
             <w:hideMark/>
           </w:tcPr>
@@ -2130,6 +2239,13 @@
         <w:tc>
           <w:tcPr>
             <w:tcW w:w="0" w:type="auto"/>
+            <w:tcBorders>
+              <w:top w:val="single" w:sz="4" w:space="0" w:color="000000"/>
+              <w:left w:val="single" w:sz="4" w:space="0" w:color="000000"/>
+              <w:bottom w:val="single" w:sz="4" w:space="0" w:color="000000"/>
+              <w:right w:val="single" w:sz="4" w:space="0" w:color="000000"/>
+            </w:tcBorders>
+            <w:shd w:val="clear" w:color="auto" w:fill="ADD8E6"/>
             <w:vAlign w:val="center"/>
             <w:hideMark/>
           </w:tcPr>
@@ -2155,6 +2271,13 @@
         <w:tc>
           <w:tcPr>
             <w:tcW w:w="0" w:type="auto"/>
+            <w:tcBorders>
+              <w:top w:val="single" w:sz="4" w:space="0" w:color="000000"/>
+              <w:left w:val="single" w:sz="4" w:space="0" w:color="000000"/>
+              <w:bottom w:val="single" w:sz="4" w:space="0" w:color="000000"/>
+              <w:right w:val="single" w:sz="4" w:space="0" w:color="000000"/>
+            </w:tcBorders>
+            <w:shd w:val="clear" w:color="auto" w:fill="ADD8E6"/>
             <w:vAlign w:val="center"/>
             <w:hideMark/>
           </w:tcPr>
@@ -2180,6 +2303,13 @@
         <w:tc>
           <w:tcPr>
             <w:tcW w:w="0" w:type="auto"/>
+            <w:tcBorders>
+              <w:top w:val="single" w:sz="4" w:space="0" w:color="000000"/>
+              <w:left w:val="single" w:sz="4" w:space="0" w:color="000000"/>
+              <w:bottom w:val="single" w:sz="4" w:space="0" w:color="000000"/>
+              <w:right w:val="single" w:sz="4" w:space="0" w:color="000000"/>
+            </w:tcBorders>
+            <w:shd w:val="clear" w:color="auto" w:fill="ADD8E6"/>
             <w:vAlign w:val="center"/>
             <w:hideMark/>
           </w:tcPr>
@@ -2210,6 +2340,12 @@
         <w:tc>
           <w:tcPr>
             <w:tcW w:w="0" w:type="auto"/>
+            <w:tcBorders>
+              <w:top w:val="single" w:sz="4" w:space="0" w:color="000000"/>
+              <w:left w:val="single" w:sz="4" w:space="0" w:color="000000"/>
+              <w:bottom w:val="single" w:sz="4" w:space="0" w:color="000000"/>
+              <w:right w:val="single" w:sz="4" w:space="0" w:color="000000"/>
+            </w:tcBorders>
             <w:vAlign w:val="center"/>
             <w:hideMark/>
           </w:tcPr>
@@ -2229,6 +2365,12 @@
         <w:tc>
           <w:tcPr>
             <w:tcW w:w="0" w:type="auto"/>
+            <w:tcBorders>
+              <w:top w:val="single" w:sz="4" w:space="0" w:color="000000"/>
+              <w:left w:val="single" w:sz="4" w:space="0" w:color="000000"/>
+              <w:bottom w:val="single" w:sz="4" w:space="0" w:color="000000"/>
+              <w:right w:val="single" w:sz="4" w:space="0" w:color="000000"/>
+            </w:tcBorders>
             <w:vAlign w:val="center"/>
             <w:hideMark/>
           </w:tcPr>
@@ -2248,6 +2390,12 @@
         <w:tc>
           <w:tcPr>
             <w:tcW w:w="0" w:type="auto"/>
+            <w:tcBorders>
+              <w:top w:val="single" w:sz="4" w:space="0" w:color="000000"/>
+              <w:left w:val="single" w:sz="4" w:space="0" w:color="000000"/>
+              <w:bottom w:val="single" w:sz="4" w:space="0" w:color="000000"/>
+              <w:right w:val="single" w:sz="4" w:space="0" w:color="000000"/>
+            </w:tcBorders>
             <w:vAlign w:val="center"/>
             <w:hideMark/>
           </w:tcPr>
@@ -2267,6 +2415,12 @@
         <w:tc>
           <w:tcPr>
             <w:tcW w:w="0" w:type="auto"/>
+            <w:tcBorders>
+              <w:top w:val="single" w:sz="4" w:space="0" w:color="000000"/>
+              <w:left w:val="single" w:sz="4" w:space="0" w:color="000000"/>
+              <w:bottom w:val="single" w:sz="4" w:space="0" w:color="000000"/>
+              <w:right w:val="single" w:sz="4" w:space="0" w:color="000000"/>
+            </w:tcBorders>
             <w:vAlign w:val="center"/>
             <w:hideMark/>
           </w:tcPr>
@@ -2291,6 +2445,12 @@
         <w:tc>
           <w:tcPr>
             <w:tcW w:w="0" w:type="auto"/>
+            <w:tcBorders>
+              <w:top w:val="single" w:sz="4" w:space="0" w:color="000000"/>
+              <w:left w:val="single" w:sz="4" w:space="0" w:color="000000"/>
+              <w:bottom w:val="single" w:sz="4" w:space="0" w:color="000000"/>
+              <w:right w:val="single" w:sz="4" w:space="0" w:color="000000"/>
+            </w:tcBorders>
             <w:vAlign w:val="center"/>
             <w:hideMark/>
           </w:tcPr>
@@ -2310,6 +2470,12 @@
         <w:tc>
           <w:tcPr>
             <w:tcW w:w="0" w:type="auto"/>
+            <w:tcBorders>
+              <w:top w:val="single" w:sz="4" w:space="0" w:color="000000"/>
+              <w:left w:val="single" w:sz="4" w:space="0" w:color="000000"/>
+              <w:bottom w:val="single" w:sz="4" w:space="0" w:color="000000"/>
+              <w:right w:val="single" w:sz="4" w:space="0" w:color="000000"/>
+            </w:tcBorders>
             <w:vAlign w:val="center"/>
             <w:hideMark/>
           </w:tcPr>
@@ -2329,6 +2495,12 @@
         <w:tc>
           <w:tcPr>
             <w:tcW w:w="0" w:type="auto"/>
+            <w:tcBorders>
+              <w:top w:val="single" w:sz="4" w:space="0" w:color="000000"/>
+              <w:left w:val="single" w:sz="4" w:space="0" w:color="000000"/>
+              <w:bottom w:val="single" w:sz="4" w:space="0" w:color="000000"/>
+              <w:right w:val="single" w:sz="4" w:space="0" w:color="000000"/>
+            </w:tcBorders>
             <w:vAlign w:val="center"/>
             <w:hideMark/>
           </w:tcPr>
@@ -2348,6 +2520,12 @@
         <w:tc>
           <w:tcPr>
             <w:tcW w:w="0" w:type="auto"/>
+            <w:tcBorders>
+              <w:top w:val="single" w:sz="4" w:space="0" w:color="000000"/>
+              <w:left w:val="single" w:sz="4" w:space="0" w:color="000000"/>
+              <w:bottom w:val="single" w:sz="4" w:space="0" w:color="000000"/>
+              <w:right w:val="single" w:sz="4" w:space="0" w:color="000000"/>
+            </w:tcBorders>
             <w:vAlign w:val="center"/>
             <w:hideMark/>
           </w:tcPr>
@@ -2372,6 +2550,12 @@
         <w:tc>
           <w:tcPr>
             <w:tcW w:w="0" w:type="auto"/>
+            <w:tcBorders>
+              <w:top w:val="single" w:sz="4" w:space="0" w:color="000000"/>
+              <w:left w:val="single" w:sz="4" w:space="0" w:color="000000"/>
+              <w:bottom w:val="single" w:sz="4" w:space="0" w:color="000000"/>
+              <w:right w:val="single" w:sz="4" w:space="0" w:color="000000"/>
+            </w:tcBorders>
             <w:vAlign w:val="center"/>
             <w:hideMark/>
           </w:tcPr>
@@ -2391,6 +2575,12 @@
         <w:tc>
           <w:tcPr>
             <w:tcW w:w="0" w:type="auto"/>
+            <w:tcBorders>
+              <w:top w:val="single" w:sz="4" w:space="0" w:color="000000"/>
+              <w:left w:val="single" w:sz="4" w:space="0" w:color="000000"/>
+              <w:bottom w:val="single" w:sz="4" w:space="0" w:color="000000"/>
+              <w:right w:val="single" w:sz="4" w:space="0" w:color="000000"/>
+            </w:tcBorders>
             <w:vAlign w:val="center"/>
             <w:hideMark/>
           </w:tcPr>
@@ -2410,6 +2600,12 @@
         <w:tc>
           <w:tcPr>
             <w:tcW w:w="0" w:type="auto"/>
+            <w:tcBorders>
+              <w:top w:val="single" w:sz="4" w:space="0" w:color="000000"/>
+              <w:left w:val="single" w:sz="4" w:space="0" w:color="000000"/>
+              <w:bottom w:val="single" w:sz="4" w:space="0" w:color="000000"/>
+              <w:right w:val="single" w:sz="4" w:space="0" w:color="000000"/>
+            </w:tcBorders>
             <w:vAlign w:val="center"/>
             <w:hideMark/>
           </w:tcPr>
@@ -2429,6 +2625,12 @@
         <w:tc>
           <w:tcPr>
             <w:tcW w:w="0" w:type="auto"/>
+            <w:tcBorders>
+              <w:top w:val="single" w:sz="4" w:space="0" w:color="000000"/>
+              <w:left w:val="single" w:sz="4" w:space="0" w:color="000000"/>
+              <w:bottom w:val="single" w:sz="4" w:space="0" w:color="000000"/>
+              <w:right w:val="single" w:sz="4" w:space="0" w:color="000000"/>
+            </w:tcBorders>
             <w:vAlign w:val="center"/>
             <w:hideMark/>
           </w:tcPr>
@@ -2453,6 +2655,12 @@
         <w:tc>
           <w:tcPr>
             <w:tcW w:w="0" w:type="auto"/>
+            <w:tcBorders>
+              <w:top w:val="single" w:sz="4" w:space="0" w:color="000000"/>
+              <w:left w:val="single" w:sz="4" w:space="0" w:color="000000"/>
+              <w:bottom w:val="single" w:sz="4" w:space="0" w:color="000000"/>
+              <w:right w:val="single" w:sz="4" w:space="0" w:color="000000"/>
+            </w:tcBorders>
             <w:vAlign w:val="center"/>
             <w:hideMark/>
           </w:tcPr>
@@ -2472,6 +2680,12 @@
         <w:tc>
           <w:tcPr>
             <w:tcW w:w="0" w:type="auto"/>
+            <w:tcBorders>
+              <w:top w:val="single" w:sz="4" w:space="0" w:color="000000"/>
+              <w:left w:val="single" w:sz="4" w:space="0" w:color="000000"/>
+              <w:bottom w:val="single" w:sz="4" w:space="0" w:color="000000"/>
+              <w:right w:val="single" w:sz="4" w:space="0" w:color="000000"/>
+            </w:tcBorders>
             <w:vAlign w:val="center"/>
             <w:hideMark/>
           </w:tcPr>
@@ -2491,6 +2705,12 @@
         <w:tc>
           <w:tcPr>
             <w:tcW w:w="0" w:type="auto"/>
+            <w:tcBorders>
+              <w:top w:val="single" w:sz="4" w:space="0" w:color="000000"/>
+              <w:left w:val="single" w:sz="4" w:space="0" w:color="000000"/>
+              <w:bottom w:val="single" w:sz="4" w:space="0" w:color="000000"/>
+              <w:right w:val="single" w:sz="4" w:space="0" w:color="000000"/>
+            </w:tcBorders>
             <w:vAlign w:val="center"/>
             <w:hideMark/>
           </w:tcPr>
@@ -2510,6 +2730,12 @@
         <w:tc>
           <w:tcPr>
             <w:tcW w:w="0" w:type="auto"/>
+            <w:tcBorders>
+              <w:top w:val="single" w:sz="4" w:space="0" w:color="000000"/>
+              <w:left w:val="single" w:sz="4" w:space="0" w:color="000000"/>
+              <w:bottom w:val="single" w:sz="4" w:space="0" w:color="000000"/>
+              <w:right w:val="single" w:sz="4" w:space="0" w:color="000000"/>
+            </w:tcBorders>
             <w:vAlign w:val="center"/>
             <w:hideMark/>
           </w:tcPr>
@@ -2534,6 +2760,12 @@
         <w:tc>
           <w:tcPr>
             <w:tcW w:w="0" w:type="auto"/>
+            <w:tcBorders>
+              <w:top w:val="single" w:sz="4" w:space="0" w:color="000000"/>
+              <w:left w:val="single" w:sz="4" w:space="0" w:color="000000"/>
+              <w:bottom w:val="single" w:sz="4" w:space="0" w:color="000000"/>
+              <w:right w:val="single" w:sz="4" w:space="0" w:color="000000"/>
+            </w:tcBorders>
             <w:vAlign w:val="center"/>
             <w:hideMark/>
           </w:tcPr>
@@ -2553,6 +2785,12 @@
         <w:tc>
           <w:tcPr>
             <w:tcW w:w="0" w:type="auto"/>
+            <w:tcBorders>
+              <w:top w:val="single" w:sz="4" w:space="0" w:color="000000"/>
+              <w:left w:val="single" w:sz="4" w:space="0" w:color="000000"/>
+              <w:bottom w:val="single" w:sz="4" w:space="0" w:color="000000"/>
+              <w:right w:val="single" w:sz="4" w:space="0" w:color="000000"/>
+            </w:tcBorders>
             <w:vAlign w:val="center"/>
             <w:hideMark/>
           </w:tcPr>
@@ -2572,6 +2810,12 @@
         <w:tc>
           <w:tcPr>
             <w:tcW w:w="0" w:type="auto"/>
+            <w:tcBorders>
+              <w:top w:val="single" w:sz="4" w:space="0" w:color="000000"/>
+              <w:left w:val="single" w:sz="4" w:space="0" w:color="000000"/>
+              <w:bottom w:val="single" w:sz="4" w:space="0" w:color="000000"/>
+              <w:right w:val="single" w:sz="4" w:space="0" w:color="000000"/>
+            </w:tcBorders>
             <w:vAlign w:val="center"/>
             <w:hideMark/>
           </w:tcPr>
@@ -2591,6 +2835,12 @@
         <w:tc>
           <w:tcPr>
             <w:tcW w:w="0" w:type="auto"/>
+            <w:tcBorders>
+              <w:top w:val="single" w:sz="4" w:space="0" w:color="000000"/>
+              <w:left w:val="single" w:sz="4" w:space="0" w:color="000000"/>
+              <w:bottom w:val="single" w:sz="4" w:space="0" w:color="000000"/>
+              <w:right w:val="single" w:sz="4" w:space="0" w:color="000000"/>
+            </w:tcBorders>
             <w:vAlign w:val="center"/>
             <w:hideMark/>
           </w:tcPr>
@@ -2611,21 +2861,20 @@
     </w:tbl>
     <w:p>
       <w:pPr>
-        <w:spacing w:line="276" w:lineRule="auto" w:before="120" w:after="120"/>
-      </w:pPr>
-      <w:r>
-        <w:rPr>
-          <w:rFonts w:ascii="Calibri" w:hAnsi="Calibri"/>
-          <w:sz w:val="22"/>
+        <w:spacing w:before="120" w:after="120" w:line="276" w:lineRule="auto"/>
+      </w:pPr>
+      <w:r>
+        <w:rPr>
+          <w:rFonts w:ascii="Calibri" w:hAnsi="Calibri"/>
         </w:rPr>
         <w:pict w14:anchorId="35B4F8AF">
-          <v:rect id="_x0000_i1178" style="width:0;height:1.5pt" o:hralign="center" o:hrstd="t" o:hr="t" fillcolor="#a0a0a0" stroked="f"/>
+          <v:rect id="_x0000_i1040" style="width:0;height:1.5pt" o:hralign="center" o:hrstd="t" o:hr="t" fillcolor="#a0a0a0" stroked="f"/>
         </w:pict>
       </w:r>
     </w:p>
     <w:p>
       <w:pPr>
-        <w:spacing w:line="276" w:lineRule="auto" w:before="180" w:after="120"/>
+        <w:spacing w:before="180" w:after="120" w:line="276" w:lineRule="auto"/>
         <w:rPr>
           <w:b/>
           <w:bCs/>
@@ -2643,27 +2892,27 @@
     </w:p>
     <w:p>
       <w:pPr>
-        <w:spacing w:line="276" w:lineRule="auto" w:before="120" w:after="120"/>
-        <w:rPr>
-          <w:b/>
-          <w:bCs/>
-        </w:rPr>
-      </w:pPr>
-    </w:p>
-    <w:p>
-      <w:pPr>
-        <w:spacing w:line="276" w:lineRule="auto" w:before="120" w:after="120"/>
-        <w:rPr>
-          <w:b/>
-          <w:bCs/>
-        </w:rPr>
-      </w:pPr>
-      <w:r>
-        <w:rPr>
-          <w:rFonts w:ascii="Calibri" w:hAnsi="Calibri"/>
-          <w:b/>
-          <w:bCs/>
-          <w:sz w:val="22"/>
+        <w:spacing w:before="120" w:after="120" w:line="276" w:lineRule="auto"/>
+        <w:rPr>
+          <w:b/>
+          <w:bCs/>
+        </w:rPr>
+      </w:pPr>
+    </w:p>
+    <w:p>
+      <w:pPr>
+        <w:spacing w:before="120" w:after="120" w:line="276" w:lineRule="auto"/>
+        <w:rPr>
+          <w:b/>
+          <w:bCs/>
+        </w:rPr>
+      </w:pPr>
+      <w:r>
+        <w:rPr>
+          <w:rFonts w:ascii="Calibri" w:hAnsi="Calibri"/>
+          <w:b/>
+          <w:bCs/>
+          <w:noProof/>
         </w:rPr>
         <w:drawing>
           <wp:inline distT="0" distB="0" distL="0" distR="0" wp14:anchorId="53A15FB9" wp14:editId="431CE22D">
@@ -2681,7 +2930,7 @@
                     <pic:cNvPicPr/>
                   </pic:nvPicPr>
                   <pic:blipFill>
-                    <a:blip r:embed="rId7"/>
+                    <a:blip r:embed="rId9"/>
                     <a:stretch>
                       <a:fillRect/>
                     </a:stretch>
@@ -2704,30 +2953,29 @@
     </w:p>
     <w:p>
       <w:pPr>
-        <w:spacing w:line="276" w:lineRule="auto" w:before="120" w:after="120"/>
-        <w:rPr>
-          <w:b/>
-          <w:bCs/>
-        </w:rPr>
-      </w:pPr>
-    </w:p>
-    <w:p>
-      <w:pPr>
-        <w:spacing w:line="276" w:lineRule="auto" w:before="120" w:after="120"/>
-      </w:pPr>
-      <w:r>
-        <w:rPr>
-          <w:rFonts w:ascii="Calibri" w:hAnsi="Calibri"/>
-          <w:sz w:val="22"/>
+        <w:spacing w:before="120" w:after="120" w:line="276" w:lineRule="auto"/>
+        <w:rPr>
+          <w:b/>
+          <w:bCs/>
+        </w:rPr>
+      </w:pPr>
+    </w:p>
+    <w:p>
+      <w:pPr>
+        <w:spacing w:before="120" w:after="120" w:line="276" w:lineRule="auto"/>
+      </w:pPr>
+      <w:r>
+        <w:rPr>
+          <w:rFonts w:ascii="Calibri" w:hAnsi="Calibri"/>
         </w:rPr>
         <w:pict w14:anchorId="7AB51C33">
-          <v:rect id="_x0000_i1179" style="width:0;height:1.5pt" o:hralign="center" o:hrstd="t" o:hr="t" fillcolor="#a0a0a0" stroked="f"/>
+          <v:rect id="_x0000_i1041" style="width:0;height:1.5pt" o:hralign="center" o:hrstd="t" o:hr="t" fillcolor="#a0a0a0" stroked="f"/>
         </w:pict>
       </w:r>
     </w:p>
     <w:p>
       <w:pPr>
-        <w:spacing w:line="276" w:lineRule="auto" w:before="180" w:after="120"/>
+        <w:spacing w:before="180" w:after="120" w:line="276" w:lineRule="auto"/>
         <w:rPr>
           <w:b/>
           <w:bCs/>
@@ -2749,12 +2997,11 @@
           <w:ilvl w:val="0"/>
           <w:numId w:val="5"/>
         </w:numPr>
-        <w:spacing w:line="276" w:lineRule="auto" w:before="120" w:after="120"/>
-      </w:pPr>
-      <w:r>
-        <w:rPr>
-          <w:rFonts w:ascii="Calibri" w:hAnsi="Calibri"/>
-          <w:sz w:val="22"/>
+        <w:spacing w:before="120" w:after="120" w:line="276" w:lineRule="auto"/>
+      </w:pPr>
+      <w:r>
+        <w:rPr>
+          <w:rFonts w:ascii="Calibri" w:hAnsi="Calibri"/>
         </w:rPr>
         <w:t xml:space="preserve">Madhya Pradesh generated the highest total sales among all selected states. </w:t>
       </w:r>
@@ -2765,12 +3012,11 @@
           <w:ilvl w:val="0"/>
           <w:numId w:val="5"/>
         </w:numPr>
-        <w:spacing w:line="276" w:lineRule="auto" w:before="120" w:after="120"/>
-      </w:pPr>
-      <w:r>
-        <w:rPr>
-          <w:rFonts w:ascii="Calibri" w:hAnsi="Calibri"/>
-          <w:sz w:val="22"/>
+        <w:spacing w:before="120" w:after="120" w:line="276" w:lineRule="auto"/>
+      </w:pPr>
+      <w:r>
+        <w:rPr>
+          <w:rFonts w:ascii="Calibri" w:hAnsi="Calibri"/>
         </w:rPr>
         <w:t xml:space="preserve">Maharashtra maintained strong profitability despite slightly lower sales. </w:t>
       </w:r>
@@ -2781,12 +3027,11 @@
           <w:ilvl w:val="0"/>
           <w:numId w:val="5"/>
         </w:numPr>
-        <w:spacing w:line="276" w:lineRule="auto" w:before="120" w:after="120"/>
-      </w:pPr>
-      <w:r>
-        <w:rPr>
-          <w:rFonts w:ascii="Calibri" w:hAnsi="Calibri"/>
-          <w:sz w:val="22"/>
+        <w:spacing w:before="120" w:after="120" w:line="276" w:lineRule="auto"/>
+      </w:pPr>
+      <w:r>
+        <w:rPr>
+          <w:rFonts w:ascii="Calibri" w:hAnsi="Calibri"/>
         </w:rPr>
         <w:t xml:space="preserve">Rajasthan delivered stable overall performance. </w:t>
       </w:r>
@@ -2797,12 +3042,11 @@
           <w:ilvl w:val="0"/>
           <w:numId w:val="5"/>
         </w:numPr>
-        <w:spacing w:line="276" w:lineRule="auto" w:before="120" w:after="120"/>
-      </w:pPr>
-      <w:r>
-        <w:rPr>
-          <w:rFonts w:ascii="Calibri" w:hAnsi="Calibri"/>
-          <w:sz w:val="22"/>
+        <w:spacing w:before="120" w:after="120" w:line="276" w:lineRule="auto"/>
+      </w:pPr>
+      <w:r>
+        <w:rPr>
+          <w:rFonts w:ascii="Calibri" w:hAnsi="Calibri"/>
         </w:rPr>
         <w:t xml:space="preserve">Gujarat requires improvement in average profitability. </w:t>
       </w:r>
@@ -2813,33 +3057,31 @@
           <w:ilvl w:val="0"/>
           <w:numId w:val="5"/>
         </w:numPr>
-        <w:spacing w:line="276" w:lineRule="auto" w:before="120" w:after="120"/>
-      </w:pPr>
-      <w:r>
-        <w:rPr>
-          <w:rFonts w:ascii="Calibri" w:hAnsi="Calibri"/>
-          <w:sz w:val="22"/>
+        <w:spacing w:before="120" w:after="120" w:line="276" w:lineRule="auto"/>
+      </w:pPr>
+      <w:r>
+        <w:rPr>
+          <w:rFonts w:ascii="Calibri" w:hAnsi="Calibri"/>
         </w:rPr>
         <w:t xml:space="preserve">Punjab recorded the lowest sales and negative average profit. </w:t>
       </w:r>
     </w:p>
     <w:p>
       <w:pPr>
-        <w:spacing w:line="276" w:lineRule="auto" w:before="120" w:after="120"/>
-      </w:pPr>
-      <w:r>
-        <w:rPr>
-          <w:rFonts w:ascii="Calibri" w:hAnsi="Calibri"/>
-          <w:sz w:val="22"/>
+        <w:spacing w:before="120" w:after="120" w:line="276" w:lineRule="auto"/>
+      </w:pPr>
+      <w:r>
+        <w:rPr>
+          <w:rFonts w:ascii="Calibri" w:hAnsi="Calibri"/>
         </w:rPr>
         <w:pict w14:anchorId="1107CD70">
-          <v:rect id="_x0000_i1180" style="width:0;height:1.5pt" o:hralign="center" o:hrstd="t" o:hr="t" fillcolor="#a0a0a0" stroked="f"/>
+          <v:rect id="_x0000_i1042" style="width:0;height:1.5pt" o:hralign="center" o:hrstd="t" o:hr="t" fillcolor="#a0a0a0" stroked="f"/>
         </w:pict>
       </w:r>
     </w:p>
     <w:p>
       <w:pPr>
-        <w:spacing w:line="276" w:lineRule="auto" w:before="180" w:after="120"/>
+        <w:spacing w:before="180" w:after="120" w:line="276" w:lineRule="auto"/>
         <w:rPr>
           <w:b/>
           <w:bCs/>
@@ -2857,12 +3099,11 @@
     </w:p>
     <w:p>
       <w:pPr>
-        <w:spacing w:line="276" w:lineRule="auto" w:before="120" w:after="120"/>
-      </w:pPr>
-      <w:r>
-        <w:rPr>
-          <w:rFonts w:ascii="Calibri" w:hAnsi="Calibri"/>
-          <w:sz w:val="22"/>
+        <w:spacing w:before="120" w:after="120" w:line="276" w:lineRule="auto"/>
+      </w:pPr>
+      <w:r>
+        <w:rPr>
+          <w:rFonts w:ascii="Calibri" w:hAnsi="Calibri"/>
         </w:rPr>
         <w:t>Based on the analysis, the following recommendations are suggested:</w:t>
       </w:r>
@@ -2873,14 +3114,12 @@
           <w:ilvl w:val="0"/>
           <w:numId w:val="6"/>
         </w:numPr>
-        <w:spacing w:line="276" w:lineRule="auto" w:before="120" w:after="120"/>
-      </w:pPr>
-      <w:r>
-        <w:rPr>
-          <w:rFonts w:ascii="Calibri" w:hAnsi="Calibri"/>
-          <w:sz w:val="22"/>
-        </w:rPr>
-        <w:lastRenderedPageBreak/>
+        <w:spacing w:before="120" w:after="120" w:line="276" w:lineRule="auto"/>
+      </w:pPr>
+      <w:r>
+        <w:rPr>
+          <w:rFonts w:ascii="Calibri" w:hAnsi="Calibri"/>
+        </w:rPr>
         <w:t xml:space="preserve">Continue investing in high-performing states such as Madhya Pradesh and Maharashtra. </w:t>
       </w:r>
     </w:p>
@@ -2890,12 +3129,11 @@
           <w:ilvl w:val="0"/>
           <w:numId w:val="6"/>
         </w:numPr>
-        <w:spacing w:line="276" w:lineRule="auto" w:before="120" w:after="120"/>
-      </w:pPr>
-      <w:r>
-        <w:rPr>
-          <w:rFonts w:ascii="Calibri" w:hAnsi="Calibri"/>
-          <w:sz w:val="22"/>
+        <w:spacing w:before="120" w:after="120" w:line="276" w:lineRule="auto"/>
+      </w:pPr>
+      <w:r>
+        <w:rPr>
+          <w:rFonts w:ascii="Calibri" w:hAnsi="Calibri"/>
         </w:rPr>
         <w:t xml:space="preserve">Improve pricing strategies and operational efficiency in Punjab. </w:t>
       </w:r>
@@ -2906,12 +3144,11 @@
           <w:ilvl w:val="0"/>
           <w:numId w:val="6"/>
         </w:numPr>
-        <w:spacing w:line="276" w:lineRule="auto" w:before="120" w:after="120"/>
-      </w:pPr>
-      <w:r>
-        <w:rPr>
-          <w:rFonts w:ascii="Calibri" w:hAnsi="Calibri"/>
-          <w:sz w:val="22"/>
+        <w:spacing w:before="120" w:after="120" w:line="276" w:lineRule="auto"/>
+      </w:pPr>
+      <w:r>
+        <w:rPr>
+          <w:rFonts w:ascii="Calibri" w:hAnsi="Calibri"/>
         </w:rPr>
         <w:t xml:space="preserve">Strengthen regional marketing campaigns based on customer demand. </w:t>
       </w:r>
@@ -2922,12 +3159,11 @@
           <w:ilvl w:val="0"/>
           <w:numId w:val="6"/>
         </w:numPr>
-        <w:spacing w:line="276" w:lineRule="auto" w:before="120" w:after="120"/>
-      </w:pPr>
-      <w:r>
-        <w:rPr>
-          <w:rFonts w:ascii="Calibri" w:hAnsi="Calibri"/>
-          <w:sz w:val="22"/>
+        <w:spacing w:before="120" w:after="120" w:line="276" w:lineRule="auto"/>
+      </w:pPr>
+      <w:r>
+        <w:rPr>
+          <w:rFonts w:ascii="Calibri" w:hAnsi="Calibri"/>
         </w:rPr>
         <w:t xml:space="preserve">Optimize inventory allocation according to regional sales performance. </w:t>
       </w:r>
@@ -2938,33 +3174,32 @@
           <w:ilvl w:val="0"/>
           <w:numId w:val="6"/>
         </w:numPr>
-        <w:spacing w:line="276" w:lineRule="auto" w:before="120" w:after="120"/>
-      </w:pPr>
-      <w:r>
-        <w:rPr>
-          <w:rFonts w:ascii="Calibri" w:hAnsi="Calibri"/>
-          <w:sz w:val="22"/>
+        <w:spacing w:before="120" w:after="120" w:line="276" w:lineRule="auto"/>
+      </w:pPr>
+      <w:r>
+        <w:rPr>
+          <w:rFonts w:ascii="Calibri" w:hAnsi="Calibri"/>
         </w:rPr>
         <w:t xml:space="preserve">Monitor profitability regularly to support data-driven decision making. </w:t>
       </w:r>
     </w:p>
     <w:p>
       <w:pPr>
-        <w:spacing w:line="276" w:lineRule="auto" w:before="120" w:after="120"/>
-      </w:pPr>
-      <w:r>
-        <w:rPr>
-          <w:rFonts w:ascii="Calibri" w:hAnsi="Calibri"/>
-          <w:sz w:val="22"/>
-        </w:rPr>
+        <w:spacing w:before="120" w:after="120" w:line="276" w:lineRule="auto"/>
+      </w:pPr>
+      <w:r>
+        <w:rPr>
+          <w:rFonts w:ascii="Calibri" w:hAnsi="Calibri"/>
+        </w:rPr>
+        <w:lastRenderedPageBreak/>
         <w:pict w14:anchorId="7360ED5E">
-          <v:rect id="_x0000_i1181" style="width:0;height:1.5pt" o:hralign="center" o:hrstd="t" o:hr="t" fillcolor="#a0a0a0" stroked="f"/>
+          <v:rect id="_x0000_i1043" style="width:0;height:1.5pt" o:hralign="center" o:hrstd="t" o:hr="t" fillcolor="#a0a0a0" stroked="f"/>
         </w:pict>
       </w:r>
     </w:p>
     <w:p>
       <w:pPr>
-        <w:spacing w:line="276" w:lineRule="auto" w:before="180" w:after="120"/>
+        <w:spacing w:before="180" w:after="120" w:line="276" w:lineRule="auto"/>
         <w:rPr>
           <w:b/>
           <w:bCs/>
@@ -2982,60 +3217,57 @@
     </w:p>
     <w:p>
       <w:pPr>
-        <w:spacing w:line="276" w:lineRule="auto" w:before="120" w:after="120"/>
-      </w:pPr>
-      <w:r>
-        <w:rPr>
-          <w:rFonts w:ascii="Calibri" w:hAnsi="Calibri"/>
-          <w:sz w:val="22"/>
+        <w:spacing w:before="120" w:after="120" w:line="276" w:lineRule="auto"/>
+      </w:pPr>
+      <w:r>
+        <w:rPr>
+          <w:rFonts w:ascii="Calibri" w:hAnsi="Calibri"/>
         </w:rPr>
         <w:t>Regional analysis shows significant differences in business performance across states. Focusing on profitable regions while improving weaker markets can help increase overall business growth.</w:t>
       </w:r>
     </w:p>
     <w:p>
       <w:pPr>
-        <w:spacing w:line="276" w:lineRule="auto" w:before="120" w:after="120"/>
-        <w:rPr>
-          <w:b/>
-          <w:bCs/>
-        </w:rPr>
-      </w:pPr>
-    </w:p>
-    <w:p>
-      <w:pPr>
-        <w:spacing w:line="276" w:lineRule="auto" w:before="120" w:after="120"/>
-      </w:pPr>
-      <w:r>
-        <w:rPr>
-          <w:rFonts w:ascii="Calibri" w:hAnsi="Calibri"/>
-          <w:sz w:val="22"/>
+        <w:spacing w:before="120" w:after="120" w:line="276" w:lineRule="auto"/>
+        <w:rPr>
+          <w:b/>
+          <w:bCs/>
+        </w:rPr>
+      </w:pPr>
+    </w:p>
+    <w:p>
+      <w:pPr>
+        <w:spacing w:before="120" w:after="120" w:line="276" w:lineRule="auto"/>
+      </w:pPr>
+      <w:r>
+        <w:rPr>
+          <w:rFonts w:ascii="Calibri" w:hAnsi="Calibri"/>
         </w:rPr>
         <w:pict w14:anchorId="687F2B61">
-          <v:rect id="_x0000_i1182" style="width:0;height:1.5pt" o:hralign="center" o:hrstd="t" o:hr="t" fillcolor="#a0a0a0" stroked="f"/>
+          <v:rect id="_x0000_i1044" style="width:0;height:1.5pt" o:hralign="center" o:hrstd="t" o:hr="t" fillcolor="#a0a0a0" stroked="f"/>
         </w:pict>
       </w:r>
     </w:p>
     <w:p>
       <w:pPr>
-        <w:spacing w:line="276" w:lineRule="auto" w:before="120" w:after="120"/>
-        <w:rPr>
-          <w:b/>
-          <w:bCs/>
-        </w:rPr>
-      </w:pPr>
-      <w:r>
-        <w:rPr>
-          <w:rFonts w:ascii="Calibri" w:hAnsi="Calibri"/>
-          <w:b/>
-          <w:bCs/>
-          <w:sz w:val="22"/>
+        <w:spacing w:before="120" w:after="120" w:line="276" w:lineRule="auto"/>
+        <w:rPr>
+          <w:b/>
+          <w:bCs/>
+        </w:rPr>
+      </w:pPr>
+      <w:r>
+        <w:rPr>
+          <w:rFonts w:ascii="Calibri" w:hAnsi="Calibri"/>
+          <w:b/>
+          <w:bCs/>
         </w:rPr>
         <w:t>Question 2 – Jar App Exploration</w:t>
       </w:r>
     </w:p>
     <w:p>
       <w:pPr>
-        <w:spacing w:line="276" w:lineRule="auto" w:before="180" w:after="120"/>
+        <w:spacing w:before="180" w:after="120" w:line="276" w:lineRule="auto"/>
         <w:rPr>
           <w:b/>
           <w:bCs/>
@@ -3053,33 +3285,31 @@
     </w:p>
     <w:p>
       <w:pPr>
-        <w:spacing w:line="276" w:lineRule="auto" w:before="120" w:after="120"/>
-      </w:pPr>
-      <w:r>
-        <w:rPr>
-          <w:rFonts w:ascii="Calibri" w:hAnsi="Calibri"/>
-          <w:sz w:val="22"/>
+        <w:spacing w:before="120" w:after="120" w:line="276" w:lineRule="auto"/>
+      </w:pPr>
+      <w:r>
+        <w:rPr>
+          <w:rFonts w:ascii="Calibri" w:hAnsi="Calibri"/>
         </w:rPr>
         <w:t>The objective of this section is to evaluate the Jar application from a user's perspective by identifying its strengths and suggesting practical improvements that can enhance the overall user experience.</w:t>
       </w:r>
     </w:p>
     <w:p>
       <w:pPr>
-        <w:spacing w:line="276" w:lineRule="auto" w:before="120" w:after="120"/>
-      </w:pPr>
-      <w:r>
-        <w:rPr>
-          <w:rFonts w:ascii="Calibri" w:hAnsi="Calibri"/>
-          <w:sz w:val="22"/>
+        <w:spacing w:before="120" w:after="120" w:line="276" w:lineRule="auto"/>
+      </w:pPr>
+      <w:r>
+        <w:rPr>
+          <w:rFonts w:ascii="Calibri" w:hAnsi="Calibri"/>
         </w:rPr>
         <w:pict w14:anchorId="0468530D">
-          <v:rect id="_x0000_i1689" style="width:0;height:1.5pt" o:hralign="center" o:hrstd="t" o:hr="t" fillcolor="#a0a0a0" stroked="f"/>
+          <v:rect id="_x0000_i1045" style="width:0;height:1.5pt" o:hralign="center" o:hrstd="t" o:hr="t" fillcolor="#a0a0a0" stroked="f"/>
         </w:pict>
       </w:r>
     </w:p>
     <w:p>
       <w:pPr>
-        <w:spacing w:line="276" w:lineRule="auto" w:before="180" w:after="120"/>
+        <w:spacing w:before="180" w:after="120" w:line="276" w:lineRule="auto"/>
         <w:rPr>
           <w:b/>
           <w:bCs/>
@@ -3097,33 +3327,31 @@
     </w:p>
     <w:p>
       <w:pPr>
-        <w:spacing w:line="276" w:lineRule="auto" w:before="120" w:after="120"/>
-      </w:pPr>
-      <w:r>
-        <w:rPr>
-          <w:rFonts w:ascii="Calibri" w:hAnsi="Calibri"/>
-          <w:sz w:val="22"/>
+        <w:spacing w:before="120" w:after="120" w:line="276" w:lineRule="auto"/>
+      </w:pPr>
+      <w:r>
+        <w:rPr>
+          <w:rFonts w:ascii="Calibri" w:hAnsi="Calibri"/>
         </w:rPr>
         <w:t>Jar is a micro-saving and digital gold investment platform designed to help users build a saving habit through small daily investments. The application automatically rounds up transactions and invests the spare change in digital gold, making investing simple and accessible for beginners.</w:t>
       </w:r>
     </w:p>
     <w:p>
       <w:pPr>
-        <w:spacing w:line="276" w:lineRule="auto" w:before="120" w:after="120"/>
-      </w:pPr>
-      <w:r>
-        <w:rPr>
-          <w:rFonts w:ascii="Calibri" w:hAnsi="Calibri"/>
-          <w:sz w:val="22"/>
+        <w:spacing w:before="120" w:after="120" w:line="276" w:lineRule="auto"/>
+      </w:pPr>
+      <w:r>
+        <w:rPr>
+          <w:rFonts w:ascii="Calibri" w:hAnsi="Calibri"/>
         </w:rPr>
         <w:pict w14:anchorId="3146D0F2">
-          <v:rect id="_x0000_i1690" style="width:0;height:1.5pt" o:hralign="center" o:hrstd="t" o:hr="t" fillcolor="#a0a0a0" stroked="f"/>
+          <v:rect id="_x0000_i1046" style="width:0;height:1.5pt" o:hralign="center" o:hrstd="t" o:hr="t" fillcolor="#a0a0a0" stroked="f"/>
         </w:pict>
       </w:r>
     </w:p>
     <w:p>
       <w:pPr>
-        <w:spacing w:line="276" w:lineRule="auto" w:before="180" w:after="120"/>
+        <w:spacing w:before="180" w:after="120" w:line="276" w:lineRule="auto"/>
         <w:rPr>
           <w:b/>
           <w:bCs/>
@@ -3141,50 +3369,46 @@
     </w:p>
     <w:p>
       <w:pPr>
-        <w:spacing w:line="276" w:lineRule="auto" w:before="120" w:after="120"/>
-      </w:pPr>
-      <w:r>
-        <w:rPr>
-          <w:rFonts w:ascii="Calibri" w:hAnsi="Calibri"/>
-          <w:sz w:val="22"/>
+        <w:spacing w:before="120" w:after="120" w:line="276" w:lineRule="auto"/>
+      </w:pPr>
+      <w:r>
+        <w:rPr>
+          <w:rFonts w:ascii="Calibri" w:hAnsi="Calibri"/>
         </w:rPr>
         <w:t>1. Simple and User-Friendly Interface</w:t>
       </w:r>
     </w:p>
     <w:p>
       <w:pPr>
-        <w:spacing w:line="276" w:lineRule="auto" w:before="120" w:after="120"/>
-      </w:pPr>
-      <w:r>
-        <w:rPr>
-          <w:rFonts w:ascii="Calibri" w:hAnsi="Calibri"/>
-          <w:sz w:val="22"/>
+        <w:spacing w:before="120" w:after="120" w:line="276" w:lineRule="auto"/>
+      </w:pPr>
+      <w:r>
+        <w:rPr>
+          <w:rFonts w:ascii="Calibri" w:hAnsi="Calibri"/>
         </w:rPr>
         <w:t>The application has a clean and easy-to-use interface. Navigation is straightforward, making it suitable even for first-time users who have little or no investment experience.</w:t>
       </w:r>
     </w:p>
     <w:p>
       <w:pPr>
-        <w:spacing w:line="276" w:lineRule="auto" w:before="120" w:after="120"/>
-      </w:pPr>
-      <w:r>
-        <w:rPr>
-          <w:rFonts w:ascii="Calibri" w:hAnsi="Calibri"/>
-          <w:sz w:val="22"/>
+        <w:spacing w:before="120" w:after="120" w:line="276" w:lineRule="auto"/>
+      </w:pPr>
+      <w:r>
+        <w:rPr>
+          <w:rFonts w:ascii="Calibri" w:hAnsi="Calibri"/>
         </w:rPr>
         <w:pict w14:anchorId="04CAA8BD">
-          <v:rect id="_x0000_i1691" style="width:0;height:1.5pt" o:hralign="center" o:hrstd="t" o:hr="t" fillcolor="#a0a0a0" stroked="f"/>
+          <v:rect id="_x0000_i1047" style="width:0;height:1.5pt" o:hralign="center" o:hrstd="t" o:hr="t" fillcolor="#a0a0a0" stroked="f"/>
         </w:pict>
       </w:r>
     </w:p>
     <w:p>
       <w:pPr>
-        <w:spacing w:line="276" w:lineRule="auto" w:before="120" w:after="120"/>
-      </w:pPr>
-      <w:r>
-        <w:rPr>
-          <w:rFonts w:ascii="Calibri" w:hAnsi="Calibri"/>
-          <w:sz w:val="22"/>
+        <w:spacing w:before="120" w:after="120" w:line="276" w:lineRule="auto"/>
+      </w:pPr>
+      <w:r>
+        <w:rPr>
+          <w:rFonts w:ascii="Calibri" w:hAnsi="Calibri"/>
         </w:rPr>
         <w:t xml:space="preserve">2. </w:t>
       </w:r>
@@ -3193,45 +3417,41 @@
           <w:rFonts w:ascii="Calibri" w:hAnsi="Calibri"/>
           <w:b/>
           <w:bCs/>
-          <w:sz w:val="22"/>
         </w:rPr>
         <w:t>Automatic Savings</w:t>
       </w:r>
     </w:p>
     <w:p>
       <w:pPr>
-        <w:spacing w:line="276" w:lineRule="auto" w:before="120" w:after="120"/>
-      </w:pPr>
-      <w:r>
-        <w:rPr>
-          <w:rFonts w:ascii="Calibri" w:hAnsi="Calibri"/>
-          <w:sz w:val="22"/>
+        <w:spacing w:before="120" w:after="120" w:line="276" w:lineRule="auto"/>
+      </w:pPr>
+      <w:r>
+        <w:rPr>
+          <w:rFonts w:ascii="Calibri" w:hAnsi="Calibri"/>
         </w:rPr>
         <w:t>One of the best features is automatic saving. Instead of requiring users to invest manually every day, the app automatically saves small amounts from daily transactions. This makes saving effortless and encourages financial discipline.</w:t>
       </w:r>
     </w:p>
     <w:p>
       <w:pPr>
-        <w:spacing w:line="276" w:lineRule="auto" w:before="120" w:after="120"/>
-      </w:pPr>
-      <w:r>
-        <w:rPr>
-          <w:rFonts w:ascii="Calibri" w:hAnsi="Calibri"/>
-          <w:sz w:val="22"/>
+        <w:spacing w:before="120" w:after="120" w:line="276" w:lineRule="auto"/>
+      </w:pPr>
+      <w:r>
+        <w:rPr>
+          <w:rFonts w:ascii="Calibri" w:hAnsi="Calibri"/>
         </w:rPr>
         <w:pict w14:anchorId="6DB7FF73">
-          <v:rect id="_x0000_i1692" style="width:0;height:1.5pt" o:hralign="center" o:hrstd="t" o:hr="t" fillcolor="#a0a0a0" stroked="f"/>
+          <v:rect id="_x0000_i1048" style="width:0;height:1.5pt" o:hralign="center" o:hrstd="t" o:hr="t" fillcolor="#a0a0a0" stroked="f"/>
         </w:pict>
       </w:r>
     </w:p>
     <w:p>
       <w:pPr>
-        <w:spacing w:line="276" w:lineRule="auto" w:before="120" w:after="120"/>
-      </w:pPr>
-      <w:r>
-        <w:rPr>
-          <w:rFonts w:ascii="Calibri" w:hAnsi="Calibri"/>
-          <w:sz w:val="22"/>
+        <w:spacing w:before="120" w:after="120" w:line="276" w:lineRule="auto"/>
+      </w:pPr>
+      <w:r>
+        <w:rPr>
+          <w:rFonts w:ascii="Calibri" w:hAnsi="Calibri"/>
         </w:rPr>
         <w:t xml:space="preserve">3. </w:t>
       </w:r>
@@ -3240,45 +3460,41 @@
           <w:rFonts w:ascii="Calibri" w:hAnsi="Calibri"/>
           <w:b/>
           <w:bCs/>
-          <w:sz w:val="22"/>
         </w:rPr>
         <w:t>Digital Gold Investment</w:t>
       </w:r>
     </w:p>
     <w:p>
       <w:pPr>
-        <w:spacing w:line="276" w:lineRule="auto" w:before="120" w:after="120"/>
-      </w:pPr>
-      <w:r>
-        <w:rPr>
-          <w:rFonts w:ascii="Calibri" w:hAnsi="Calibri"/>
-          <w:sz w:val="22"/>
+        <w:spacing w:before="120" w:after="120" w:line="276" w:lineRule="auto"/>
+      </w:pPr>
+      <w:r>
+        <w:rPr>
+          <w:rFonts w:ascii="Calibri" w:hAnsi="Calibri"/>
         </w:rPr>
         <w:t>The option to invest in digital gold with very small amounts is an excellent feature. It allows users to start investing without needing a large amount of money.</w:t>
       </w:r>
     </w:p>
     <w:p>
       <w:pPr>
-        <w:spacing w:line="276" w:lineRule="auto" w:before="120" w:after="120"/>
-      </w:pPr>
-      <w:r>
-        <w:rPr>
-          <w:rFonts w:ascii="Calibri" w:hAnsi="Calibri"/>
-          <w:sz w:val="22"/>
+        <w:spacing w:before="120" w:after="120" w:line="276" w:lineRule="auto"/>
+      </w:pPr>
+      <w:r>
+        <w:rPr>
+          <w:rFonts w:ascii="Calibri" w:hAnsi="Calibri"/>
         </w:rPr>
         <w:pict w14:anchorId="46CFBFBC">
-          <v:rect id="_x0000_i1693" style="width:0;height:1.5pt" o:hralign="center" o:hrstd="t" o:hr="t" fillcolor="#a0a0a0" stroked="f"/>
+          <v:rect id="_x0000_i1049" style="width:0;height:1.5pt" o:hralign="center" o:hrstd="t" o:hr="t" fillcolor="#a0a0a0" stroked="f"/>
         </w:pict>
       </w:r>
     </w:p>
     <w:p>
       <w:pPr>
-        <w:spacing w:line="276" w:lineRule="auto" w:before="120" w:after="120"/>
-      </w:pPr>
-      <w:r>
-        <w:rPr>
-          <w:rFonts w:ascii="Calibri" w:hAnsi="Calibri"/>
-          <w:sz w:val="22"/>
+        <w:spacing w:before="120" w:after="120" w:line="276" w:lineRule="auto"/>
+      </w:pPr>
+      <w:r>
+        <w:rPr>
+          <w:rFonts w:ascii="Calibri" w:hAnsi="Calibri"/>
         </w:rPr>
         <w:t xml:space="preserve">4. </w:t>
       </w:r>
@@ -3287,45 +3503,42 @@
           <w:rFonts w:ascii="Calibri" w:hAnsi="Calibri"/>
           <w:b/>
           <w:bCs/>
-          <w:sz w:val="22"/>
         </w:rPr>
         <w:t>Easy Payment Integration</w:t>
       </w:r>
     </w:p>
     <w:p>
       <w:pPr>
-        <w:spacing w:line="276" w:lineRule="auto" w:before="120" w:after="120"/>
-      </w:pPr>
-      <w:r>
-        <w:rPr>
-          <w:rFonts w:ascii="Calibri" w:hAnsi="Calibri"/>
-          <w:sz w:val="22"/>
-        </w:rPr>
+        <w:spacing w:before="120" w:after="120" w:line="276" w:lineRule="auto"/>
+      </w:pPr>
+      <w:r>
+        <w:rPr>
+          <w:rFonts w:ascii="Calibri" w:hAnsi="Calibri"/>
+        </w:rPr>
+        <w:lastRenderedPageBreak/>
         <w:t>The application offers a smooth payment process through UPI and other digital payment methods. This makes deposits and investments fast, secure, and convenient.</w:t>
       </w:r>
     </w:p>
     <w:p>
       <w:pPr>
-        <w:spacing w:line="276" w:lineRule="auto" w:before="120" w:after="120"/>
-      </w:pPr>
-      <w:r>
-        <w:rPr>
-          <w:rFonts w:ascii="Calibri" w:hAnsi="Calibri"/>
-          <w:sz w:val="22"/>
+        <w:spacing w:before="120" w:after="120" w:line="276" w:lineRule="auto"/>
+      </w:pPr>
+      <w:r>
+        <w:rPr>
+          <w:rFonts w:ascii="Calibri" w:hAnsi="Calibri"/>
         </w:rPr>
         <w:pict w14:anchorId="2AFB6AF0">
-          <v:rect id="_x0000_i1694" style="width:0;height:1.5pt" o:hralign="center" o:hrstd="t" o:hr="t" fillcolor="#a0a0a0" stroked="f"/>
+          <v:rect id="_x0000_i1050" style="width:0;height:1.5pt" o:hralign="center" o:hrstd="t" o:hr="t" fillcolor="#a0a0a0" stroked="f"/>
         </w:pict>
       </w:r>
     </w:p>
     <w:p>
       <w:pPr>
-        <w:spacing w:line="276" w:lineRule="auto" w:before="120" w:after="120"/>
-      </w:pPr>
-      <w:r>
-        <w:rPr>
-          <w:rFonts w:ascii="Calibri" w:hAnsi="Calibri"/>
-          <w:sz w:val="22"/>
+        <w:spacing w:before="120" w:after="120" w:line="276" w:lineRule="auto"/>
+      </w:pPr>
+      <w:r>
+        <w:rPr>
+          <w:rFonts w:ascii="Calibri" w:hAnsi="Calibri"/>
         </w:rPr>
         <w:t xml:space="preserve">5. </w:t>
       </w:r>
@@ -3334,40 +3547,37 @@
           <w:rFonts w:ascii="Calibri" w:hAnsi="Calibri"/>
           <w:b/>
           <w:bCs/>
-          <w:sz w:val="22"/>
         </w:rPr>
         <w:t>Clear Investment Tracking</w:t>
       </w:r>
     </w:p>
     <w:p>
       <w:pPr>
-        <w:spacing w:line="276" w:lineRule="auto" w:before="120" w:after="120"/>
-      </w:pPr>
-      <w:r>
-        <w:rPr>
-          <w:rFonts w:ascii="Calibri" w:hAnsi="Calibri"/>
-          <w:sz w:val="22"/>
+        <w:spacing w:before="120" w:after="120" w:line="276" w:lineRule="auto"/>
+      </w:pPr>
+      <w:r>
+        <w:rPr>
+          <w:rFonts w:ascii="Calibri" w:hAnsi="Calibri"/>
         </w:rPr>
         <w:t>Users can easily monitor their savings, investments, and portfolio performance through simple dashboards and visual summaries. This helps users understand their financial progress over time.</w:t>
       </w:r>
     </w:p>
     <w:p>
       <w:pPr>
-        <w:spacing w:line="276" w:lineRule="auto" w:before="120" w:after="120"/>
-      </w:pPr>
-      <w:r>
-        <w:rPr>
-          <w:rFonts w:ascii="Calibri" w:hAnsi="Calibri"/>
-          <w:sz w:val="22"/>
+        <w:spacing w:before="120" w:after="120" w:line="276" w:lineRule="auto"/>
+      </w:pPr>
+      <w:r>
+        <w:rPr>
+          <w:rFonts w:ascii="Calibri" w:hAnsi="Calibri"/>
         </w:rPr>
         <w:pict w14:anchorId="0A423249">
-          <v:rect id="_x0000_i1695" style="width:0;height:1.5pt" o:hralign="center" o:hrstd="t" o:hr="t" fillcolor="#a0a0a0" stroked="f"/>
+          <v:rect id="_x0000_i1051" style="width:0;height:1.5pt" o:hralign="center" o:hrstd="t" o:hr="t" fillcolor="#a0a0a0" stroked="f"/>
         </w:pict>
       </w:r>
     </w:p>
     <w:p>
       <w:pPr>
-        <w:spacing w:line="276" w:lineRule="auto" w:before="180" w:after="120"/>
+        <w:spacing w:before="180" w:after="120" w:line="276" w:lineRule="auto"/>
         <w:rPr>
           <w:b/>
           <w:bCs/>
@@ -3385,422 +3595,371 @@
     </w:p>
     <w:p>
       <w:pPr>
-        <w:spacing w:line="276" w:lineRule="auto" w:before="120" w:after="120"/>
-      </w:pPr>
-      <w:r>
-        <w:rPr>
-          <w:rFonts w:ascii="Calibri" w:hAnsi="Calibri"/>
-          <w:sz w:val="22"/>
+        <w:spacing w:before="120" w:after="120" w:line="276" w:lineRule="auto"/>
+      </w:pPr>
+      <w:r>
+        <w:rPr>
+          <w:rFonts w:ascii="Calibri" w:hAnsi="Calibri"/>
         </w:rPr>
         <w:t>1. More Investment Options</w:t>
       </w:r>
     </w:p>
     <w:p>
       <w:pPr>
-        <w:spacing w:line="276" w:lineRule="auto" w:before="120" w:after="120"/>
-      </w:pPr>
-      <w:r>
-        <w:rPr>
-          <w:rFonts w:ascii="Calibri" w:hAnsi="Calibri"/>
-          <w:sz w:val="22"/>
+        <w:spacing w:before="120" w:after="120" w:line="276" w:lineRule="auto"/>
+      </w:pPr>
+      <w:r>
+        <w:rPr>
+          <w:rFonts w:ascii="Calibri" w:hAnsi="Calibri"/>
         </w:rPr>
         <w:t>Currently, the application focuses mainly on digital gold. Adding investment options such as mutual funds, fixed deposits, ETFs, or recurring investment plans would provide users with greater flexibility.</w:t>
       </w:r>
     </w:p>
     <w:p>
       <w:pPr>
-        <w:spacing w:line="276" w:lineRule="auto" w:before="120" w:after="120"/>
-      </w:pPr>
-      <w:r>
-        <w:rPr>
-          <w:rFonts w:ascii="Calibri" w:hAnsi="Calibri"/>
-          <w:sz w:val="22"/>
+        <w:spacing w:before="120" w:after="120" w:line="276" w:lineRule="auto"/>
+      </w:pPr>
+      <w:r>
+        <w:rPr>
+          <w:rFonts w:ascii="Calibri" w:hAnsi="Calibri"/>
         </w:rPr>
         <w:pict w14:anchorId="288FDDBB">
-          <v:rect id="_x0000_i1696" style="width:0;height:1.5pt" o:hralign="center" o:hrstd="t" o:hr="t" fillcolor="#a0a0a0" stroked="f"/>
+          <v:rect id="_x0000_i1052" style="width:0;height:1.5pt" o:hralign="center" o:hrstd="t" o:hr="t" fillcolor="#a0a0a0" stroked="f"/>
         </w:pict>
       </w:r>
     </w:p>
     <w:p>
       <w:pPr>
-        <w:spacing w:line="276" w:lineRule="auto" w:before="120" w:after="120"/>
-      </w:pPr>
-      <w:r>
-        <w:rPr>
-          <w:rFonts w:ascii="Calibri" w:hAnsi="Calibri"/>
-          <w:sz w:val="22"/>
+        <w:spacing w:before="120" w:after="120" w:line="276" w:lineRule="auto"/>
+      </w:pPr>
+      <w:r>
+        <w:rPr>
+          <w:rFonts w:ascii="Calibri" w:hAnsi="Calibri"/>
+        </w:rPr>
+        <w:t>2. Better Financial Insights</w:t>
+      </w:r>
+    </w:p>
+    <w:p>
+      <w:pPr>
+        <w:spacing w:before="120" w:after="120" w:line="276" w:lineRule="auto"/>
+      </w:pPr>
+      <w:r>
+        <w:rPr>
+          <w:rFonts w:ascii="Calibri" w:hAnsi="Calibri"/>
+        </w:rPr>
+        <w:t>The application could offer personalized spending analysis, saving trends, and AI-powered recommendations to help users make better financial decisions.</w:t>
+      </w:r>
+    </w:p>
+    <w:p>
+      <w:pPr>
+        <w:spacing w:before="120" w:after="120" w:line="276" w:lineRule="auto"/>
+      </w:pPr>
+      <w:r>
+        <w:rPr>
+          <w:rFonts w:ascii="Calibri" w:hAnsi="Calibri"/>
+        </w:rPr>
+        <w:pict w14:anchorId="323A2627">
+          <v:rect id="_x0000_i1053" style="width:0;height:1.5pt" o:hralign="center" o:hrstd="t" o:hr="t" fillcolor="#a0a0a0" stroked="f"/>
+        </w:pict>
+      </w:r>
+    </w:p>
+    <w:p>
+      <w:pPr>
+        <w:spacing w:before="120" w:after="120" w:line="276" w:lineRule="auto"/>
+      </w:pPr>
+      <w:r>
+        <w:rPr>
+          <w:rFonts w:ascii="Calibri" w:hAnsi="Calibri"/>
+        </w:rPr>
+        <w:t>3. Goal-Based Savings</w:t>
+      </w:r>
+    </w:p>
+    <w:p>
+      <w:pPr>
+        <w:spacing w:before="120" w:after="120" w:line="276" w:lineRule="auto"/>
+      </w:pPr>
+      <w:r>
+        <w:rPr>
+          <w:rFonts w:ascii="Calibri" w:hAnsi="Calibri"/>
+        </w:rPr>
+        <w:t>Users should be able to create financial goals such as buying a vehicle, planning a vacation, or building an emergency fund. Progress tracking toward these goals would make saving more engaging.</w:t>
+      </w:r>
+    </w:p>
+    <w:p>
+      <w:pPr>
+        <w:spacing w:before="120" w:after="120" w:line="276" w:lineRule="auto"/>
+      </w:pPr>
+      <w:r>
+        <w:rPr>
+          <w:rFonts w:ascii="Calibri" w:hAnsi="Calibri"/>
+        </w:rPr>
+        <w:pict w14:anchorId="7BD66A20">
+          <v:rect id="_x0000_i1054" style="width:0;height:1.5pt" o:hralign="center" o:hrstd="t" o:hr="t" fillcolor="#a0a0a0" stroked="f"/>
+        </w:pict>
+      </w:r>
+    </w:p>
+    <w:p>
+      <w:pPr>
+        <w:spacing w:before="120" w:after="120" w:line="276" w:lineRule="auto"/>
+      </w:pPr>
+      <w:r>
+        <w:rPr>
+          <w:rFonts w:ascii="Calibri" w:hAnsi="Calibri"/>
+        </w:rPr>
+        <w:t>4. Educational Content</w:t>
+      </w:r>
+    </w:p>
+    <w:p>
+      <w:pPr>
+        <w:spacing w:before="120" w:after="120" w:line="276" w:lineRule="auto"/>
+      </w:pPr>
+      <w:r>
+        <w:rPr>
+          <w:rFonts w:ascii="Calibri" w:hAnsi="Calibri"/>
+        </w:rPr>
+        <w:t>Adding beginner-friendly articles, short videos, and investment tips would help users improve their financial knowledge and make informed investment decisions.</w:t>
+      </w:r>
+    </w:p>
+    <w:p>
+      <w:pPr>
+        <w:spacing w:before="120" w:after="120" w:line="276" w:lineRule="auto"/>
+      </w:pPr>
+      <w:r>
+        <w:rPr>
+          <w:rFonts w:ascii="Calibri" w:hAnsi="Calibri"/>
+        </w:rPr>
+        <w:pict w14:anchorId="6BB24429">
+          <v:rect id="_x0000_i1055" style="width:0;height:1.5pt" o:hralign="center" o:hrstd="t" o:hr="t" fillcolor="#a0a0a0" stroked="f"/>
+        </w:pict>
+      </w:r>
+    </w:p>
+    <w:p>
+      <w:pPr>
+        <w:spacing w:before="120" w:after="120" w:line="276" w:lineRule="auto"/>
+      </w:pPr>
+      <w:r>
+        <w:rPr>
+          <w:rFonts w:ascii="Calibri" w:hAnsi="Calibri"/>
+        </w:rPr>
+        <w:t>5. Personalized Notifications</w:t>
+      </w:r>
+    </w:p>
+    <w:p>
+      <w:pPr>
+        <w:spacing w:before="120" w:after="120" w:line="276" w:lineRule="auto"/>
+      </w:pPr>
+      <w:r>
+        <w:rPr>
+          <w:rFonts w:ascii="Calibri" w:hAnsi="Calibri"/>
+        </w:rPr>
+        <w:t>Instead of sending generic reminders, the app could provide personalized notifications based on users' spending habits, savings goals, and investment activity.</w:t>
+      </w:r>
+    </w:p>
+    <w:p>
+      <w:pPr>
+        <w:spacing w:before="120" w:after="120" w:line="276" w:lineRule="auto"/>
+      </w:pPr>
+      <w:r>
+        <w:rPr>
+          <w:rFonts w:ascii="Calibri" w:hAnsi="Calibri"/>
+        </w:rPr>
+        <w:pict w14:anchorId="30EDC086">
+          <v:rect id="_x0000_i1056" style="width:0;height:1.5pt" o:hralign="center" o:hrstd="t" o:hr="t" fillcolor="#a0a0a0" stroked="f"/>
+        </w:pict>
+      </w:r>
+    </w:p>
+    <w:p>
+      <w:pPr>
+        <w:spacing w:before="180" w:after="120" w:line="276" w:lineRule="auto"/>
+      </w:pPr>
+      <w:r>
+        <w:rPr>
+          <w:rFonts w:ascii="Calibri" w:hAnsi="Calibri"/>
+          <w:b/>
+          <w:sz w:val="24"/>
+        </w:rPr>
+        <w:t>Overall Feedback</w:t>
+      </w:r>
+    </w:p>
+    <w:p>
+      <w:pPr>
+        <w:spacing w:before="120" w:after="120" w:line="276" w:lineRule="auto"/>
+      </w:pPr>
+      <w:r>
+        <w:rPr>
+          <w:rFonts w:ascii="Calibri" w:hAnsi="Calibri"/>
+        </w:rPr>
+        <w:t xml:space="preserve">Overall, I found Jar to be an excellent application for beginners who want to develop a regular saving habit without investing large amounts. The app is simple, easy to use, and provides a smooth investment </w:t>
+      </w:r>
+      <w:r>
+        <w:rPr>
+          <w:rFonts w:ascii="Calibri" w:hAnsi="Calibri"/>
         </w:rPr>
         <w:lastRenderedPageBreak/>
-        <w:t>2. Better Financial Insights</w:t>
-      </w:r>
-    </w:p>
-    <w:p>
-      <w:pPr>
-        <w:spacing w:line="276" w:lineRule="auto" w:before="120" w:after="120"/>
-      </w:pPr>
-      <w:r>
-        <w:rPr>
-          <w:rFonts w:ascii="Calibri" w:hAnsi="Calibri"/>
-          <w:sz w:val="22"/>
-        </w:rPr>
-        <w:t>The application could offer personalized spending analysis, saving trends, and AI-powered recommendations to help users make better financial decisions.</w:t>
-      </w:r>
-    </w:p>
-    <w:p>
-      <w:pPr>
-        <w:spacing w:line="276" w:lineRule="auto" w:before="120" w:after="120"/>
-      </w:pPr>
-      <w:r>
-        <w:rPr>
-          <w:rFonts w:ascii="Calibri" w:hAnsi="Calibri"/>
-          <w:sz w:val="22"/>
-        </w:rPr>
-        <w:pict w14:anchorId="323A2627">
-          <v:rect id="_x0000_i1697" style="width:0;height:1.5pt" o:hralign="center" o:hrstd="t" o:hr="t" fillcolor="#a0a0a0" stroked="f"/>
+        <w:t>experience. By introducing additional investment options, personalized financial insights, and goal-based saving features, the application could become even more valuable for a wider range of users.</w:t>
+      </w:r>
+    </w:p>
+    <w:p>
+      <w:pPr>
+        <w:spacing w:before="120" w:after="120" w:line="276" w:lineRule="auto"/>
+      </w:pPr>
+      <w:r>
+        <w:rPr>
+          <w:rFonts w:ascii="Calibri" w:hAnsi="Calibri"/>
+        </w:rPr>
+        <w:pict w14:anchorId="2BFF9040">
+          <v:rect id="_x0000_i1057" style="width:0;height:1.5pt" o:hralign="center" o:hrstd="t" o:hr="t" fillcolor="#a0a0a0" stroked="f"/>
         </w:pict>
       </w:r>
     </w:p>
     <w:p>
       <w:pPr>
-        <w:spacing w:line="276" w:lineRule="auto" w:before="120" w:after="120"/>
-      </w:pPr>
-      <w:r>
-        <w:rPr>
-          <w:rFonts w:ascii="Calibri" w:hAnsi="Calibri"/>
-          <w:sz w:val="22"/>
-        </w:rPr>
-        <w:t>3. Goal-Based Savings</w:t>
-      </w:r>
-    </w:p>
-    <w:p>
-      <w:pPr>
-        <w:spacing w:line="276" w:lineRule="auto" w:before="120" w:after="120"/>
-      </w:pPr>
-      <w:r>
-        <w:rPr>
-          <w:rFonts w:ascii="Calibri" w:hAnsi="Calibri"/>
-          <w:sz w:val="22"/>
-        </w:rPr>
-        <w:t>Users should be able to create financial goals such as buying a vehicle, planning a vacation, or building an emergency fund. Progress tracking toward these goals would make saving more engaging.</w:t>
-      </w:r>
-    </w:p>
-    <w:p>
-      <w:pPr>
-        <w:spacing w:line="276" w:lineRule="auto" w:before="120" w:after="120"/>
-      </w:pPr>
-      <w:r>
-        <w:rPr>
-          <w:rFonts w:ascii="Calibri" w:hAnsi="Calibri"/>
-          <w:sz w:val="22"/>
-        </w:rPr>
-        <w:pict w14:anchorId="7BD66A20">
-          <v:rect id="_x0000_i1698" style="width:0;height:1.5pt" o:hralign="center" o:hrstd="t" o:hr="t" fillcolor="#a0a0a0" stroked="f"/>
+        <w:spacing w:before="120" w:after="120" w:line="276" w:lineRule="auto"/>
+        <w:rPr>
+          <w:b/>
+          <w:bCs/>
+        </w:rPr>
+      </w:pPr>
+      <w:r>
+        <w:rPr>
+          <w:rFonts w:ascii="Calibri" w:hAnsi="Calibri"/>
+          <w:b/>
+          <w:bCs/>
+        </w:rPr>
+        <w:t>Question 3 – Business Opportunities for Jar</w:t>
+      </w:r>
+    </w:p>
+    <w:p>
+      <w:pPr>
+        <w:spacing w:before="180" w:after="120" w:line="276" w:lineRule="auto"/>
+        <w:rPr>
+          <w:b/>
+          <w:bCs/>
+        </w:rPr>
+      </w:pPr>
+      <w:r>
+        <w:rPr>
+          <w:rFonts w:ascii="Calibri" w:hAnsi="Calibri"/>
+          <w:b/>
+          <w:bCs/>
+          <w:sz w:val="24"/>
+        </w:rPr>
+        <w:t>Objective</w:t>
+      </w:r>
+    </w:p>
+    <w:p>
+      <w:pPr>
+        <w:spacing w:before="120" w:after="120" w:line="276" w:lineRule="auto"/>
+      </w:pPr>
+      <w:r>
+        <w:rPr>
+          <w:rFonts w:ascii="Calibri" w:hAnsi="Calibri"/>
+        </w:rPr>
+        <w:t>The purpose of this section is to propose new business opportunities that can help Jar increase user engagement, improve customer retention, and create additional revenue streams.</w:t>
+      </w:r>
+    </w:p>
+    <w:p>
+      <w:pPr>
+        <w:spacing w:before="120" w:after="120" w:line="276" w:lineRule="auto"/>
+      </w:pPr>
+      <w:r>
+        <w:rPr>
+          <w:rFonts w:ascii="Calibri" w:hAnsi="Calibri"/>
+        </w:rPr>
+        <w:pict w14:anchorId="064DAA3D">
+          <v:rect id="_x0000_i1058" style="width:0;height:1.5pt" o:hralign="center" o:hrstd="t" o:hr="t" fillcolor="#a0a0a0" stroked="f"/>
         </w:pict>
       </w:r>
     </w:p>
     <w:p>
       <w:pPr>
-        <w:spacing w:line="276" w:lineRule="auto" w:before="120" w:after="120"/>
-      </w:pPr>
-      <w:r>
-        <w:rPr>
-          <w:rFonts w:ascii="Calibri" w:hAnsi="Calibri"/>
-          <w:sz w:val="22"/>
-        </w:rPr>
-        <w:t>4. Educational Content</w:t>
-      </w:r>
-    </w:p>
-    <w:p>
-      <w:pPr>
-        <w:spacing w:line="276" w:lineRule="auto" w:before="120" w:after="120"/>
-      </w:pPr>
-      <w:r>
-        <w:rPr>
-          <w:rFonts w:ascii="Calibri" w:hAnsi="Calibri"/>
-          <w:sz w:val="22"/>
-        </w:rPr>
-        <w:t>Adding beginner-friendly articles, short videos, and investment tips would help users improve their financial knowledge and make informed investment decisions.</w:t>
-      </w:r>
-    </w:p>
-    <w:p>
-      <w:pPr>
-        <w:spacing w:line="276" w:lineRule="auto" w:before="120" w:after="120"/>
-      </w:pPr>
-      <w:r>
-        <w:rPr>
-          <w:rFonts w:ascii="Calibri" w:hAnsi="Calibri"/>
-          <w:sz w:val="22"/>
-        </w:rPr>
-        <w:pict w14:anchorId="6BB24429">
-          <v:rect id="_x0000_i1699" style="width:0;height:1.5pt" o:hralign="center" o:hrstd="t" o:hr="t" fillcolor="#a0a0a0" stroked="f"/>
+        <w:spacing w:before="180" w:after="120" w:line="276" w:lineRule="auto"/>
+        <w:rPr>
+          <w:b/>
+          <w:bCs/>
+        </w:rPr>
+      </w:pPr>
+      <w:r>
+        <w:rPr>
+          <w:rFonts w:ascii="Calibri" w:hAnsi="Calibri"/>
+          <w:b/>
+          <w:bCs/>
+          <w:sz w:val="24"/>
+        </w:rPr>
+        <w:t>Proposed Business Idea</w:t>
+      </w:r>
+    </w:p>
+    <w:p>
+      <w:pPr>
+        <w:spacing w:before="120" w:after="120" w:line="276" w:lineRule="auto"/>
+      </w:pPr>
+      <w:r>
+        <w:rPr>
+          <w:rFonts w:ascii="Calibri" w:hAnsi="Calibri"/>
+        </w:rPr>
+        <w:t>AI-Based Smart Savings and Financial Planning Assistant</w:t>
+      </w:r>
+    </w:p>
+    <w:p>
+      <w:pPr>
+        <w:spacing w:before="120" w:after="120" w:line="276" w:lineRule="auto"/>
+      </w:pPr>
+      <w:r>
+        <w:rPr>
+          <w:rFonts w:ascii="Calibri" w:hAnsi="Calibri"/>
+        </w:rPr>
+        <w:t>I propose introducing an AI-powered financial assistant that helps users automatically plan their savings based on their income, spending habits, and financial goals.</w:t>
+      </w:r>
+    </w:p>
+    <w:p>
+      <w:pPr>
+        <w:spacing w:before="120" w:after="120" w:line="276" w:lineRule="auto"/>
+      </w:pPr>
+      <w:r>
+        <w:rPr>
+          <w:rFonts w:ascii="Calibri" w:hAnsi="Calibri"/>
+        </w:rPr>
+        <w:t>Instead of simply investing spare change into digital gold, the assistant would analyze users' financial behavior and recommend personalized saving strategies.</w:t>
+      </w:r>
+    </w:p>
+    <w:p>
+      <w:pPr>
+        <w:spacing w:before="120" w:after="120" w:line="276" w:lineRule="auto"/>
+      </w:pPr>
+      <w:r>
+        <w:rPr>
+          <w:rFonts w:ascii="Calibri" w:hAnsi="Calibri"/>
+        </w:rPr>
+        <w:pict w14:anchorId="6C88A878">
+          <v:rect id="_x0000_i1059" style="width:0;height:1.5pt" o:hralign="center" o:hrstd="t" o:hr="t" fillcolor="#a0a0a0" stroked="f"/>
         </w:pict>
       </w:r>
     </w:p>
     <w:p>
       <w:pPr>
-        <w:spacing w:line="276" w:lineRule="auto" w:before="120" w:after="120"/>
-      </w:pPr>
-      <w:r>
-        <w:rPr>
-          <w:rFonts w:ascii="Calibri" w:hAnsi="Calibri"/>
-          <w:sz w:val="22"/>
-        </w:rPr>
-        <w:t>5. Personalized Notifications</w:t>
-      </w:r>
-    </w:p>
-    <w:p>
-      <w:pPr>
-        <w:spacing w:line="276" w:lineRule="auto" w:before="120" w:after="120"/>
-      </w:pPr>
-      <w:r>
-        <w:rPr>
-          <w:rFonts w:ascii="Calibri" w:hAnsi="Calibri"/>
-          <w:sz w:val="22"/>
-        </w:rPr>
-        <w:t>Instead of sending generic reminders, the app could provide personalized notifications based on users' spending habits, savings goals, and investment activity.</w:t>
-      </w:r>
-    </w:p>
-    <w:p>
-      <w:pPr>
-        <w:spacing w:line="276" w:lineRule="auto" w:before="120" w:after="120"/>
-      </w:pPr>
-      <w:r>
-        <w:rPr>
-          <w:rFonts w:ascii="Calibri" w:hAnsi="Calibri"/>
-          <w:sz w:val="22"/>
-        </w:rPr>
-        <w:pict w14:anchorId="30EDC086">
-          <v:rect id="_x0000_i1700" style="width:0;height:1.5pt" o:hralign="center" o:hrstd="t" o:hr="t" fillcolor="#a0a0a0" stroked="f"/>
-        </w:pict>
-      </w:r>
-    </w:p>
-    <w:p>
-      <w:pPr>
-        <w:spacing w:line="276" w:lineRule="auto" w:before="180" w:after="120"/>
-      </w:pPr>
-      <w:r>
-        <w:rPr>
-          <w:rFonts w:ascii="Calibri" w:hAnsi="Calibri"/>
-          <w:b/>
+        <w:spacing w:before="180" w:after="120" w:line="276" w:lineRule="auto"/>
+        <w:rPr>
+          <w:b/>
+          <w:bCs/>
+        </w:rPr>
+      </w:pPr>
+      <w:r>
+        <w:rPr>
+          <w:rFonts w:ascii="Calibri" w:hAnsi="Calibri"/>
+          <w:b/>
+          <w:bCs/>
           <w:sz w:val="24"/>
         </w:rPr>
-        <w:t>Overall Feedback</w:t>
-      </w:r>
-    </w:p>
-    <w:p>
-      <w:pPr>
-        <w:spacing w:line="276" w:lineRule="auto" w:before="120" w:after="120"/>
-      </w:pPr>
-      <w:r>
-        <w:rPr>
-          <w:rFonts w:ascii="Calibri" w:hAnsi="Calibri"/>
-          <w:sz w:val="22"/>
-        </w:rPr>
-        <w:t>Overall, I found Jar to be an excellent application for beginners who want to develop a regular saving habit without investing large amounts. The app is simple, easy to use, and provides a smooth investment experience. By introducing additional investment options, personalized financial insights, and goal-based saving features, the application could become even more valuable for a wider range of users.</w:t>
-      </w:r>
-    </w:p>
-    <w:p>
-      <w:pPr>
-        <w:spacing w:line="276" w:lineRule="auto" w:before="120" w:after="120"/>
-      </w:pPr>
-      <w:r>
-        <w:rPr>
-          <w:rFonts w:ascii="Calibri" w:hAnsi="Calibri"/>
-          <w:sz w:val="22"/>
-        </w:rPr>
-        <w:pict w14:anchorId="2BFF9040">
-          <v:rect id="_x0000_i1701" style="width:0;height:1.5pt" o:hralign="center" o:hrstd="t" o:hr="t" fillcolor="#a0a0a0" stroked="f"/>
-        </w:pict>
-      </w:r>
-    </w:p>
-    <w:p>
-      <w:pPr>
-        <w:spacing w:line="276" w:lineRule="auto" w:before="120" w:after="120"/>
-        <w:rPr>
-          <w:b/>
-          <w:bCs/>
-        </w:rPr>
-      </w:pPr>
-      <w:r>
-        <w:rPr>
-          <w:rFonts w:ascii="Calibri" w:hAnsi="Calibri"/>
-          <w:b/>
-          <w:bCs/>
-          <w:sz w:val="22"/>
-        </w:rPr>
-        <w:t>Question 3 – Business Opportunities for Jar</w:t>
-      </w:r>
-    </w:p>
-    <w:p>
-      <w:pPr>
-        <w:spacing w:line="276" w:lineRule="auto" w:before="180" w:after="120"/>
-        <w:rPr>
-          <w:b/>
-          <w:bCs/>
-        </w:rPr>
-      </w:pPr>
-      <w:r>
-        <w:rPr>
-          <w:rFonts w:ascii="Calibri" w:hAnsi="Calibri"/>
-          <w:b/>
-          <w:bCs/>
-          <w:sz w:val="24"/>
-        </w:rPr>
-        <w:t>Objective</w:t>
-      </w:r>
-    </w:p>
-    <w:p>
-      <w:pPr>
-        <w:spacing w:line="276" w:lineRule="auto" w:before="120" w:after="120"/>
-      </w:pPr>
-      <w:r>
-        <w:rPr>
-          <w:rFonts w:ascii="Calibri" w:hAnsi="Calibri"/>
-          <w:sz w:val="22"/>
-        </w:rPr>
-        <w:t>The purpose of this section is to propose new business opportunities that can help Jar increase user engagement, improve customer retention, and create additional revenue streams.</w:t>
-      </w:r>
-    </w:p>
-    <w:p>
-      <w:pPr>
-        <w:spacing w:line="276" w:lineRule="auto" w:before="120" w:after="120"/>
-      </w:pPr>
-      <w:r>
-        <w:rPr>
-          <w:rFonts w:ascii="Calibri" w:hAnsi="Calibri"/>
-          <w:sz w:val="22"/>
-        </w:rPr>
-        <w:pict w14:anchorId="064DAA3D">
-          <v:rect id="_x0000_i1702" style="width:0;height:1.5pt" o:hralign="center" o:hrstd="t" o:hr="t" fillcolor="#a0a0a0" stroked="f"/>
-        </w:pict>
-      </w:r>
-    </w:p>
-    <w:p>
-      <w:pPr>
-        <w:spacing w:line="276" w:lineRule="auto" w:before="180" w:after="120"/>
-        <w:rPr>
-          <w:b/>
-          <w:bCs/>
-        </w:rPr>
-      </w:pPr>
-      <w:r>
-        <w:rPr>
-          <w:rFonts w:ascii="Calibri" w:hAnsi="Calibri"/>
-          <w:b/>
-          <w:bCs/>
-          <w:sz w:val="24"/>
-        </w:rPr>
-        <w:t>Proposed Business Idea</w:t>
-      </w:r>
-    </w:p>
-    <w:p>
-      <w:pPr>
-        <w:spacing w:line="276" w:lineRule="auto" w:before="120" w:after="120"/>
-      </w:pPr>
-      <w:r>
-        <w:rPr>
-          <w:rFonts w:ascii="Calibri" w:hAnsi="Calibri"/>
-          <w:sz w:val="22"/>
-        </w:rPr>
-        <w:t>AI-Based Smart Savings and Financial Planning Assistant</w:t>
-      </w:r>
-    </w:p>
-    <w:p>
-      <w:pPr>
-        <w:spacing w:line="276" w:lineRule="auto" w:before="120" w:after="120"/>
-      </w:pPr>
-      <w:r>
-        <w:rPr>
-          <w:rFonts w:ascii="Calibri" w:hAnsi="Calibri"/>
-          <w:sz w:val="22"/>
-        </w:rPr>
-        <w:t>I propose introducing an AI-powered financial assistant that helps users automatically plan their savings based on their income, spending habits, and financial goals.</w:t>
-      </w:r>
-    </w:p>
-    <w:p>
-      <w:pPr>
-        <w:spacing w:line="276" w:lineRule="auto" w:before="120" w:after="120"/>
-      </w:pPr>
-      <w:r>
-        <w:rPr>
-          <w:rFonts w:ascii="Calibri" w:hAnsi="Calibri"/>
-          <w:sz w:val="22"/>
-        </w:rPr>
-        <w:t xml:space="preserve">Instead of simply investing spare change into digital gold, the assistant would </w:t>
-      </w:r>
-      <w:proofErr w:type="spellStart"/>
-      <w:r>
-        <w:rPr>
-          <w:rFonts w:ascii="Calibri" w:hAnsi="Calibri"/>
-          <w:sz w:val="22"/>
-        </w:rPr>
-        <w:t>analyze</w:t>
-      </w:r>
-      <w:proofErr w:type="spellEnd"/>
-      <w:r>
-        <w:rPr>
-          <w:rFonts w:ascii="Calibri" w:hAnsi="Calibri"/>
-          <w:sz w:val="22"/>
-        </w:rPr>
-        <w:t xml:space="preserve"> users' financial </w:t>
-      </w:r>
-      <w:proofErr w:type="spellStart"/>
-      <w:r>
-        <w:rPr>
-          <w:rFonts w:ascii="Calibri" w:hAnsi="Calibri"/>
-          <w:sz w:val="22"/>
-        </w:rPr>
-        <w:t>behavior</w:t>
-      </w:r>
-      <w:proofErr w:type="spellEnd"/>
-      <w:r>
-        <w:rPr>
-          <w:rFonts w:ascii="Calibri" w:hAnsi="Calibri"/>
-          <w:sz w:val="22"/>
-        </w:rPr>
-        <w:t xml:space="preserve"> and recommend personalized saving strategies.</w:t>
-      </w:r>
-    </w:p>
-    <w:p>
-      <w:pPr>
-        <w:spacing w:line="276" w:lineRule="auto" w:before="120" w:after="120"/>
-      </w:pPr>
-      <w:r>
-        <w:rPr>
-          <w:rFonts w:ascii="Calibri" w:hAnsi="Calibri"/>
-          <w:sz w:val="22"/>
-        </w:rPr>
-        <w:pict w14:anchorId="6C88A878">
-          <v:rect id="_x0000_i1703" style="width:0;height:1.5pt" o:hralign="center" o:hrstd="t" o:hr="t" fillcolor="#a0a0a0" stroked="f"/>
-        </w:pict>
-      </w:r>
-    </w:p>
-    <w:p>
-      <w:pPr>
-        <w:spacing w:line="276" w:lineRule="auto" w:before="180" w:after="120"/>
-        <w:rPr>
-          <w:b/>
-          <w:bCs/>
-        </w:rPr>
-      </w:pPr>
-      <w:r>
-        <w:rPr>
-          <w:rFonts w:ascii="Calibri" w:hAnsi="Calibri"/>
-          <w:b/>
-          <w:bCs/>
-          <w:sz w:val="24"/>
-        </w:rPr>
         <w:t>How It Would Work</w:t>
       </w:r>
     </w:p>
     <w:p>
       <w:pPr>
-        <w:spacing w:line="276" w:lineRule="auto" w:before="120" w:after="120"/>
-      </w:pPr>
-      <w:r>
-        <w:rPr>
-          <w:rFonts w:ascii="Calibri" w:hAnsi="Calibri"/>
-          <w:sz w:val="22"/>
+        <w:spacing w:before="120" w:after="120" w:line="276" w:lineRule="auto"/>
+      </w:pPr>
+      <w:r>
+        <w:rPr>
+          <w:rFonts w:ascii="Calibri" w:hAnsi="Calibri"/>
         </w:rPr>
         <w:t>The AI assistant would:</w:t>
       </w:r>
@@ -3811,23 +3970,13 @@
           <w:ilvl w:val="0"/>
           <w:numId w:val="7"/>
         </w:numPr>
-        <w:spacing w:line="276" w:lineRule="auto" w:before="120" w:after="120"/>
-      </w:pPr>
-      <w:proofErr w:type="spellStart"/>
-      <w:r>
-        <w:rPr>
-          <w:rFonts w:ascii="Calibri" w:hAnsi="Calibri"/>
-          <w:sz w:val="22"/>
-        </w:rPr>
-        <w:t>Analyze</w:t>
-      </w:r>
-      <w:proofErr w:type="spellEnd"/>
-      <w:r>
-        <w:rPr>
-          <w:rFonts w:ascii="Calibri" w:hAnsi="Calibri"/>
-          <w:sz w:val="22"/>
-        </w:rPr>
-        <w:t xml:space="preserve"> monthly income and expenses. </w:t>
+        <w:spacing w:before="120" w:after="120" w:line="276" w:lineRule="auto"/>
+      </w:pPr>
+      <w:r>
+        <w:rPr>
+          <w:rFonts w:ascii="Calibri" w:hAnsi="Calibri"/>
+        </w:rPr>
+        <w:t xml:space="preserve">Analyze monthly income and expenses. </w:t>
       </w:r>
     </w:p>
     <w:p>
@@ -3836,12 +3985,11 @@
           <w:ilvl w:val="0"/>
           <w:numId w:val="7"/>
         </w:numPr>
-        <w:spacing w:line="276" w:lineRule="auto" w:before="120" w:after="120"/>
-      </w:pPr>
-      <w:r>
-        <w:rPr>
-          <w:rFonts w:ascii="Calibri" w:hAnsi="Calibri"/>
-          <w:sz w:val="22"/>
+        <w:spacing w:before="120" w:after="120" w:line="276" w:lineRule="auto"/>
+      </w:pPr>
+      <w:r>
+        <w:rPr>
+          <w:rFonts w:ascii="Calibri" w:hAnsi="Calibri"/>
         </w:rPr>
         <w:t xml:space="preserve">Track spending patterns automatically. </w:t>
       </w:r>
@@ -3852,12 +4000,11 @@
           <w:ilvl w:val="0"/>
           <w:numId w:val="7"/>
         </w:numPr>
-        <w:spacing w:line="276" w:lineRule="auto" w:before="120" w:after="120"/>
-      </w:pPr>
-      <w:r>
-        <w:rPr>
-          <w:rFonts w:ascii="Calibri" w:hAnsi="Calibri"/>
-          <w:sz w:val="22"/>
+        <w:spacing w:before="120" w:after="120" w:line="276" w:lineRule="auto"/>
+      </w:pPr>
+      <w:r>
+        <w:rPr>
+          <w:rFonts w:ascii="Calibri" w:hAnsi="Calibri"/>
         </w:rPr>
         <w:t xml:space="preserve">Predict future expenses using historical data. </w:t>
       </w:r>
@@ -3868,12 +4015,11 @@
           <w:ilvl w:val="0"/>
           <w:numId w:val="7"/>
         </w:numPr>
-        <w:spacing w:line="276" w:lineRule="auto" w:before="120" w:after="120"/>
-      </w:pPr>
-      <w:r>
-        <w:rPr>
-          <w:rFonts w:ascii="Calibri" w:hAnsi="Calibri"/>
-          <w:sz w:val="22"/>
+        <w:spacing w:before="120" w:after="120" w:line="276" w:lineRule="auto"/>
+      </w:pPr>
+      <w:r>
+        <w:rPr>
+          <w:rFonts w:ascii="Calibri" w:hAnsi="Calibri"/>
         </w:rPr>
         <w:t xml:space="preserve">Suggest personalized daily or monthly savings amounts. </w:t>
       </w:r>
@@ -3884,12 +4030,11 @@
           <w:ilvl w:val="0"/>
           <w:numId w:val="7"/>
         </w:numPr>
-        <w:spacing w:line="276" w:lineRule="auto" w:before="120" w:after="120"/>
-      </w:pPr>
-      <w:r>
-        <w:rPr>
-          <w:rFonts w:ascii="Calibri" w:hAnsi="Calibri"/>
-          <w:sz w:val="22"/>
+        <w:spacing w:before="120" w:after="120" w:line="276" w:lineRule="auto"/>
+      </w:pPr>
+      <w:r>
+        <w:rPr>
+          <w:rFonts w:ascii="Calibri" w:hAnsi="Calibri"/>
         </w:rPr>
         <w:t xml:space="preserve">Recommend suitable investment options based on user preferences. </w:t>
       </w:r>
@@ -3900,33 +4045,31 @@
           <w:ilvl w:val="0"/>
           <w:numId w:val="7"/>
         </w:numPr>
-        <w:spacing w:line="276" w:lineRule="auto" w:before="120" w:after="120"/>
-      </w:pPr>
-      <w:r>
-        <w:rPr>
-          <w:rFonts w:ascii="Calibri" w:hAnsi="Calibri"/>
-          <w:sz w:val="22"/>
+        <w:spacing w:before="120" w:after="120" w:line="276" w:lineRule="auto"/>
+      </w:pPr>
+      <w:r>
+        <w:rPr>
+          <w:rFonts w:ascii="Calibri" w:hAnsi="Calibri"/>
         </w:rPr>
         <w:t xml:space="preserve">Send intelligent reminders to help users stay on track with their financial goals. </w:t>
       </w:r>
     </w:p>
     <w:p>
       <w:pPr>
-        <w:spacing w:line="276" w:lineRule="auto" w:before="120" w:after="120"/>
-      </w:pPr>
-      <w:r>
-        <w:rPr>
-          <w:rFonts w:ascii="Calibri" w:hAnsi="Calibri"/>
-          <w:sz w:val="22"/>
+        <w:spacing w:before="120" w:after="120" w:line="276" w:lineRule="auto"/>
+      </w:pPr>
+      <w:r>
+        <w:rPr>
+          <w:rFonts w:ascii="Calibri" w:hAnsi="Calibri"/>
         </w:rPr>
         <w:pict w14:anchorId="51B3FA48">
-          <v:rect id="_x0000_i1704" style="width:0;height:1.5pt" o:hralign="center" o:hrstd="t" o:hr="t" fillcolor="#a0a0a0" stroked="f"/>
+          <v:rect id="_x0000_i1060" style="width:0;height:1.5pt" o:hralign="center" o:hrstd="t" o:hr="t" fillcolor="#a0a0a0" stroked="f"/>
         </w:pict>
       </w:r>
     </w:p>
     <w:p>
       <w:pPr>
-        <w:spacing w:line="276" w:lineRule="auto" w:before="180" w:after="120"/>
+        <w:spacing w:before="180" w:after="120" w:line="276" w:lineRule="auto"/>
         <w:rPr>
           <w:b/>
           <w:bCs/>
@@ -3944,177 +4087,163 @@
     </w:p>
     <w:p>
       <w:pPr>
-        <w:spacing w:line="276" w:lineRule="auto" w:before="120" w:after="120"/>
-      </w:pPr>
-      <w:r>
-        <w:rPr>
-          <w:rFonts w:ascii="Calibri" w:hAnsi="Calibri"/>
-          <w:sz w:val="22"/>
+        <w:spacing w:before="120" w:after="120" w:line="276" w:lineRule="auto"/>
+      </w:pPr>
+      <w:r>
+        <w:rPr>
+          <w:rFonts w:ascii="Calibri" w:hAnsi="Calibri"/>
         </w:rPr>
         <w:t>1. Smart Budget Planning</w:t>
       </w:r>
     </w:p>
     <w:p>
       <w:pPr>
-        <w:spacing w:line="276" w:lineRule="auto" w:before="120" w:after="120"/>
-      </w:pPr>
-      <w:r>
-        <w:rPr>
-          <w:rFonts w:ascii="Calibri" w:hAnsi="Calibri"/>
-          <w:sz w:val="22"/>
+        <w:spacing w:before="120" w:after="120" w:line="276" w:lineRule="auto"/>
+      </w:pPr>
+      <w:r>
+        <w:rPr>
+          <w:rFonts w:ascii="Calibri" w:hAnsi="Calibri"/>
+        </w:rPr>
+        <w:t>The system would automatically categorize expenses and provide suggestions to improve spending habits.</w:t>
+      </w:r>
+    </w:p>
+    <w:p>
+      <w:pPr>
+        <w:spacing w:before="120" w:after="120" w:line="276" w:lineRule="auto"/>
+      </w:pPr>
+      <w:r>
+        <w:rPr>
+          <w:rFonts w:ascii="Calibri" w:hAnsi="Calibri"/>
+        </w:rPr>
+        <w:pict w14:anchorId="00956B36">
+          <v:rect id="_x0000_i1061" style="width:0;height:1.5pt" o:hralign="center" o:hrstd="t" o:hr="t" fillcolor="#a0a0a0" stroked="f"/>
+        </w:pict>
+      </w:r>
+    </w:p>
+    <w:p>
+      <w:pPr>
+        <w:spacing w:before="120" w:after="120" w:line="276" w:lineRule="auto"/>
+      </w:pPr>
+      <w:r>
+        <w:rPr>
+          <w:rFonts w:ascii="Calibri" w:hAnsi="Calibri"/>
+        </w:rPr>
+        <w:t>2. Personalized Saving Goals</w:t>
+      </w:r>
+    </w:p>
+    <w:p>
+      <w:pPr>
+        <w:spacing w:before="120" w:after="120" w:line="276" w:lineRule="auto"/>
+      </w:pPr>
+      <w:r>
+        <w:rPr>
+          <w:rFonts w:ascii="Calibri" w:hAnsi="Calibri"/>
         </w:rPr>
         <w:lastRenderedPageBreak/>
-        <w:t>The system would automatically categorize expenses and provide suggestions to improve spending habits.</w:t>
-      </w:r>
-    </w:p>
-    <w:p>
-      <w:pPr>
-        <w:spacing w:line="276" w:lineRule="auto" w:before="120" w:after="120"/>
-      </w:pPr>
-      <w:r>
-        <w:rPr>
-          <w:rFonts w:ascii="Calibri" w:hAnsi="Calibri"/>
-          <w:sz w:val="22"/>
-        </w:rPr>
-        <w:pict w14:anchorId="00956B36">
-          <v:rect id="_x0000_i1705" style="width:0;height:1.5pt" o:hralign="center" o:hrstd="t" o:hr="t" fillcolor="#a0a0a0" stroked="f"/>
+        <w:t>Users could create multiple financial goals such as purchasing a vehicle, planning a holiday, buying a laptop, or building an emergency fund. The AI would recommend the required monthly savings for each goal.</w:t>
+      </w:r>
+    </w:p>
+    <w:p>
+      <w:pPr>
+        <w:spacing w:before="120" w:after="120" w:line="276" w:lineRule="auto"/>
+      </w:pPr>
+      <w:r>
+        <w:rPr>
+          <w:rFonts w:ascii="Calibri" w:hAnsi="Calibri"/>
+        </w:rPr>
+        <w:pict w14:anchorId="7F3E9BEE">
+          <v:rect id="_x0000_i1062" style="width:0;height:1.5pt" o:hralign="center" o:hrstd="t" o:hr="t" fillcolor="#a0a0a0" stroked="f"/>
         </w:pict>
       </w:r>
     </w:p>
     <w:p>
       <w:pPr>
-        <w:spacing w:line="276" w:lineRule="auto" w:before="120" w:after="120"/>
-      </w:pPr>
-      <w:r>
-        <w:rPr>
-          <w:rFonts w:ascii="Calibri" w:hAnsi="Calibri"/>
-          <w:sz w:val="22"/>
-        </w:rPr>
-        <w:t>2. Personalized Saving Goals</w:t>
-      </w:r>
-    </w:p>
-    <w:p>
-      <w:pPr>
-        <w:spacing w:line="276" w:lineRule="auto" w:before="120" w:after="120"/>
-      </w:pPr>
-      <w:r>
-        <w:rPr>
-          <w:rFonts w:ascii="Calibri" w:hAnsi="Calibri"/>
-          <w:sz w:val="22"/>
-        </w:rPr>
-        <w:t>Users could create multiple financial goals such as purchasing a vehicle, planning a holiday, buying a laptop, or building an emergency fund. The AI would recommend the required monthly savings for each goal.</w:t>
-      </w:r>
-    </w:p>
-    <w:p>
-      <w:pPr>
-        <w:spacing w:line="276" w:lineRule="auto" w:before="120" w:after="120"/>
-      </w:pPr>
-      <w:r>
-        <w:rPr>
-          <w:rFonts w:ascii="Calibri" w:hAnsi="Calibri"/>
-          <w:sz w:val="22"/>
-        </w:rPr>
-        <w:pict w14:anchorId="7F3E9BEE">
-          <v:rect id="_x0000_i1706" style="width:0;height:1.5pt" o:hralign="center" o:hrstd="t" o:hr="t" fillcolor="#a0a0a0" stroked="f"/>
+        <w:spacing w:before="120" w:after="120" w:line="276" w:lineRule="auto"/>
+      </w:pPr>
+      <w:r>
+        <w:rPr>
+          <w:rFonts w:ascii="Calibri" w:hAnsi="Calibri"/>
+        </w:rPr>
+        <w:t>3. AI Investment Recommendations</w:t>
+      </w:r>
+    </w:p>
+    <w:p>
+      <w:pPr>
+        <w:spacing w:before="120" w:after="120" w:line="276" w:lineRule="auto"/>
+      </w:pPr>
+      <w:r>
+        <w:rPr>
+          <w:rFonts w:ascii="Calibri" w:hAnsi="Calibri"/>
+        </w:rPr>
+        <w:t>Based on the user's financial profile, the assistant could recommend investment options such as digital gold, mutual funds, recurring deposits, or fixed deposits.</w:t>
+      </w:r>
+    </w:p>
+    <w:p>
+      <w:pPr>
+        <w:spacing w:before="120" w:after="120" w:line="276" w:lineRule="auto"/>
+      </w:pPr>
+      <w:r>
+        <w:rPr>
+          <w:rFonts w:ascii="Calibri" w:hAnsi="Calibri"/>
+        </w:rPr>
+        <w:pict w14:anchorId="1FF0E4D6">
+          <v:rect id="_x0000_i1063" style="width:0;height:1.5pt" o:hralign="center" o:hrstd="t" o:hr="t" fillcolor="#a0a0a0" stroked="f"/>
         </w:pict>
       </w:r>
     </w:p>
     <w:p>
       <w:pPr>
-        <w:spacing w:line="276" w:lineRule="auto" w:before="120" w:after="120"/>
-      </w:pPr>
-      <w:r>
-        <w:rPr>
-          <w:rFonts w:ascii="Calibri" w:hAnsi="Calibri"/>
-          <w:sz w:val="22"/>
-        </w:rPr>
-        <w:t>3. AI Investment Recommendations</w:t>
-      </w:r>
-    </w:p>
-    <w:p>
-      <w:pPr>
-        <w:spacing w:line="276" w:lineRule="auto" w:before="120" w:after="120"/>
-      </w:pPr>
-      <w:r>
-        <w:rPr>
-          <w:rFonts w:ascii="Calibri" w:hAnsi="Calibri"/>
-          <w:sz w:val="22"/>
-        </w:rPr>
-        <w:t>Based on the user's financial profile, the assistant could recommend investment options such as digital gold, mutual funds, recurring deposits, or fixed deposits.</w:t>
-      </w:r>
-    </w:p>
-    <w:p>
-      <w:pPr>
-        <w:spacing w:line="276" w:lineRule="auto" w:before="120" w:after="120"/>
-      </w:pPr>
-      <w:r>
-        <w:rPr>
-          <w:rFonts w:ascii="Calibri" w:hAnsi="Calibri"/>
-          <w:sz w:val="22"/>
-        </w:rPr>
-        <w:pict w14:anchorId="1FF0E4D6">
-          <v:rect id="_x0000_i1707" style="width:0;height:1.5pt" o:hralign="center" o:hrstd="t" o:hr="t" fillcolor="#a0a0a0" stroked="f"/>
+        <w:spacing w:before="120" w:after="120" w:line="276" w:lineRule="auto"/>
+      </w:pPr>
+      <w:r>
+        <w:rPr>
+          <w:rFonts w:ascii="Calibri" w:hAnsi="Calibri"/>
+        </w:rPr>
+        <w:t>4. Monthly Financial Health Report</w:t>
+      </w:r>
+    </w:p>
+    <w:p>
+      <w:pPr>
+        <w:spacing w:before="120" w:after="120" w:line="276" w:lineRule="auto"/>
+      </w:pPr>
+      <w:r>
+        <w:rPr>
+          <w:rFonts w:ascii="Calibri" w:hAnsi="Calibri"/>
+        </w:rPr>
+        <w:t>Users would receive an easy-to-understand monthly report summarizing income, expenses, savings, investments, and financial progress.</w:t>
+      </w:r>
+    </w:p>
+    <w:p>
+      <w:pPr>
+        <w:spacing w:before="120" w:after="120" w:line="276" w:lineRule="auto"/>
+      </w:pPr>
+      <w:r>
+        <w:rPr>
+          <w:rFonts w:ascii="Calibri" w:hAnsi="Calibri"/>
+        </w:rPr>
+        <w:pict w14:anchorId="7787AFFE">
+          <v:rect id="_x0000_i1064" style="width:0;height:1.5pt" o:hralign="center" o:hrstd="t" o:hr="t" fillcolor="#a0a0a0" stroked="f"/>
         </w:pict>
       </w:r>
     </w:p>
     <w:p>
       <w:pPr>
-        <w:spacing w:line="276" w:lineRule="auto" w:before="120" w:after="120"/>
-      </w:pPr>
-      <w:r>
-        <w:rPr>
-          <w:rFonts w:ascii="Calibri" w:hAnsi="Calibri"/>
-          <w:sz w:val="22"/>
-        </w:rPr>
-        <w:t>4. Monthly Financial Health Report</w:t>
-      </w:r>
-    </w:p>
-    <w:p>
-      <w:pPr>
-        <w:spacing w:line="276" w:lineRule="auto" w:before="120" w:after="120"/>
-      </w:pPr>
-      <w:r>
-        <w:rPr>
-          <w:rFonts w:ascii="Calibri" w:hAnsi="Calibri"/>
-          <w:sz w:val="22"/>
-        </w:rPr>
-        <w:t>Users would receive an easy-to-understand monthly report summarizing income, expenses, savings, investments, and financial progress.</w:t>
-      </w:r>
-    </w:p>
-    <w:p>
-      <w:pPr>
-        <w:spacing w:line="276" w:lineRule="auto" w:before="120" w:after="120"/>
-      </w:pPr>
-      <w:r>
-        <w:rPr>
-          <w:rFonts w:ascii="Calibri" w:hAnsi="Calibri"/>
-          <w:sz w:val="22"/>
-        </w:rPr>
-        <w:pict w14:anchorId="7787AFFE">
-          <v:rect id="_x0000_i1708" style="width:0;height:1.5pt" o:hralign="center" o:hrstd="t" o:hr="t" fillcolor="#a0a0a0" stroked="f"/>
-        </w:pict>
-      </w:r>
-    </w:p>
-    <w:p>
-      <w:pPr>
-        <w:spacing w:line="276" w:lineRule="auto" w:before="120" w:after="120"/>
-      </w:pPr>
-      <w:r>
-        <w:rPr>
-          <w:rFonts w:ascii="Calibri" w:hAnsi="Calibri"/>
-          <w:sz w:val="22"/>
+        <w:spacing w:before="120" w:after="120" w:line="276" w:lineRule="auto"/>
+      </w:pPr>
+      <w:r>
+        <w:rPr>
+          <w:rFonts w:ascii="Calibri" w:hAnsi="Calibri"/>
         </w:rPr>
         <w:t>5. Smart Notifications</w:t>
       </w:r>
     </w:p>
     <w:p>
       <w:pPr>
-        <w:spacing w:line="276" w:lineRule="auto" w:before="120" w:after="120"/>
-      </w:pPr>
-      <w:r>
-        <w:rPr>
-          <w:rFonts w:ascii="Calibri" w:hAnsi="Calibri"/>
-          <w:sz w:val="22"/>
+        <w:spacing w:before="120" w:after="120" w:line="276" w:lineRule="auto"/>
+      </w:pPr>
+      <w:r>
+        <w:rPr>
+          <w:rFonts w:ascii="Calibri" w:hAnsi="Calibri"/>
         </w:rPr>
         <w:t>The application could send personalized reminders such as:</w:t>
       </w:r>
@@ -4125,12 +4254,11 @@
           <w:ilvl w:val="0"/>
           <w:numId w:val="8"/>
         </w:numPr>
-        <w:spacing w:line="276" w:lineRule="auto" w:before="120" w:after="120"/>
-      </w:pPr>
-      <w:r>
-        <w:rPr>
-          <w:rFonts w:ascii="Calibri" w:hAnsi="Calibri"/>
-          <w:sz w:val="22"/>
+        <w:spacing w:before="120" w:after="120" w:line="276" w:lineRule="auto"/>
+      </w:pPr>
+      <w:r>
+        <w:rPr>
+          <w:rFonts w:ascii="Calibri" w:hAnsi="Calibri"/>
         </w:rPr>
         <w:t xml:space="preserve">"You are close to achieving your savings goal." </w:t>
       </w:r>
@@ -4141,12 +4269,11 @@
           <w:ilvl w:val="0"/>
           <w:numId w:val="8"/>
         </w:numPr>
-        <w:spacing w:line="276" w:lineRule="auto" w:before="120" w:after="120"/>
-      </w:pPr>
-      <w:r>
-        <w:rPr>
-          <w:rFonts w:ascii="Calibri" w:hAnsi="Calibri"/>
-          <w:sz w:val="22"/>
+        <w:spacing w:before="120" w:after="120" w:line="276" w:lineRule="auto"/>
+      </w:pPr>
+      <w:r>
+        <w:rPr>
+          <w:rFonts w:ascii="Calibri" w:hAnsi="Calibri"/>
         </w:rPr>
         <w:t xml:space="preserve">"Your spending this month is higher than usual." </w:t>
       </w:r>
@@ -4157,61 +4284,42 @@
           <w:ilvl w:val="0"/>
           <w:numId w:val="8"/>
         </w:numPr>
-        <w:spacing w:line="276" w:lineRule="auto" w:before="120" w:after="120"/>
-      </w:pPr>
-      <w:r>
-        <w:rPr>
-          <w:rFonts w:ascii="Calibri" w:hAnsi="Calibri"/>
-          <w:sz w:val="22"/>
+        <w:spacing w:before="120" w:after="120" w:line="276" w:lineRule="auto"/>
+      </w:pPr>
+      <w:r>
+        <w:rPr>
+          <w:rFonts w:ascii="Calibri" w:hAnsi="Calibri"/>
         </w:rPr>
         <w:t xml:space="preserve">"Investing ₹100 today will help you reach your target faster." </w:t>
       </w:r>
     </w:p>
     <w:p>
       <w:pPr>
-        <w:spacing w:line="276" w:lineRule="auto" w:before="120" w:after="120"/>
-      </w:pPr>
-      <w:r>
-        <w:rPr>
-          <w:rFonts w:ascii="Calibri" w:hAnsi="Calibri"/>
-          <w:sz w:val="22"/>
-        </w:rPr>
-        <w:t xml:space="preserve">These notifications would encourage consistent saving </w:t>
-      </w:r>
-      <w:proofErr w:type="spellStart"/>
-      <w:r>
-        <w:rPr>
-          <w:rFonts w:ascii="Calibri" w:hAnsi="Calibri"/>
-          <w:sz w:val="22"/>
-        </w:rPr>
-        <w:t>behavior</w:t>
-      </w:r>
-      <w:proofErr w:type="spellEnd"/>
-      <w:r>
-        <w:rPr>
-          <w:rFonts w:ascii="Calibri" w:hAnsi="Calibri"/>
-          <w:sz w:val="22"/>
-        </w:rPr>
-        <w:t>.</w:t>
-      </w:r>
-    </w:p>
-    <w:p>
-      <w:pPr>
-        <w:spacing w:line="276" w:lineRule="auto" w:before="120" w:after="120"/>
-      </w:pPr>
-      <w:r>
-        <w:rPr>
-          <w:rFonts w:ascii="Calibri" w:hAnsi="Calibri"/>
-          <w:sz w:val="22"/>
+        <w:spacing w:before="120" w:after="120" w:line="276" w:lineRule="auto"/>
+      </w:pPr>
+      <w:r>
+        <w:rPr>
+          <w:rFonts w:ascii="Calibri" w:hAnsi="Calibri"/>
+        </w:rPr>
+        <w:t>These notifications would encourage consistent saving behavior.</w:t>
+      </w:r>
+    </w:p>
+    <w:p>
+      <w:pPr>
+        <w:spacing w:before="120" w:after="120" w:line="276" w:lineRule="auto"/>
+      </w:pPr>
+      <w:r>
+        <w:rPr>
+          <w:rFonts w:ascii="Calibri" w:hAnsi="Calibri"/>
         </w:rPr>
         <w:pict w14:anchorId="2B77A3B4">
-          <v:rect id="_x0000_i1709" style="width:0;height:1.5pt" o:hralign="center" o:hrstd="t" o:hr="t" fillcolor="#a0a0a0" stroked="f"/>
+          <v:rect id="_x0000_i1065" style="width:0;height:1.5pt" o:hralign="center" o:hrstd="t" o:hr="t" fillcolor="#a0a0a0" stroked="f"/>
         </w:pict>
       </w:r>
     </w:p>
     <w:p>
       <w:pPr>
-        <w:spacing w:line="276" w:lineRule="auto" w:before="180" w:after="120"/>
+        <w:spacing w:before="180" w:after="120" w:line="276" w:lineRule="auto"/>
       </w:pPr>
       <w:r>
         <w:rPr>
@@ -4228,12 +4336,11 @@
           <w:ilvl w:val="0"/>
           <w:numId w:val="9"/>
         </w:numPr>
-        <w:spacing w:line="276" w:lineRule="auto" w:before="120" w:after="120"/>
-      </w:pPr>
-      <w:r>
-        <w:rPr>
-          <w:rFonts w:ascii="Calibri" w:hAnsi="Calibri"/>
-          <w:sz w:val="22"/>
+        <w:spacing w:before="120" w:after="120" w:line="276" w:lineRule="auto"/>
+      </w:pPr>
+      <w:r>
+        <w:rPr>
+          <w:rFonts w:ascii="Calibri" w:hAnsi="Calibri"/>
         </w:rPr>
         <w:t xml:space="preserve">Better financial planning. </w:t>
       </w:r>
@@ -4244,12 +4351,11 @@
           <w:ilvl w:val="0"/>
           <w:numId w:val="9"/>
         </w:numPr>
-        <w:spacing w:line="276" w:lineRule="auto" w:before="120" w:after="120"/>
-      </w:pPr>
-      <w:r>
-        <w:rPr>
-          <w:rFonts w:ascii="Calibri" w:hAnsi="Calibri"/>
-          <w:sz w:val="22"/>
+        <w:spacing w:before="120" w:after="120" w:line="276" w:lineRule="auto"/>
+      </w:pPr>
+      <w:r>
+        <w:rPr>
+          <w:rFonts w:ascii="Calibri" w:hAnsi="Calibri"/>
         </w:rPr>
         <w:t xml:space="preserve">Improved saving habits. </w:t>
       </w:r>
@@ -4260,12 +4366,11 @@
           <w:ilvl w:val="0"/>
           <w:numId w:val="9"/>
         </w:numPr>
-        <w:spacing w:line="276" w:lineRule="auto" w:before="120" w:after="120"/>
-      </w:pPr>
-      <w:r>
-        <w:rPr>
-          <w:rFonts w:ascii="Calibri" w:hAnsi="Calibri"/>
-          <w:sz w:val="22"/>
+        <w:spacing w:before="120" w:after="120" w:line="276" w:lineRule="auto"/>
+      </w:pPr>
+      <w:r>
+        <w:rPr>
+          <w:rFonts w:ascii="Calibri" w:hAnsi="Calibri"/>
         </w:rPr>
         <w:t xml:space="preserve">Personalized investment guidance. </w:t>
       </w:r>
@@ -4276,12 +4381,11 @@
           <w:ilvl w:val="0"/>
           <w:numId w:val="9"/>
         </w:numPr>
-        <w:spacing w:line="276" w:lineRule="auto" w:before="120" w:after="120"/>
-      </w:pPr>
-      <w:r>
-        <w:rPr>
-          <w:rFonts w:ascii="Calibri" w:hAnsi="Calibri"/>
-          <w:sz w:val="22"/>
+        <w:spacing w:before="120" w:after="120" w:line="276" w:lineRule="auto"/>
+      </w:pPr>
+      <w:r>
+        <w:rPr>
+          <w:rFonts w:ascii="Calibri" w:hAnsi="Calibri"/>
         </w:rPr>
         <w:t xml:space="preserve">Clear visibility into financial progress. </w:t>
       </w:r>
@@ -4292,33 +4396,31 @@
           <w:ilvl w:val="0"/>
           <w:numId w:val="9"/>
         </w:numPr>
-        <w:spacing w:line="276" w:lineRule="auto" w:before="120" w:after="120"/>
-      </w:pPr>
-      <w:r>
-        <w:rPr>
-          <w:rFonts w:ascii="Calibri" w:hAnsi="Calibri"/>
-          <w:sz w:val="22"/>
+        <w:spacing w:before="120" w:after="120" w:line="276" w:lineRule="auto"/>
+      </w:pPr>
+      <w:r>
+        <w:rPr>
+          <w:rFonts w:ascii="Calibri" w:hAnsi="Calibri"/>
         </w:rPr>
         <w:t xml:space="preserve">Increased confidence in managing personal finances. </w:t>
       </w:r>
     </w:p>
     <w:p>
       <w:pPr>
-        <w:spacing w:line="276" w:lineRule="auto" w:before="120" w:after="120"/>
-      </w:pPr>
-      <w:r>
-        <w:rPr>
-          <w:rFonts w:ascii="Calibri" w:hAnsi="Calibri"/>
-          <w:sz w:val="22"/>
+        <w:spacing w:before="120" w:after="120" w:line="276" w:lineRule="auto"/>
+      </w:pPr>
+      <w:r>
+        <w:rPr>
+          <w:rFonts w:ascii="Calibri" w:hAnsi="Calibri"/>
         </w:rPr>
         <w:pict w14:anchorId="27CFF0C1">
-          <v:rect id="_x0000_i1710" style="width:0;height:1.5pt" o:hralign="center" o:hrstd="t" o:hr="t" fillcolor="#a0a0a0" stroked="f"/>
+          <v:rect id="_x0000_i1066" style="width:0;height:1.5pt" o:hralign="center" o:hrstd="t" o:hr="t" fillcolor="#a0a0a0" stroked="f"/>
         </w:pict>
       </w:r>
     </w:p>
     <w:p>
       <w:pPr>
-        <w:spacing w:line="276" w:lineRule="auto" w:before="180" w:after="120"/>
+        <w:spacing w:before="180" w:after="120" w:line="276" w:lineRule="auto"/>
       </w:pPr>
       <w:r>
         <w:rPr>
@@ -4335,12 +4437,11 @@
           <w:ilvl w:val="0"/>
           <w:numId w:val="10"/>
         </w:numPr>
-        <w:spacing w:line="276" w:lineRule="auto" w:before="120" w:after="120"/>
-      </w:pPr>
-      <w:r>
-        <w:rPr>
-          <w:rFonts w:ascii="Calibri" w:hAnsi="Calibri"/>
-          <w:sz w:val="22"/>
+        <w:spacing w:before="120" w:after="120" w:line="276" w:lineRule="auto"/>
+      </w:pPr>
+      <w:r>
+        <w:rPr>
+          <w:rFonts w:ascii="Calibri" w:hAnsi="Calibri"/>
         </w:rPr>
         <w:t xml:space="preserve">Higher user engagement. </w:t>
       </w:r>
@@ -4351,12 +4452,11 @@
           <w:ilvl w:val="0"/>
           <w:numId w:val="10"/>
         </w:numPr>
-        <w:spacing w:line="276" w:lineRule="auto" w:before="120" w:after="120"/>
-      </w:pPr>
-      <w:r>
-        <w:rPr>
-          <w:rFonts w:ascii="Calibri" w:hAnsi="Calibri"/>
-          <w:sz w:val="22"/>
+        <w:spacing w:before="120" w:after="120" w:line="276" w:lineRule="auto"/>
+      </w:pPr>
+      <w:r>
+        <w:rPr>
+          <w:rFonts w:ascii="Calibri" w:hAnsi="Calibri"/>
         </w:rPr>
         <w:t xml:space="preserve">Improved customer retention. </w:t>
       </w:r>
@@ -4367,12 +4467,11 @@
           <w:ilvl w:val="0"/>
           <w:numId w:val="10"/>
         </w:numPr>
-        <w:spacing w:line="276" w:lineRule="auto" w:before="120" w:after="120"/>
-      </w:pPr>
-      <w:r>
-        <w:rPr>
-          <w:rFonts w:ascii="Calibri" w:hAnsi="Calibri"/>
-          <w:sz w:val="22"/>
+        <w:spacing w:before="120" w:after="120" w:line="276" w:lineRule="auto"/>
+      </w:pPr>
+      <w:r>
+        <w:rPr>
+          <w:rFonts w:ascii="Calibri" w:hAnsi="Calibri"/>
         </w:rPr>
         <w:t xml:space="preserve">Increased investment activity. </w:t>
       </w:r>
@@ -4383,12 +4482,11 @@
           <w:ilvl w:val="0"/>
           <w:numId w:val="10"/>
         </w:numPr>
-        <w:spacing w:line="276" w:lineRule="auto" w:before="120" w:after="120"/>
-      </w:pPr>
-      <w:r>
-        <w:rPr>
-          <w:rFonts w:ascii="Calibri" w:hAnsi="Calibri"/>
-          <w:sz w:val="22"/>
+        <w:spacing w:before="120" w:after="120" w:line="276" w:lineRule="auto"/>
+      </w:pPr>
+      <w:r>
+        <w:rPr>
+          <w:rFonts w:ascii="Calibri" w:hAnsi="Calibri"/>
         </w:rPr>
         <w:t xml:space="preserve">Stronger customer satisfaction. </w:t>
       </w:r>
@@ -4399,33 +4497,32 @@
           <w:ilvl w:val="0"/>
           <w:numId w:val="10"/>
         </w:numPr>
-        <w:spacing w:line="276" w:lineRule="auto" w:before="120" w:after="120"/>
-      </w:pPr>
-      <w:r>
-        <w:rPr>
-          <w:rFonts w:ascii="Calibri" w:hAnsi="Calibri"/>
-          <w:sz w:val="22"/>
-        </w:rPr>
+        <w:spacing w:before="120" w:after="120" w:line="276" w:lineRule="auto"/>
+      </w:pPr>
+      <w:r>
+        <w:rPr>
+          <w:rFonts w:ascii="Calibri" w:hAnsi="Calibri"/>
+        </w:rPr>
+        <w:lastRenderedPageBreak/>
         <w:t xml:space="preserve">Opportunity to introduce premium subscription services in the future. </w:t>
       </w:r>
     </w:p>
     <w:p>
       <w:pPr>
-        <w:spacing w:line="276" w:lineRule="auto" w:before="120" w:after="120"/>
-      </w:pPr>
-      <w:r>
-        <w:rPr>
-          <w:rFonts w:ascii="Calibri" w:hAnsi="Calibri"/>
-          <w:sz w:val="22"/>
+        <w:spacing w:before="120" w:after="120" w:line="276" w:lineRule="auto"/>
+      </w:pPr>
+      <w:r>
+        <w:rPr>
+          <w:rFonts w:ascii="Calibri" w:hAnsi="Calibri"/>
         </w:rPr>
         <w:pict w14:anchorId="6F53F713">
-          <v:rect id="_x0000_i1711" style="width:0;height:1.5pt" o:hralign="center" o:hrstd="t" o:hr="t" fillcolor="#a0a0a0" stroked="f"/>
+          <v:rect id="_x0000_i1067" style="width:0;height:1.5pt" o:hralign="center" o:hrstd="t" o:hr="t" fillcolor="#a0a0a0" stroked="f"/>
         </w:pict>
       </w:r>
     </w:p>
     <w:p>
       <w:pPr>
-        <w:spacing w:line="276" w:lineRule="auto" w:before="180" w:after="120"/>
+        <w:spacing w:before="180" w:after="120" w:line="276" w:lineRule="auto"/>
       </w:pPr>
       <w:r>
         <w:rPr>
@@ -4438,81 +4535,75 @@
     </w:p>
     <w:p>
       <w:pPr>
-        <w:spacing w:line="276" w:lineRule="auto" w:before="120" w:after="120"/>
-      </w:pPr>
-      <w:r>
-        <w:rPr>
-          <w:rFonts w:ascii="Calibri" w:hAnsi="Calibri"/>
-          <w:sz w:val="22"/>
+        <w:spacing w:before="120" w:after="120" w:line="276" w:lineRule="auto"/>
+      </w:pPr>
+      <w:r>
+        <w:rPr>
+          <w:rFonts w:ascii="Calibri" w:hAnsi="Calibri"/>
         </w:rPr>
         <w:t>The feature can be introduced in three phases:</w:t>
       </w:r>
     </w:p>
     <w:p>
       <w:pPr>
-        <w:spacing w:line="276" w:lineRule="auto" w:before="120" w:after="120"/>
-      </w:pPr>
-      <w:r>
-        <w:rPr>
-          <w:rFonts w:ascii="Calibri" w:hAnsi="Calibri"/>
-          <w:sz w:val="22"/>
+        <w:spacing w:before="120" w:after="120" w:line="276" w:lineRule="auto"/>
+      </w:pPr>
+      <w:r>
+        <w:rPr>
+          <w:rFonts w:ascii="Calibri" w:hAnsi="Calibri"/>
         </w:rPr>
         <w:t>Phase 1: AI-based spending analysis and budgeting.</w:t>
       </w:r>
     </w:p>
     <w:p>
       <w:pPr>
-        <w:spacing w:line="276" w:lineRule="auto" w:before="120" w:after="120"/>
-      </w:pPr>
-      <w:r>
-        <w:rPr>
-          <w:rFonts w:ascii="Calibri" w:hAnsi="Calibri"/>
-          <w:sz w:val="22"/>
+        <w:spacing w:before="120" w:after="120" w:line="276" w:lineRule="auto"/>
+      </w:pPr>
+      <w:r>
+        <w:rPr>
+          <w:rFonts w:ascii="Calibri" w:hAnsi="Calibri"/>
         </w:rPr>
         <w:t>Phase 2: Goal-based savings with personalized recommendations.</w:t>
       </w:r>
     </w:p>
     <w:p>
       <w:pPr>
-        <w:spacing w:line="276" w:lineRule="auto" w:before="120" w:after="120"/>
-      </w:pPr>
-      <w:r>
-        <w:rPr>
-          <w:rFonts w:ascii="Calibri" w:hAnsi="Calibri"/>
-          <w:sz w:val="22"/>
+        <w:spacing w:before="120" w:after="120" w:line="276" w:lineRule="auto"/>
+      </w:pPr>
+      <w:r>
+        <w:rPr>
+          <w:rFonts w:ascii="Calibri" w:hAnsi="Calibri"/>
         </w:rPr>
         <w:t>Phase 3: Advanced AI investment suggestions and automated financial reports.</w:t>
       </w:r>
     </w:p>
     <w:p>
       <w:pPr>
-        <w:spacing w:line="276" w:lineRule="auto" w:before="120" w:after="120"/>
-      </w:pPr>
-      <w:r>
-        <w:rPr>
-          <w:rFonts w:ascii="Calibri" w:hAnsi="Calibri"/>
-          <w:sz w:val="22"/>
+        <w:spacing w:before="120" w:after="120" w:line="276" w:lineRule="auto"/>
+      </w:pPr>
+      <w:r>
+        <w:rPr>
+          <w:rFonts w:ascii="Calibri" w:hAnsi="Calibri"/>
         </w:rPr>
         <w:t>This phased approach would allow Jar to gradually introduce new functionality while continuously collecting user feedback and improving the overall experience.</w:t>
       </w:r>
     </w:p>
     <w:p>
       <w:pPr>
-        <w:spacing w:line="276" w:lineRule="auto" w:before="120" w:after="120"/>
-      </w:pPr>
-      <w:r>
-        <w:rPr>
-          <w:rFonts w:ascii="Calibri" w:hAnsi="Calibri"/>
-          <w:sz w:val="22"/>
+        <w:spacing w:before="120" w:after="120" w:line="276" w:lineRule="auto"/>
+      </w:pPr>
+      <w:r>
+        <w:rPr>
+          <w:rFonts w:ascii="Calibri" w:hAnsi="Calibri"/>
         </w:rPr>
         <w:pict w14:anchorId="033A8160">
-          <v:rect id="_x0000_i1712" style="width:0;height:1.5pt" o:hralign="center" o:hrstd="t" o:hr="t" fillcolor="#a0a0a0" stroked="f"/>
+          <v:rect id="_x0000_i1068" style="width:0;height:1.5pt" o:hralign="center" o:hrstd="t" o:hr="t" fillcolor="#a0a0a0" stroked="f"/>
         </w:pict>
       </w:r>
     </w:p>
     <w:p>
       <w:pPr>
-        <w:spacing w:line="276" w:lineRule="auto" w:before="180" w:after="120"/>
+        <w:spacing w:before="180" w:after="120" w:line="276" w:lineRule="auto"/>
       </w:pPr>
       <w:r>
         <w:rPr>
@@ -4525,41 +4616,31 @@
     </w:p>
     <w:p>
       <w:pPr>
-        <w:spacing w:line="276" w:lineRule="auto" w:before="120" w:after="120"/>
-      </w:pPr>
-      <w:r>
-        <w:rPr>
-          <w:rFonts w:ascii="Calibri" w:hAnsi="Calibri"/>
-          <w:sz w:val="22"/>
-        </w:rPr>
-        <w:t xml:space="preserve">Jar has already made investing simple through digital gold and automatic savings. By introducing an AI-powered financial planning assistant, the platform can evolve into a more comprehensive personal </w:t>
-      </w:r>
-      <w:r>
-        <w:rPr>
-          <w:rFonts w:ascii="Calibri" w:hAnsi="Calibri"/>
-          <w:sz w:val="22"/>
-        </w:rPr>
-        <w:lastRenderedPageBreak/>
-        <w:t>finance solution. This feature would improve user experience, encourage long-term financial discipline, and strengthen Jar's competitive position in the digital finance market.</w:t>
-      </w:r>
-    </w:p>
-    <w:p>
-      <w:pPr>
-        <w:spacing w:line="276" w:lineRule="auto" w:before="120" w:after="120"/>
-      </w:pPr>
-      <w:r>
-        <w:rPr>
-          <w:rFonts w:ascii="Calibri" w:hAnsi="Calibri"/>
-          <w:sz w:val="22"/>
+        <w:spacing w:before="120" w:after="120" w:line="276" w:lineRule="auto"/>
+      </w:pPr>
+      <w:r>
+        <w:rPr>
+          <w:rFonts w:ascii="Calibri" w:hAnsi="Calibri"/>
+        </w:rPr>
+        <w:t>Jar has already made investing simple through digital gold and automatic savings. By introducing an AI-powered financial planning assistant, the platform can evolve into a more comprehensive personal finance solution. This feature would improve user experience, encourage long-term financial discipline, and strengthen Jar's competitive position in the digital finance market.</w:t>
+      </w:r>
+    </w:p>
+    <w:p>
+      <w:pPr>
+        <w:spacing w:before="120" w:after="120" w:line="276" w:lineRule="auto"/>
+      </w:pPr>
+      <w:r>
+        <w:rPr>
+          <w:rFonts w:ascii="Calibri" w:hAnsi="Calibri"/>
         </w:rPr>
         <w:pict w14:anchorId="768201E2">
-          <v:rect id="_x0000_i1713" style="width:0;height:1.5pt" o:hralign="center" o:hrstd="t" o:hr="t" fillcolor="#a0a0a0" stroked="f"/>
+          <v:rect id="_x0000_i1069" style="width:0;height:1.5pt" o:hralign="center" o:hrstd="t" o:hr="t" fillcolor="#a0a0a0" stroked="f"/>
         </w:pict>
       </w:r>
     </w:p>
     <w:p>
       <w:pPr>
-        <w:spacing w:line="276" w:lineRule="auto" w:before="180" w:after="120"/>
+        <w:spacing w:before="180" w:after="120" w:line="276" w:lineRule="auto"/>
       </w:pPr>
       <w:r>
         <w:rPr>
@@ -4572,65 +4653,77 @@
     </w:p>
     <w:p>
       <w:pPr>
-        <w:spacing w:line="276" w:lineRule="auto" w:before="120" w:after="120"/>
-      </w:pPr>
-      <w:r>
-        <w:rPr>
-          <w:rFonts w:ascii="Calibri" w:hAnsi="Calibri"/>
-          <w:sz w:val="22"/>
-        </w:rPr>
-        <w:t xml:space="preserve">This assignment involved </w:t>
-      </w:r>
-      <w:proofErr w:type="spellStart"/>
-      <w:r>
-        <w:rPr>
-          <w:rFonts w:ascii="Calibri" w:hAnsi="Calibri"/>
-          <w:sz w:val="22"/>
-        </w:rPr>
-        <w:t>analyzing</w:t>
-      </w:r>
-      <w:proofErr w:type="spellEnd"/>
-      <w:r>
-        <w:rPr>
-          <w:rFonts w:ascii="Calibri" w:hAnsi="Calibri"/>
-          <w:sz w:val="22"/>
-        </w:rPr>
-        <w:t xml:space="preserve"> sales performance using Python and Pandas, evaluating the Jar application from a user perspective, and proposing a business enhancement idea.</w:t>
-      </w:r>
-    </w:p>
-    <w:p>
-      <w:pPr>
-        <w:spacing w:line="276" w:lineRule="auto" w:before="120" w:after="120"/>
-      </w:pPr>
-      <w:r>
-        <w:rPr>
-          <w:rFonts w:ascii="Calibri" w:hAnsi="Calibri"/>
-          <w:sz w:val="22"/>
+        <w:spacing w:before="120" w:after="120" w:line="276" w:lineRule="auto"/>
+      </w:pPr>
+      <w:r>
+        <w:rPr>
+          <w:rFonts w:ascii="Calibri" w:hAnsi="Calibri"/>
+        </w:rPr>
+        <w:t>This assignment involved analyzing sales performance using Python and Pandas, evaluating the Jar application from a user perspective, and proposing a business enhancement idea.</w:t>
+      </w:r>
+    </w:p>
+    <w:p>
+      <w:pPr>
+        <w:spacing w:before="120" w:after="120" w:line="276" w:lineRule="auto"/>
+      </w:pPr>
+      <w:r>
+        <w:rPr>
+          <w:rFonts w:ascii="Calibri" w:hAnsi="Calibri"/>
         </w:rPr>
         <w:t>Through data analysis, important insights were identified regarding product profitability, monthly targets, and regional sales performance. The Jar app review highlighted both its strengths and areas for improvement, while the proposed AI-based financial planning assistant demonstrates how technology can create additional value for both users and the business.</w:t>
       </w:r>
     </w:p>
     <w:p>
       <w:pPr>
-        <w:spacing w:line="276" w:lineRule="auto" w:before="120" w:after="120"/>
-      </w:pPr>
-      <w:r>
-        <w:rPr>
-          <w:rFonts w:ascii="Calibri" w:hAnsi="Calibri"/>
-          <w:sz w:val="22"/>
+        <w:spacing w:before="120" w:after="120" w:line="276" w:lineRule="auto"/>
+      </w:pPr>
+      <w:r>
+        <w:rPr>
+          <w:rFonts w:ascii="Calibri" w:hAnsi="Calibri"/>
         </w:rPr>
         <w:t>Overall, this assignment reflects analytical thinking, problem-solving ability, and the practical application of data analysis to support business decision-making.</w:t>
       </w:r>
     </w:p>
     <w:p>
       <w:pPr>
-        <w:spacing w:line="276" w:lineRule="auto" w:before="120" w:after="120"/>
-      </w:pPr>
-    </w:p>
-    <w:p>
-      <w:pPr>
-        <w:spacing w:line="276" w:lineRule="auto" w:before="120" w:after="120"/>
-      </w:pPr>
+        <w:spacing w:before="120" w:after="120" w:line="276" w:lineRule="auto"/>
+      </w:pPr>
+    </w:p>
+    <w:p>
+      <w:pPr>
+        <w:spacing w:before="120" w:after="120" w:line="276" w:lineRule="auto"/>
+      </w:pPr>
+    </w:p>
+    <w:p>
+      <w:pPr>
+        <w:pageBreakBefore/>
+      </w:pPr>
+    </w:p>
+    <w:p>
+      <w:pPr>
+        <w:spacing w:before="240" w:after="120"/>
+      </w:pPr>
+      <w:r>
+        <w:rPr>
+          <w:rFonts w:ascii="Calibri" w:hAnsi="Calibri"/>
+          <w:b/>
+          <w:sz w:val="24"/>
+        </w:rPr>
+        <w:t>GitHub Repository</w:t>
+      </w:r>
+    </w:p>
+    <w:p>
+      <w:pPr>
+        <w:spacing w:after="240"/>
+      </w:pPr>
+      <w:r>
+        <w:rPr>
+          <w:rFonts w:ascii="Calibri" w:hAnsi="Calibri"/>
+          <w:color w:val="0000FF"/>
+          <w:u w:val="single"/>
+        </w:rPr>
+        <w:t>https://github.com/soniyaritgithub/jar-growth-data-analysis</w:t>
+      </w:r>
     </w:p>
     <w:sectPr>
       <w:headerReference w:type="default" r:id="rId10"/>
@@ -4644,56 +4737,100 @@
 </w:document>
 </file>
 
+<file path=word/endnotes.xml><?xml version="1.0" encoding="utf-8"?>
+<w:endnotes xmlns:wpc="http://schemas.microsoft.com/office/word/2010/wordprocessingCanvas" xmlns:cx="http://schemas.microsoft.com/office/drawing/2014/chartex" xmlns:cx1="http://schemas.microsoft.com/office/drawing/2015/9/8/chartex" xmlns:cx2="http://schemas.microsoft.com/office/drawing/2015/10/21/chartex" xmlns:cx3="http://schemas.microsoft.com/office/drawing/2016/5/9/chartex" xmlns:cx4="http://schemas.microsoft.com/office/drawing/2016/5/10/chartex" xmlns:cx5="http://schemas.microsoft.com/office/drawing/2016/5/11/chartex" xmlns:cx6="http://schemas.microsoft.com/office/drawing/2016/5/12/chartex" xmlns:cx7="http://schemas.microsoft.com/office/drawing/2016/5/13/chartex" xmlns:cx8="http://schemas.microsoft.com/office/drawing/2016/5/14/chartex" xmlns:mc="http://schemas.openxmlformats.org/markup-compatibility/2006" xmlns:aink="http://schemas.microsoft.com/office/drawing/2016/ink" xmlns:am3d="http://schemas.microsoft.com/office/drawing/2017/model3d" xmlns:o="urn:schemas-microsoft-com:office:office" xmlns:oel="http://schemas.microsoft.com/office/2019/extlst" xmlns:r="http://schemas.openxmlformats.org/officeDocument/2006/relationships" xmlns:m="http://schemas.openxmlformats.org/officeDocument/2006/math" xmlns:v="urn:schemas-microsoft-com:vml" xmlns:wp14="http://schemas.microsoft.com/office/word/2010/wordprocessingDrawing" xmlns:wp="http://schemas.openxmlformats.org/drawingml/2006/wordprocessingDrawing" xmlns:w10="urn:schemas-microsoft-com:office:word" xmlns:w="http://schemas.openxmlformats.org/wordprocessingml/2006/main" xmlns:w14="http://schemas.microsoft.com/office/word/2010/wordml" xmlns:w15="http://schemas.microsoft.com/office/word/2012/wordml" xmlns:w16cex="http://schemas.microsoft.com/office/word/2018/wordml/cex" xmlns:w16cid="http://schemas.microsoft.com/office/word/2016/wordml/cid" xmlns:w16="http://schemas.microsoft.com/office/word/2018/wordml" xmlns:w16du="http://schemas.microsoft.com/office/word/2023/wordml/word16du" xmlns:w16sdtdh="http://schemas.microsoft.com/office/word/2020/wordml/sdtdatahash" xmlns:w16sdtfl="http://schemas.microsoft.com/office/word/2024/wordml/sdtformatlock" xmlns:w16se="http://schemas.microsoft.com/office/word/2015/wordml/symex" xmlns:wpg="http://schemas.microsoft.com/office/word/2010/wordprocessingGroup" xmlns:wpi="http://schemas.microsoft.com/office/word/2010/wordprocessingInk" xmlns:wne="http://schemas.microsoft.com/office/word/2006/wordml" xmlns:wps="http://schemas.microsoft.com/office/word/2010/wordprocessingShape" mc:Ignorable="w14 w15 w16se w16cid w16 w16cex w16sdtdh w16sdtfl w16du wp14">
+  <w:endnote w:type="separator" w:id="-1">
+    <w:p>
+      <w:pPr>
+        <w:spacing w:line="240" w:lineRule="auto"/>
+      </w:pPr>
+      <w:r>
+        <w:separator/>
+      </w:r>
+    </w:p>
+  </w:endnote>
+  <w:endnote w:type="continuationSeparator" w:id="0">
+    <w:p>
+      <w:pPr>
+        <w:spacing w:line="240" w:lineRule="auto"/>
+      </w:pPr>
+      <w:r>
+        <w:continuationSeparator/>
+      </w:r>
+    </w:p>
+  </w:endnote>
+</w:endnotes>
+</file>
+
 <file path=word/footer1.xml><?xml version="1.0" encoding="utf-8"?>
-<w:ftr xmlns:m="http://schemas.openxmlformats.org/officeDocument/2006/math" xmlns:mc="http://schemas.openxmlformats.org/markup-compatibility/2006" xmlns:mo="http://schemas.microsoft.com/office/mac/office/2008/main" xmlns:mv="urn:schemas-microsoft-com:mac:vml" xmlns:o="urn:schemas-microsoft-com:office:office" xmlns:r="http://schemas.openxmlformats.org/officeDocument/2006/relationships" xmlns:v="urn:schemas-microsoft-com:vml" xmlns:w10="urn:schemas-microsoft-com:office:word" xmlns:w14="http://schemas.microsoft.com/office/word/2010/wordml" xmlns:w="http://schemas.openxmlformats.org/wordprocessingml/2006/main" xmlns:wne="http://schemas.microsoft.com/office/word/2006/wordml" xmlns:wp14="http://schemas.microsoft.com/office/word/2010/wordprocessingDrawing" xmlns:wp="http://schemas.openxmlformats.org/drawingml/2006/wordprocessingDrawing" xmlns:wpc="http://schemas.microsoft.com/office/word/2010/wordprocessingCanvas" xmlns:wpg="http://schemas.microsoft.com/office/word/2010/wordprocessingGroup" xmlns:wpi="http://schemas.microsoft.com/office/word/2010/wordprocessingInk" xmlns:wps="http://schemas.microsoft.com/office/word/2010/wordprocessingShape" mc:Ignorable="w14 wp14">
+<w:ftr xmlns:wpc="http://schemas.microsoft.com/office/word/2010/wordprocessingCanvas" xmlns:cx="http://schemas.microsoft.com/office/drawing/2014/chartex" xmlns:cx1="http://schemas.microsoft.com/office/drawing/2015/9/8/chartex" xmlns:cx2="http://schemas.microsoft.com/office/drawing/2015/10/21/chartex" xmlns:cx3="http://schemas.microsoft.com/office/drawing/2016/5/9/chartex" xmlns:cx4="http://schemas.microsoft.com/office/drawing/2016/5/10/chartex" xmlns:cx5="http://schemas.microsoft.com/office/drawing/2016/5/11/chartex" xmlns:cx6="http://schemas.microsoft.com/office/drawing/2016/5/12/chartex" xmlns:cx7="http://schemas.microsoft.com/office/drawing/2016/5/13/chartex" xmlns:cx8="http://schemas.microsoft.com/office/drawing/2016/5/14/chartex" xmlns:mc="http://schemas.openxmlformats.org/markup-compatibility/2006" xmlns:aink="http://schemas.microsoft.com/office/drawing/2016/ink" xmlns:am3d="http://schemas.microsoft.com/office/drawing/2017/model3d" xmlns:o="urn:schemas-microsoft-com:office:office" xmlns:oel="http://schemas.microsoft.com/office/2019/extlst" xmlns:r="http://schemas.openxmlformats.org/officeDocument/2006/relationships" xmlns:m="http://schemas.openxmlformats.org/officeDocument/2006/math" xmlns:v="urn:schemas-microsoft-com:vml" xmlns:wp14="http://schemas.microsoft.com/office/word/2010/wordprocessingDrawing" xmlns:wp="http://schemas.openxmlformats.org/drawingml/2006/wordprocessingDrawing" xmlns:w10="urn:schemas-microsoft-com:office:word" xmlns:w="http://schemas.openxmlformats.org/wordprocessingml/2006/main" xmlns:w14="http://schemas.microsoft.com/office/word/2010/wordml" xmlns:w15="http://schemas.microsoft.com/office/word/2012/wordml" xmlns:w16cex="http://schemas.microsoft.com/office/word/2018/wordml/cex" xmlns:w16cid="http://schemas.microsoft.com/office/word/2016/wordml/cid" xmlns:w16="http://schemas.microsoft.com/office/word/2018/wordml" xmlns:w16du="http://schemas.microsoft.com/office/word/2023/wordml/word16du" xmlns:w16sdtdh="http://schemas.microsoft.com/office/word/2020/wordml/sdtdatahash" xmlns:w16sdtfl="http://schemas.microsoft.com/office/word/2024/wordml/sdtformatlock" xmlns:w16se="http://schemas.microsoft.com/office/word/2015/wordml/symex" xmlns:wpg="http://schemas.microsoft.com/office/word/2010/wordprocessingGroup" xmlns:wpi="http://schemas.microsoft.com/office/word/2010/wordprocessingInk" xmlns:wne="http://schemas.microsoft.com/office/word/2006/wordml" xmlns:wps="http://schemas.microsoft.com/office/word/2010/wordprocessingShape" mc:Ignorable="w14 w15 w16se w16cid w16 w16cex w16sdtdh w16sdtfl w16du wp14">
   <w:p>
     <w:pPr>
-      <w:pStyle w:val="Footer"/>
       <w:jc w:val="center"/>
     </w:pPr>
-    <w:r/>
     <w:r>
       <w:rPr>
         <w:rFonts w:ascii="Calibri" w:hAnsi="Calibri"/>
         <w:sz w:val="20"/>
       </w:rPr>
-      <w:t>Prepared using Python, Pandas &amp; Matplotlib</w:t>
+      <w:t xml:space="preserve">Prepared by Sunidhi Shinde | Python, Pandas &amp; Matplotlib | Page </w:t>
     </w:r>
     <w:r>
-      <w:rPr>
-        <w:rFonts w:ascii="Calibri" w:hAnsi="Calibri"/>
-        <w:sz w:val="20"/>
-      </w:rPr>
-      <w:t xml:space="preserve"> | Page </w:t>
       <w:fldChar w:fldCharType="begin"/>
-      <w:instrText xml:space="preserve">PAGE</w:instrText>
-      <w:fldChar w:fldCharType="separate"/>
-      <w:fldChar w:fldCharType="end"/>
     </w:r>
     <w:r>
+      <w:instrText>PAGE</w:instrText>
+    </w:r>
+    <w:r>
+      <w:fldChar w:fldCharType="separate"/>
+    </w:r>
+    <w:r>
       <w:rPr>
         <w:rFonts w:ascii="Calibri" w:hAnsi="Calibri"/>
         <w:sz w:val="20"/>
       </w:rPr>
-      <w:t xml:space="preserve"> of </w:t>
+      <w:t xml:space="preserve"> of 11</w:t>
+    </w:r>
+    <w:r>
+      <w:fldChar w:fldCharType="end"/>
     </w:r>
   </w:p>
 </w:ftr>
 </file>
 
+<file path=word/footnotes.xml><?xml version="1.0" encoding="utf-8"?>
+<w:footnotes xmlns:wpc="http://schemas.microsoft.com/office/word/2010/wordprocessingCanvas" xmlns:cx="http://schemas.microsoft.com/office/drawing/2014/chartex" xmlns:cx1="http://schemas.microsoft.com/office/drawing/2015/9/8/chartex" xmlns:cx2="http://schemas.microsoft.com/office/drawing/2015/10/21/chartex" xmlns:cx3="http://schemas.microsoft.com/office/drawing/2016/5/9/chartex" xmlns:cx4="http://schemas.microsoft.com/office/drawing/2016/5/10/chartex" xmlns:cx5="http://schemas.microsoft.com/office/drawing/2016/5/11/chartex" xmlns:cx6="http://schemas.microsoft.com/office/drawing/2016/5/12/chartex" xmlns:cx7="http://schemas.microsoft.com/office/drawing/2016/5/13/chartex" xmlns:cx8="http://schemas.microsoft.com/office/drawing/2016/5/14/chartex" xmlns:mc="http://schemas.openxmlformats.org/markup-compatibility/2006" xmlns:aink="http://schemas.microsoft.com/office/drawing/2016/ink" xmlns:am3d="http://schemas.microsoft.com/office/drawing/2017/model3d" xmlns:o="urn:schemas-microsoft-com:office:office" xmlns:oel="http://schemas.microsoft.com/office/2019/extlst" xmlns:r="http://schemas.openxmlformats.org/officeDocument/2006/relationships" xmlns:m="http://schemas.openxmlformats.org/officeDocument/2006/math" xmlns:v="urn:schemas-microsoft-com:vml" xmlns:wp14="http://schemas.microsoft.com/office/word/2010/wordprocessingDrawing" xmlns:wp="http://schemas.openxmlformats.org/drawingml/2006/wordprocessingDrawing" xmlns:w10="urn:schemas-microsoft-com:office:word" xmlns:w="http://schemas.openxmlformats.org/wordprocessingml/2006/main" xmlns:w14="http://schemas.microsoft.com/office/word/2010/wordml" xmlns:w15="http://schemas.microsoft.com/office/word/2012/wordml" xmlns:w16cex="http://schemas.microsoft.com/office/word/2018/wordml/cex" xmlns:w16cid="http://schemas.microsoft.com/office/word/2016/wordml/cid" xmlns:w16="http://schemas.microsoft.com/office/word/2018/wordml" xmlns:w16du="http://schemas.microsoft.com/office/word/2023/wordml/word16du" xmlns:w16sdtdh="http://schemas.microsoft.com/office/word/2020/wordml/sdtdatahash" xmlns:w16sdtfl="http://schemas.microsoft.com/office/word/2024/wordml/sdtformatlock" xmlns:w16se="http://schemas.microsoft.com/office/word/2015/wordml/symex" xmlns:wpg="http://schemas.microsoft.com/office/word/2010/wordprocessingGroup" xmlns:wpi="http://schemas.microsoft.com/office/word/2010/wordprocessingInk" xmlns:wne="http://schemas.microsoft.com/office/word/2006/wordml" xmlns:wps="http://schemas.microsoft.com/office/word/2010/wordprocessingShape" mc:Ignorable="w14 w15 w16se w16cid w16 w16cex w16sdtdh w16sdtfl w16du wp14">
+  <w:footnote w:type="separator" w:id="-1">
+    <w:p>
+      <w:pPr>
+        <w:spacing w:line="240" w:lineRule="auto"/>
+      </w:pPr>
+      <w:r>
+        <w:separator/>
+      </w:r>
+    </w:p>
+  </w:footnote>
+  <w:footnote w:type="continuationSeparator" w:id="0">
+    <w:p>
+      <w:pPr>
+        <w:spacing w:line="240" w:lineRule="auto"/>
+      </w:pPr>
+      <w:r>
+        <w:continuationSeparator/>
+      </w:r>
+    </w:p>
+  </w:footnote>
+</w:footnotes>
+</file>
+
 <file path=word/header1.xml><?xml version="1.0" encoding="utf-8"?>
-<w:hdr xmlns:m="http://schemas.openxmlformats.org/officeDocument/2006/math" xmlns:mc="http://schemas.openxmlformats.org/markup-compatibility/2006" xmlns:mo="http://schemas.microsoft.com/office/mac/office/2008/main" xmlns:mv="urn:schemas-microsoft-com:mac:vml" xmlns:o="urn:schemas-microsoft-com:office:office" xmlns:r="http://schemas.openxmlformats.org/officeDocument/2006/relationships" xmlns:v="urn:schemas-microsoft-com:vml" xmlns:w10="urn:schemas-microsoft-com:office:word" xmlns:w14="http://schemas.microsoft.com/office/word/2010/wordml" xmlns:w="http://schemas.openxmlformats.org/wordprocessingml/2006/main" xmlns:wne="http://schemas.microsoft.com/office/word/2006/wordml" xmlns:wp14="http://schemas.microsoft.com/office/word/2010/wordprocessingDrawing" xmlns:wp="http://schemas.openxmlformats.org/drawingml/2006/wordprocessingDrawing" xmlns:wpc="http://schemas.microsoft.com/office/word/2010/wordprocessingCanvas" xmlns:wpg="http://schemas.microsoft.com/office/word/2010/wordprocessingGroup" xmlns:wpi="http://schemas.microsoft.com/office/word/2010/wordprocessingInk" xmlns:wps="http://schemas.microsoft.com/office/word/2010/wordprocessingShape" mc:Ignorable="w14 wp14">
-  <w:p>
-    <w:pPr>
-      <w:pStyle w:val="Header"/>
-    </w:pPr>
-    <w:r/>
-  </w:p>
+<w:hdr xmlns:wpc="http://schemas.microsoft.com/office/word/2010/wordprocessingCanvas" xmlns:cx="http://schemas.microsoft.com/office/drawing/2014/chartex" xmlns:cx1="http://schemas.microsoft.com/office/drawing/2015/9/8/chartex" xmlns:cx2="http://schemas.microsoft.com/office/drawing/2015/10/21/chartex" xmlns:cx3="http://schemas.microsoft.com/office/drawing/2016/5/9/chartex" xmlns:cx4="http://schemas.microsoft.com/office/drawing/2016/5/10/chartex" xmlns:cx5="http://schemas.microsoft.com/office/drawing/2016/5/11/chartex" xmlns:cx6="http://schemas.microsoft.com/office/drawing/2016/5/12/chartex" xmlns:cx7="http://schemas.microsoft.com/office/drawing/2016/5/13/chartex" xmlns:cx8="http://schemas.microsoft.com/office/drawing/2016/5/14/chartex" xmlns:mc="http://schemas.openxmlformats.org/markup-compatibility/2006" xmlns:aink="http://schemas.microsoft.com/office/drawing/2016/ink" xmlns:am3d="http://schemas.microsoft.com/office/drawing/2017/model3d" xmlns:o="urn:schemas-microsoft-com:office:office" xmlns:oel="http://schemas.microsoft.com/office/2019/extlst" xmlns:r="http://schemas.openxmlformats.org/officeDocument/2006/relationships" xmlns:m="http://schemas.openxmlformats.org/officeDocument/2006/math" xmlns:v="urn:schemas-microsoft-com:vml" xmlns:wp14="http://schemas.microsoft.com/office/word/2010/wordprocessingDrawing" xmlns:wp="http://schemas.openxmlformats.org/drawingml/2006/wordprocessingDrawing" xmlns:w10="urn:schemas-microsoft-com:office:word" xmlns:w="http://schemas.openxmlformats.org/wordprocessingml/2006/main" xmlns:w14="http://schemas.microsoft.com/office/word/2010/wordml" xmlns:w15="http://schemas.microsoft.com/office/word/2012/wordml" xmlns:w16cex="http://schemas.microsoft.com/office/word/2018/wordml/cex" xmlns:w16cid="http://schemas.microsoft.com/office/word/2016/wordml/cid" xmlns:w16="http://schemas.microsoft.com/office/word/2018/wordml" xmlns:w16du="http://schemas.microsoft.com/office/word/2023/wordml/word16du" xmlns:w16sdtdh="http://schemas.microsoft.com/office/word/2020/wordml/sdtdatahash" xmlns:w16sdtfl="http://schemas.microsoft.com/office/word/2024/wordml/sdtformatlock" xmlns:w16se="http://schemas.microsoft.com/office/word/2015/wordml/symex" xmlns:wpg="http://schemas.microsoft.com/office/word/2010/wordprocessingGroup" xmlns:wpi="http://schemas.microsoft.com/office/word/2010/wordprocessingInk" xmlns:wne="http://schemas.microsoft.com/office/word/2006/wordml" xmlns:wps="http://schemas.microsoft.com/office/word/2010/wordprocessingShape" mc:Ignorable="w14 w15 w16se w16cid w16 w16cex w16sdtdh w16sdtfl w16du wp14">
+  <w:p/>
   <w:tbl>
     <w:tblPr>
-      <w:tblW w:type="auto" w:w="0"/>
+      <w:tblW w:w="0" w:type="auto"/>
       <w:tblLayout w:type="fixed"/>
-      <w:tblLook w:firstColumn="1" w:firstRow="1" w:lastColumn="0" w:lastRow="0" w:noHBand="0" w:noVBand="1" w:val="04A0"/>
+      <w:tblLook w:val="04A0" w:firstRow="1" w:lastRow="0" w:firstColumn="1" w:lastColumn="0" w:noHBand="0" w:noVBand="1"/>
     </w:tblPr>
     <w:tblGrid>
       <w:gridCol w:w="4680"/>
@@ -4702,25 +4839,13 @@
     <w:tr>
       <w:tc>
         <w:tcPr>
-          <w:tcW w:type="dxa" w:w="4680"/>
-          <w:tcBorders>
-            <w:top w:val="none" w:sz="0" w:space="0" w:color="auto"/>
-            <w:left w:val="none" w:sz="0" w:space="0" w:color="auto"/>
-            <w:bottom w:val="none" w:sz="0" w:space="0" w:color="auto"/>
-            <w:right w:val="none" w:sz="0" w:space="0" w:color="auto"/>
-            <w:insideH w:val="none" w:sz="0" w:space="0" w:color="auto"/>
-            <w:insideV w:val="none" w:sz="0" w:space="0" w:color="auto"/>
-          </w:tcBorders>
+          <w:tcW w:w="4680" w:type="dxa"/>
         </w:tcPr>
         <w:p>
-          <w:pPr>
-            <w:jc w:val="left"/>
-          </w:pPr>
           <w:r>
             <w:rPr>
               <w:rFonts w:ascii="Calibri" w:hAnsi="Calibri"/>
               <w:b/>
-              <w:sz w:val="22"/>
             </w:rPr>
             <w:t>Jar Growth Intern Assignment</w:t>
           </w:r>
@@ -4728,15 +4853,7 @@
       </w:tc>
       <w:tc>
         <w:tcPr>
-          <w:tcW w:type="dxa" w:w="4680"/>
-          <w:tcBorders>
-            <w:top w:val="none" w:sz="0" w:space="0" w:color="auto"/>
-            <w:left w:val="none" w:sz="0" w:space="0" w:color="auto"/>
-            <w:bottom w:val="none" w:sz="0" w:space="0" w:color="auto"/>
-            <w:right w:val="none" w:sz="0" w:space="0" w:color="auto"/>
-            <w:insideH w:val="none" w:sz="0" w:space="0" w:color="auto"/>
-            <w:insideV w:val="none" w:sz="0" w:space="0" w:color="auto"/>
-          </w:tcBorders>
+          <w:tcW w:w="4680" w:type="dxa"/>
         </w:tcPr>
         <w:p>
           <w:pPr>
@@ -4746,7 +4863,6 @@
             <w:rPr>
               <w:rFonts w:ascii="Calibri" w:hAnsi="Calibri"/>
               <w:b/>
-              <w:sz w:val="22"/>
             </w:rPr>
             <w:t>Sunidhi Shinde</w:t>
           </w:r>
@@ -6851,6 +6967,7 @@
   <w:style w:type="character" w:default="1" w:styleId="DefaultParagraphFont">
     <w:name w:val="Default Paragraph Font"/>
     <w:uiPriority w:val="1"/>
+    <w:semiHidden/>
     <w:unhideWhenUsed/>
   </w:style>
   <w:style w:type="table" w:default="1" w:styleId="TableNormal">

--- a/Report/Jar_Growth_Intern_Assignment_Report.docx
+++ b/Report/Jar_Growth_Intern_Assignment_Report.docx
@@ -209,7 +209,19 @@
         <w:rPr>
           <w:rFonts w:ascii="Calibri" w:hAnsi="Calibri"/>
         </w:rPr>
-        <w:t>20 July 2026</w:t>
+        <w:t>2</w:t>
+      </w:r>
+      <w:r>
+        <w:rPr>
+          <w:rFonts w:ascii="Calibri" w:hAnsi="Calibri"/>
+        </w:rPr>
+        <w:t>2</w:t>
+      </w:r>
+      <w:r>
+        <w:rPr>
+          <w:rFonts w:ascii="Calibri" w:hAnsi="Calibri"/>
+        </w:rPr>
+        <w:t xml:space="preserve"> July 2026</w:t>
       </w:r>
     </w:p>
     <w:p>
